--- a/01-decision-trees-random-forests/Demo_Lesson_plan_ Dilrabo_Khidirova.docx
+++ b/01-decision-trees-random-forests/Demo_Lesson_plan_ Dilrabo_Khidirova.docx
@@ -4183,24 +4183,6 @@
                 <w:szCs w:val="28"/>
               </w:rPr>
             </w:pPr>
-            <w:r>
-              <w:rPr>
-                <w:rFonts w:eastAsia="Arial"/>
-                <w:sz w:val="28"/>
-                <w:szCs w:val="28"/>
-              </w:rPr>
-              <w:t>Saved file: 01-decision-trees-random-forests/</w:t>
-            </w:r>
-            <w:proofErr w:type="spellStart"/>
-            <w:r>
-              <w:rPr>
-                <w:rFonts w:eastAsia="Arial"/>
-                <w:sz w:val="28"/>
-                <w:szCs w:val="28"/>
-              </w:rPr>
-              <w:t>warm_up_board.excalidraw</w:t>
-            </w:r>
-            <w:proofErr w:type="spellEnd"/>
           </w:p>
         </w:tc>
       </w:tr>
@@ -4210,6 +4192,13 @@
         <w:pStyle w:val="Heading1"/>
         <w:jc w:val="both"/>
         <w:rPr>
+          <w:rFonts w:ascii="Times New Roman" w:hAnsi="Times New Roman" w:cs="Times New Roman"/>
+          <w:sz w:val="28"/>
+          <w:szCs w:val="28"/>
+        </w:rPr>
+      </w:pPr>
+      <w:r>
+        <w:rPr>
           <w:rFonts w:ascii="Times New Roman" w:eastAsia="Arial" w:hAnsi="Times New Roman" w:cs="Times New Roman"/>
           <w:b/>
           <w:bCs/>
@@ -4217,12 +4206,10 @@
           <w:sz w:val="28"/>
           <w:szCs w:val="28"/>
         </w:rPr>
-      </w:pPr>
-    </w:p>
-    <w:p>
-      <w:pPr>
-        <w:pStyle w:val="Heading1"/>
-        <w:jc w:val="both"/>
+        <w:lastRenderedPageBreak/>
+        <w:t xml:space="preserve">5. Phase 2 </w:t>
+      </w:r>
+      <w:r>
         <w:rPr>
           <w:rFonts w:ascii="Times New Roman" w:eastAsia="Arial" w:hAnsi="Times New Roman" w:cs="Times New Roman"/>
           <w:b/>
@@ -4231,12 +4218,9 @@
           <w:sz w:val="28"/>
           <w:szCs w:val="28"/>
         </w:rPr>
-      </w:pPr>
-    </w:p>
-    <w:p>
-      <w:pPr>
-        <w:pStyle w:val="Heading1"/>
-        <w:jc w:val="both"/>
+        <w:t xml:space="preserve">- </w:t>
+      </w:r>
+      <w:r>
         <w:rPr>
           <w:rFonts w:ascii="Times New Roman" w:eastAsia="Arial" w:hAnsi="Times New Roman" w:cs="Times New Roman"/>
           <w:b/>
@@ -4245,210 +4229,7 @@
           <w:sz w:val="28"/>
           <w:szCs w:val="28"/>
         </w:rPr>
-      </w:pPr>
-    </w:p>
-    <w:p>
-      <w:pPr>
-        <w:pStyle w:val="Heading1"/>
-        <w:jc w:val="both"/>
-        <w:rPr>
-          <w:rFonts w:ascii="Times New Roman" w:eastAsia="Arial" w:hAnsi="Times New Roman" w:cs="Times New Roman"/>
-          <w:b/>
-          <w:bCs/>
-          <w:color w:val="1F4E79"/>
-          <w:sz w:val="28"/>
-          <w:szCs w:val="28"/>
-        </w:rPr>
-      </w:pPr>
-    </w:p>
-    <w:p>
-      <w:pPr>
-        <w:pStyle w:val="Heading1"/>
-        <w:jc w:val="both"/>
-        <w:rPr>
-          <w:rFonts w:ascii="Times New Roman" w:eastAsia="Arial" w:hAnsi="Times New Roman" w:cs="Times New Roman"/>
-          <w:b/>
-          <w:bCs/>
-          <w:color w:val="1F4E79"/>
-          <w:sz w:val="28"/>
-          <w:szCs w:val="28"/>
-        </w:rPr>
-      </w:pPr>
-    </w:p>
-    <w:p>
-      <w:pPr>
-        <w:pStyle w:val="Heading1"/>
-        <w:jc w:val="both"/>
-        <w:rPr>
-          <w:rFonts w:ascii="Times New Roman" w:eastAsia="Arial" w:hAnsi="Times New Roman" w:cs="Times New Roman"/>
-          <w:b/>
-          <w:bCs/>
-          <w:color w:val="1F4E79"/>
-          <w:sz w:val="28"/>
-          <w:szCs w:val="28"/>
-        </w:rPr>
-      </w:pPr>
-    </w:p>
-    <w:p>
-      <w:pPr>
-        <w:pStyle w:val="Heading1"/>
-        <w:jc w:val="both"/>
-        <w:rPr>
-          <w:rFonts w:ascii="Times New Roman" w:eastAsia="Arial" w:hAnsi="Times New Roman" w:cs="Times New Roman"/>
-          <w:b/>
-          <w:bCs/>
-          <w:color w:val="1F4E79"/>
-          <w:sz w:val="28"/>
-          <w:szCs w:val="28"/>
-        </w:rPr>
-      </w:pPr>
-    </w:p>
-    <w:p>
-      <w:pPr>
-        <w:pStyle w:val="Heading1"/>
-        <w:jc w:val="both"/>
-        <w:rPr>
-          <w:rFonts w:ascii="Times New Roman" w:eastAsia="Arial" w:hAnsi="Times New Roman" w:cs="Times New Roman"/>
-          <w:b/>
-          <w:bCs/>
-          <w:color w:val="1F4E79"/>
-          <w:sz w:val="28"/>
-          <w:szCs w:val="28"/>
-        </w:rPr>
-      </w:pPr>
-    </w:p>
-    <w:p>
-      <w:pPr>
-        <w:pStyle w:val="Heading1"/>
-        <w:jc w:val="both"/>
-        <w:rPr>
-          <w:rFonts w:ascii="Times New Roman" w:eastAsia="Arial" w:hAnsi="Times New Roman" w:cs="Times New Roman"/>
-          <w:b/>
-          <w:bCs/>
-          <w:color w:val="1F4E79"/>
-          <w:sz w:val="28"/>
-          <w:szCs w:val="28"/>
-        </w:rPr>
-      </w:pPr>
-    </w:p>
-    <w:p>
-      <w:pPr>
-        <w:pStyle w:val="Heading1"/>
-        <w:jc w:val="both"/>
-        <w:rPr>
-          <w:rFonts w:ascii="Times New Roman" w:eastAsia="Arial" w:hAnsi="Times New Roman" w:cs="Times New Roman"/>
-          <w:b/>
-          <w:bCs/>
-          <w:color w:val="1F4E79"/>
-          <w:sz w:val="28"/>
-          <w:szCs w:val="28"/>
-        </w:rPr>
-      </w:pPr>
-    </w:p>
-    <w:p>
-      <w:pPr>
-        <w:pStyle w:val="Heading1"/>
-        <w:jc w:val="both"/>
-        <w:rPr>
-          <w:rFonts w:ascii="Times New Roman" w:eastAsia="Arial" w:hAnsi="Times New Roman" w:cs="Times New Roman"/>
-          <w:b/>
-          <w:bCs/>
-          <w:color w:val="1F4E79"/>
-          <w:sz w:val="28"/>
-          <w:szCs w:val="28"/>
-        </w:rPr>
-      </w:pPr>
-    </w:p>
-    <w:p>
-      <w:pPr>
-        <w:pStyle w:val="Heading1"/>
-        <w:jc w:val="both"/>
-        <w:rPr>
-          <w:rFonts w:ascii="Times New Roman" w:eastAsia="Arial" w:hAnsi="Times New Roman" w:cs="Times New Roman"/>
-          <w:b/>
-          <w:bCs/>
-          <w:color w:val="1F4E79"/>
-          <w:sz w:val="28"/>
-          <w:szCs w:val="28"/>
-        </w:rPr>
-      </w:pPr>
-    </w:p>
-    <w:p>
-      <w:pPr>
-        <w:pStyle w:val="Heading1"/>
-        <w:jc w:val="both"/>
-        <w:rPr>
-          <w:rFonts w:ascii="Times New Roman" w:eastAsia="Arial" w:hAnsi="Times New Roman" w:cs="Times New Roman"/>
-          <w:b/>
-          <w:bCs/>
-          <w:color w:val="1F4E79"/>
-          <w:sz w:val="28"/>
-          <w:szCs w:val="28"/>
-        </w:rPr>
-      </w:pPr>
-    </w:p>
-    <w:p>
-      <w:pPr>
-        <w:pStyle w:val="Heading1"/>
-        <w:jc w:val="both"/>
-        <w:rPr>
-          <w:rFonts w:ascii="Times New Roman" w:eastAsia="Arial" w:hAnsi="Times New Roman" w:cs="Times New Roman"/>
-          <w:b/>
-          <w:bCs/>
-          <w:color w:val="1F4E79"/>
-          <w:sz w:val="28"/>
-          <w:szCs w:val="28"/>
-        </w:rPr>
-      </w:pPr>
-    </w:p>
-    <w:p>
-      <w:pPr>
-        <w:pStyle w:val="Heading1"/>
-        <w:jc w:val="both"/>
-        <w:rPr>
-          <w:rFonts w:ascii="Times New Roman" w:eastAsia="Arial" w:hAnsi="Times New Roman" w:cs="Times New Roman"/>
-          <w:b/>
-          <w:bCs/>
-          <w:color w:val="1F4E79"/>
-          <w:sz w:val="28"/>
-          <w:szCs w:val="28"/>
-        </w:rPr>
-      </w:pPr>
-    </w:p>
-    <w:p>
-      <w:pPr>
-        <w:pStyle w:val="Heading1"/>
-        <w:jc w:val="both"/>
-        <w:rPr>
-          <w:rFonts w:ascii="Times New Roman" w:eastAsia="Arial" w:hAnsi="Times New Roman" w:cs="Times New Roman"/>
-          <w:b/>
-          <w:bCs/>
-          <w:color w:val="1F4E79"/>
-          <w:sz w:val="28"/>
-          <w:szCs w:val="28"/>
-        </w:rPr>
-      </w:pPr>
-    </w:p>
-    <w:p>
-      <w:pPr>
-        <w:pStyle w:val="Heading1"/>
-        <w:jc w:val="both"/>
-        <w:rPr>
-          <w:rFonts w:ascii="Times New Roman" w:hAnsi="Times New Roman" w:cs="Times New Roman"/>
-          <w:sz w:val="28"/>
-          <w:szCs w:val="28"/>
-        </w:rPr>
-      </w:pPr>
-      <w:r>
-        <w:rPr>
-          <w:rFonts w:ascii="Times New Roman" w:eastAsia="Arial" w:hAnsi="Times New Roman" w:cs="Times New Roman"/>
-          <w:b/>
-          <w:bCs/>
-          <w:color w:val="1F4E79"/>
-          <w:sz w:val="28"/>
-          <w:szCs w:val="28"/>
-        </w:rPr>
-        <w:t>5. Phase 2 — Diagnostic Assessment (15 minutes)</w:t>
+        <w:t>Diagnostic Assessment (15 minutes)</w:t>
       </w:r>
     </w:p>
     <w:tbl>
@@ -4499,25 +4280,14 @@
             </w:pPr>
             <w:r>
               <w:rPr>
-                <w:rFonts w:ascii="Segoe UI Emoji" w:eastAsia="Arial" w:hAnsi="Segoe UI Emoji" w:cs="Segoe UI Emoji"/>
+                <w:rFonts w:eastAsia="Arial"/>
                 <w:b/>
                 <w:bCs/>
                 <w:color w:val="FFFFFF"/>
                 <w:sz w:val="28"/>
                 <w:szCs w:val="28"/>
               </w:rPr>
-              <w:t>🎯</w:t>
-            </w:r>
-            <w:r>
-              <w:rPr>
-                <w:rFonts w:eastAsia="Arial"/>
-                <w:b/>
-                <w:bCs/>
-                <w:color w:val="FFFFFF"/>
-                <w:sz w:val="28"/>
-                <w:szCs w:val="28"/>
-              </w:rPr>
-              <w:t xml:space="preserve"> GOAL</w:t>
+              <w:t>GOAL</w:t>
             </w:r>
           </w:p>
         </w:tc>
@@ -4563,15 +4333,6 @@
     </w:tbl>
     <w:p>
       <w:pPr>
-        <w:jc w:val="both"/>
-        <w:rPr>
-          <w:sz w:val="28"/>
-          <w:szCs w:val="28"/>
-        </w:rPr>
-      </w:pPr>
-    </w:p>
-    <w:p>
-      <w:pPr>
         <w:pStyle w:val="Heading2"/>
         <w:jc w:val="both"/>
         <w:rPr>
@@ -4589,9 +4350,8 @@
           <w:sz w:val="28"/>
           <w:szCs w:val="28"/>
         </w:rPr>
-        <w:t xml:space="preserve">Activity A — </w:t>
+        <w:t xml:space="preserve">Activity A </w:t>
       </w:r>
-      <w:proofErr w:type="spellStart"/>
       <w:r>
         <w:rPr>
           <w:rFonts w:ascii="Times New Roman" w:eastAsia="Arial"/>
@@ -4601,6 +4361,29 @@
           <w:sz w:val="28"/>
           <w:szCs w:val="28"/>
         </w:rPr>
+        <w:t>-</w:t>
+      </w:r>
+      <w:r>
+        <w:rPr>
+          <w:rFonts w:ascii="Times New Roman" w:eastAsia="Arial"/>
+          <w:b/>
+          <w:bCs/>
+          <w:color w:val="2E75B6"/>
+          <w:sz w:val="28"/>
+          <w:szCs w:val="28"/>
+        </w:rPr>
+        <w:t xml:space="preserve"> </w:t>
+      </w:r>
+      <w:proofErr w:type="spellStart"/>
+      <w:r>
+        <w:rPr>
+          <w:rFonts w:ascii="Times New Roman" w:eastAsia="Arial"/>
+          <w:b/>
+          <w:bCs/>
+          <w:color w:val="2E75B6"/>
+          <w:sz w:val="28"/>
+          <w:szCs w:val="28"/>
+        </w:rPr>
         <w:t>Mentimeter</w:t>
       </w:r>
       <w:proofErr w:type="spellEnd"/>
@@ -4613,7 +4396,29 @@
           <w:sz w:val="28"/>
           <w:szCs w:val="28"/>
         </w:rPr>
-        <w:t xml:space="preserve"> 5 Slides (10 minutes)</w:t>
+        <w:t xml:space="preserve"> 5 Slides (</w:t>
+      </w:r>
+      <w:r>
+        <w:rPr>
+          <w:rFonts w:ascii="Times New Roman" w:eastAsia="Arial"/>
+          <w:b/>
+          <w:bCs/>
+          <w:color w:val="2E75B6"/>
+          <w:sz w:val="28"/>
+          <w:szCs w:val="28"/>
+        </w:rPr>
+        <w:t>7</w:t>
+      </w:r>
+      <w:r>
+        <w:rPr>
+          <w:rFonts w:ascii="Times New Roman" w:eastAsia="Arial"/>
+          <w:b/>
+          <w:bCs/>
+          <w:color w:val="2E75B6"/>
+          <w:sz w:val="28"/>
+          <w:szCs w:val="28"/>
+        </w:rPr>
+        <w:t xml:space="preserve"> minutes)</w:t>
       </w:r>
     </w:p>
     <w:p>
@@ -4962,7 +4767,23 @@
                 <w:sz w:val="28"/>
                 <w:szCs w:val="28"/>
               </w:rPr>
-              <w:t>See starting mental model — validates prior knowledge and sets the tone</w:t>
+              <w:t xml:space="preserve">See starting mental model </w:t>
+            </w:r>
+            <w:r>
+              <w:rPr>
+                <w:rFonts w:eastAsia="Arial"/>
+                <w:sz w:val="28"/>
+                <w:szCs w:val="28"/>
+              </w:rPr>
+              <w:t>-</w:t>
+            </w:r>
+            <w:r>
+              <w:rPr>
+                <w:rFonts w:eastAsia="Arial"/>
+                <w:sz w:val="28"/>
+                <w:szCs w:val="28"/>
+              </w:rPr>
+              <w:t xml:space="preserve"> validates prior knowledge and sets the tone</w:t>
             </w:r>
           </w:p>
         </w:tc>
@@ -5002,7 +4823,6 @@
                 <w:sz w:val="28"/>
                 <w:szCs w:val="28"/>
               </w:rPr>
-              <w:lastRenderedPageBreak/>
               <w:t>2</w:t>
             </w:r>
           </w:p>
@@ -5232,21 +5052,13 @@
             <w:pPr>
               <w:jc w:val="both"/>
               <w:rPr>
-                <w:sz w:val="28"/>
-                <w:szCs w:val="28"/>
-              </w:rPr>
-            </w:pPr>
-            <w:r>
-              <w:rPr>
                 <w:rFonts w:eastAsia="Arial"/>
                 <w:i/>
                 <w:iCs/>
                 <w:sz w:val="28"/>
                 <w:szCs w:val="28"/>
               </w:rPr>
-              <w:t xml:space="preserve">"Rate your confidence: Gini Impurity / Bootstrapping / </w:t>
-            </w:r>
-            <w:proofErr w:type="spellStart"/>
+            </w:pPr>
             <w:r>
               <w:rPr>
                 <w:rFonts w:eastAsia="Arial"/>
@@ -5255,9 +5067,14 @@
                 <w:sz w:val="28"/>
                 <w:szCs w:val="28"/>
               </w:rPr>
-              <w:t>Sklearn</w:t>
-            </w:r>
-            <w:proofErr w:type="spellEnd"/>
+              <w:t>"</w:t>
+            </w:r>
+            <w:r>
+              <w:rPr>
+                <w:lang w:eastAsia="en-US"/>
+              </w:rPr>
+              <w:t xml:space="preserve"> </w:t>
+            </w:r>
             <w:r>
               <w:rPr>
                 <w:rFonts w:eastAsia="Arial"/>
@@ -5266,7 +5083,26 @@
                 <w:sz w:val="28"/>
                 <w:szCs w:val="28"/>
               </w:rPr>
-              <w:t xml:space="preserve"> code"</w:t>
+              <w:t>Which split criterion is commonly used in decision trees?</w:t>
+            </w:r>
+          </w:p>
+          <w:p>
+            <w:pPr>
+              <w:jc w:val="both"/>
+              <w:rPr>
+                <w:sz w:val="28"/>
+                <w:szCs w:val="28"/>
+              </w:rPr>
+            </w:pPr>
+            <w:r>
+              <w:rPr>
+                <w:rFonts w:eastAsia="Arial"/>
+                <w:i/>
+                <w:iCs/>
+                <w:sz w:val="28"/>
+                <w:szCs w:val="28"/>
+              </w:rPr>
+              <w:t>"</w:t>
             </w:r>
           </w:p>
         </w:tc>
@@ -5301,7 +5137,22 @@
                 <w:sz w:val="28"/>
                 <w:szCs w:val="28"/>
               </w:rPr>
-              <w:t>Instantly maps confidence gaps — focus Phase 3 exactly where needed.</w:t>
+              <w:t xml:space="preserve">Correct: </w:t>
+            </w:r>
+            <w:r>
+              <w:rPr>
+                <w:rFonts w:eastAsia="Arial"/>
+                <w:sz w:val="28"/>
+                <w:szCs w:val="28"/>
+              </w:rPr>
+              <w:t xml:space="preserve"> </w:t>
+            </w:r>
+            <w:r>
+              <w:rPr>
+                <w:sz w:val="28"/>
+                <w:szCs w:val="28"/>
+              </w:rPr>
+              <w:t>Gini impurity</w:t>
             </w:r>
           </w:p>
         </w:tc>
@@ -5401,21 +5252,13 @@
             <w:pPr>
               <w:jc w:val="both"/>
               <w:rPr>
-                <w:sz w:val="28"/>
-                <w:szCs w:val="28"/>
-              </w:rPr>
-            </w:pPr>
-            <w:r>
-              <w:rPr>
                 <w:rFonts w:eastAsia="Arial"/>
                 <w:i/>
                 <w:iCs/>
                 <w:sz w:val="28"/>
                 <w:szCs w:val="28"/>
               </w:rPr>
-              <w:t xml:space="preserve">"Rank: </w:t>
-            </w:r>
-            <w:proofErr w:type="spellStart"/>
+            </w:pPr>
             <w:r>
               <w:rPr>
                 <w:rFonts w:eastAsia="Arial"/>
@@ -5424,9 +5267,14 @@
                 <w:sz w:val="28"/>
                 <w:szCs w:val="28"/>
               </w:rPr>
-              <w:t>max_depth</w:t>
-            </w:r>
-            <w:proofErr w:type="spellEnd"/>
+              <w:t>"</w:t>
+            </w:r>
+            <w:r>
+              <w:rPr>
+                <w:lang w:eastAsia="en-US"/>
+              </w:rPr>
+              <w:t xml:space="preserve"> </w:t>
+            </w:r>
             <w:r>
               <w:rPr>
                 <w:rFonts w:eastAsia="Arial"/>
@@ -5435,9 +5283,17 @@
                 <w:sz w:val="28"/>
                 <w:szCs w:val="28"/>
               </w:rPr>
-              <w:t xml:space="preserve">=1, </w:t>
-            </w:r>
-            <w:proofErr w:type="spellStart"/>
+              <w:t>Which statement best describes Random Forest?</w:t>
+            </w:r>
+          </w:p>
+          <w:p>
+            <w:pPr>
+              <w:jc w:val="both"/>
+              <w:rPr>
+                <w:sz w:val="28"/>
+                <w:szCs w:val="28"/>
+              </w:rPr>
+            </w:pPr>
             <w:r>
               <w:rPr>
                 <w:rFonts w:eastAsia="Arial"/>
@@ -5446,40 +5302,7 @@
                 <w:sz w:val="28"/>
                 <w:szCs w:val="28"/>
               </w:rPr>
-              <w:t>max_depth</w:t>
-            </w:r>
-            <w:proofErr w:type="spellEnd"/>
-            <w:r>
-              <w:rPr>
-                <w:rFonts w:eastAsia="Arial"/>
-                <w:i/>
-                <w:iCs/>
-                <w:sz w:val="28"/>
-                <w:szCs w:val="28"/>
-              </w:rPr>
-              <w:t xml:space="preserve">=4, </w:t>
-            </w:r>
-            <w:proofErr w:type="spellStart"/>
-            <w:r>
-              <w:rPr>
-                <w:rFonts w:eastAsia="Arial"/>
-                <w:i/>
-                <w:iCs/>
-                <w:sz w:val="28"/>
-                <w:szCs w:val="28"/>
-              </w:rPr>
-              <w:t>max_depth</w:t>
-            </w:r>
-            <w:proofErr w:type="spellEnd"/>
-            <w:r>
-              <w:rPr>
-                <w:rFonts w:eastAsia="Arial"/>
-                <w:i/>
-                <w:iCs/>
-                <w:sz w:val="28"/>
-                <w:szCs w:val="28"/>
-              </w:rPr>
-              <w:t>=20 — from Underfit to Overfit"</w:t>
+              <w:t>"</w:t>
             </w:r>
           </w:p>
         </w:tc>
@@ -5514,7 +5337,15 @@
                 <w:sz w:val="28"/>
                 <w:szCs w:val="28"/>
               </w:rPr>
-              <w:t>Correct: 1→4→20. Reveals if students understand the tradeoff.</w:t>
+              <w:t xml:space="preserve">Correct: </w:t>
+            </w:r>
+            <w:r>
+              <w:rPr>
+                <w:rFonts w:eastAsia="Arial"/>
+                <w:sz w:val="28"/>
+                <w:szCs w:val="28"/>
+              </w:rPr>
+              <w:t>A set of trees combined for prediction</w:t>
             </w:r>
           </w:p>
         </w:tc>
@@ -5669,15 +5500,6 @@
     </w:tbl>
     <w:p>
       <w:pPr>
-        <w:jc w:val="both"/>
-        <w:rPr>
-          <w:sz w:val="28"/>
-          <w:szCs w:val="28"/>
-        </w:rPr>
-      </w:pPr>
-    </w:p>
-    <w:p>
-      <w:pPr>
         <w:pStyle w:val="Heading2"/>
         <w:jc w:val="both"/>
         <w:rPr>
@@ -5695,9 +5517,8 @@
           <w:sz w:val="28"/>
           <w:szCs w:val="28"/>
         </w:rPr>
-        <w:t xml:space="preserve">Activity B — Bug Hunt in Google </w:t>
+        <w:t xml:space="preserve">Activity B </w:t>
       </w:r>
-      <w:proofErr w:type="spellStart"/>
       <w:r>
         <w:rPr>
           <w:rFonts w:ascii="Times New Roman" w:eastAsia="Arial"/>
@@ -5707,6 +5528,29 @@
           <w:sz w:val="28"/>
           <w:szCs w:val="28"/>
         </w:rPr>
+        <w:t>-</w:t>
+      </w:r>
+      <w:r>
+        <w:rPr>
+          <w:rFonts w:ascii="Times New Roman" w:eastAsia="Arial"/>
+          <w:b/>
+          <w:bCs/>
+          <w:color w:val="2E75B6"/>
+          <w:sz w:val="28"/>
+          <w:szCs w:val="28"/>
+        </w:rPr>
+        <w:t xml:space="preserve"> Bug Hunt in Google </w:t>
+      </w:r>
+      <w:proofErr w:type="spellStart"/>
+      <w:r>
+        <w:rPr>
+          <w:rFonts w:ascii="Times New Roman" w:eastAsia="Arial"/>
+          <w:b/>
+          <w:bCs/>
+          <w:color w:val="2E75B6"/>
+          <w:sz w:val="28"/>
+          <w:szCs w:val="28"/>
+        </w:rPr>
         <w:t>Colab</w:t>
       </w:r>
       <w:proofErr w:type="spellEnd"/>
@@ -5719,7 +5563,29 @@
           <w:sz w:val="28"/>
           <w:szCs w:val="28"/>
         </w:rPr>
-        <w:t xml:space="preserve"> (5 minutes)</w:t>
+        <w:t xml:space="preserve"> (</w:t>
+      </w:r>
+      <w:r>
+        <w:rPr>
+          <w:rFonts w:ascii="Times New Roman" w:eastAsia="Arial"/>
+          <w:b/>
+          <w:bCs/>
+          <w:color w:val="2E75B6"/>
+          <w:sz w:val="28"/>
+          <w:szCs w:val="28"/>
+        </w:rPr>
+        <w:t xml:space="preserve">8 </w:t>
+      </w:r>
+      <w:r>
+        <w:rPr>
+          <w:rFonts w:ascii="Times New Roman" w:eastAsia="Arial"/>
+          <w:b/>
+          <w:bCs/>
+          <w:color w:val="2E75B6"/>
+          <w:sz w:val="28"/>
+          <w:szCs w:val="28"/>
+        </w:rPr>
+        <w:t>minutes)</w:t>
       </w:r>
     </w:p>
     <w:p>
@@ -5822,7 +5688,29 @@
                 <w:sz w:val="28"/>
                 <w:szCs w:val="28"/>
               </w:rPr>
-              <w:t>BROKEN CODE — 3 BUGS TO FIND</w:t>
+              <w:t xml:space="preserve">BROKEN CODE </w:t>
+            </w:r>
+            <w:r>
+              <w:rPr>
+                <w:rFonts w:eastAsia="Arial"/>
+                <w:b/>
+                <w:bCs/>
+                <w:color w:val="FFFFFF"/>
+                <w:sz w:val="28"/>
+                <w:szCs w:val="28"/>
+              </w:rPr>
+              <w:t>-</w:t>
+            </w:r>
+            <w:r>
+              <w:rPr>
+                <w:rFonts w:eastAsia="Arial"/>
+                <w:b/>
+                <w:bCs/>
+                <w:color w:val="FFFFFF"/>
+                <w:sz w:val="28"/>
+                <w:szCs w:val="28"/>
+              </w:rPr>
+              <w:t xml:space="preserve"> 3 BUGS TO FIND</w:t>
             </w:r>
           </w:p>
         </w:tc>
@@ -6175,6 +6063,7 @@
                 <w:sz w:val="28"/>
                 <w:szCs w:val="28"/>
               </w:rPr>
+              <w:lastRenderedPageBreak/>
               <w:t xml:space="preserve">Answers: Bug 1 → fit on </w:t>
             </w:r>
             <w:proofErr w:type="spellStart"/>
@@ -6300,6 +6189,200 @@
         </w:rPr>
       </w:pPr>
     </w:p>
+    <w:tbl>
+      <w:tblPr>
+        <w:tblW w:w="9360" w:type="dxa"/>
+        <w:tblBorders>
+          <w:top w:val="single" w:sz="4" w:space="0" w:color="auto"/>
+          <w:left w:val="single" w:sz="4" w:space="0" w:color="auto"/>
+          <w:bottom w:val="single" w:sz="4" w:space="0" w:color="auto"/>
+          <w:right w:val="single" w:sz="4" w:space="0" w:color="auto"/>
+          <w:insideH w:val="single" w:sz="4" w:space="0" w:color="auto"/>
+          <w:insideV w:val="single" w:sz="4" w:space="0" w:color="auto"/>
+        </w:tblBorders>
+        <w:tblCellMar>
+          <w:left w:w="10" w:type="dxa"/>
+          <w:right w:w="10" w:type="dxa"/>
+        </w:tblCellMar>
+        <w:tblLook w:val="04A0" w:firstRow="1" w:lastRow="0" w:firstColumn="1" w:lastColumn="0" w:noHBand="0" w:noVBand="1"/>
+      </w:tblPr>
+      <w:tblGrid>
+        <w:gridCol w:w="9360"/>
+      </w:tblGrid>
+      <w:tr>
+        <w:tblPrEx>
+          <w:tblCellMar>
+            <w:top w:w="0" w:type="dxa"/>
+            <w:bottom w:w="0" w:type="dxa"/>
+          </w:tblCellMar>
+        </w:tblPrEx>
+        <w:tc>
+          <w:tcPr>
+            <w:tcW w:w="9360" w:type="dxa"/>
+            <w:tcBorders>
+              <w:top w:val="single" w:sz="1" w:space="0" w:color="CCCCCC"/>
+              <w:left w:val="single" w:sz="1" w:space="0" w:color="CCCCCC"/>
+              <w:bottom w:val="single" w:sz="1" w:space="0" w:color="CCCCCC"/>
+              <w:right w:val="single" w:sz="1" w:space="0" w:color="CCCCCC"/>
+            </w:tcBorders>
+            <w:shd w:val="clear" w:color="auto" w:fill="854F0B"/>
+            <w:tcMar>
+              <w:top w:w="80" w:type="dxa"/>
+              <w:left w:w="160" w:type="dxa"/>
+              <w:bottom w:w="80" w:type="dxa"/>
+              <w:right w:w="160" w:type="dxa"/>
+            </w:tcMar>
+          </w:tcPr>
+          <w:p>
+            <w:pPr>
+              <w:rPr>
+                <w:sz w:val="28"/>
+                <w:szCs w:val="28"/>
+              </w:rPr>
+            </w:pPr>
+            <w:r>
+              <w:rPr>
+                <w:rFonts w:eastAsia="Arial"/>
+                <w:b/>
+                <w:bCs/>
+                <w:color w:val="FFFFFF"/>
+                <w:sz w:val="28"/>
+                <w:szCs w:val="28"/>
+              </w:rPr>
+              <w:t>TOOLS &amp; MATERIALS</w:t>
+            </w:r>
+          </w:p>
+        </w:tc>
+      </w:tr>
+      <w:tr>
+        <w:tblPrEx>
+          <w:tblCellMar>
+            <w:top w:w="0" w:type="dxa"/>
+            <w:bottom w:w="0" w:type="dxa"/>
+          </w:tblCellMar>
+        </w:tblPrEx>
+        <w:tc>
+          <w:tcPr>
+            <w:tcW w:w="9360" w:type="dxa"/>
+            <w:tcBorders>
+              <w:top w:val="single" w:sz="1" w:space="0" w:color="CCCCCC"/>
+              <w:left w:val="single" w:sz="1" w:space="0" w:color="CCCCCC"/>
+              <w:bottom w:val="single" w:sz="1" w:space="0" w:color="CCCCCC"/>
+              <w:right w:val="single" w:sz="1" w:space="0" w:color="CCCCCC"/>
+            </w:tcBorders>
+            <w:shd w:val="clear" w:color="auto" w:fill="FAEEDA"/>
+            <w:tcMar>
+              <w:top w:w="120" w:type="dxa"/>
+              <w:left w:w="180" w:type="dxa"/>
+              <w:bottom w:w="120" w:type="dxa"/>
+              <w:right w:w="180" w:type="dxa"/>
+            </w:tcMar>
+          </w:tcPr>
+          <w:p>
+            <w:pPr>
+              <w:spacing w:after="80"/>
+              <w:rPr>
+                <w:sz w:val="28"/>
+                <w:szCs w:val="28"/>
+              </w:rPr>
+            </w:pPr>
+            <w:proofErr w:type="spellStart"/>
+            <w:r>
+              <w:rPr>
+                <w:rFonts w:eastAsia="Arial"/>
+                <w:sz w:val="28"/>
+                <w:szCs w:val="28"/>
+              </w:rPr>
+              <w:t>Mentimeter</w:t>
+            </w:r>
+            <w:proofErr w:type="spellEnd"/>
+            <w:r>
+              <w:rPr>
+                <w:rFonts w:eastAsia="Arial"/>
+                <w:sz w:val="28"/>
+                <w:szCs w:val="28"/>
+              </w:rPr>
+              <w:t xml:space="preserve">: </w:t>
+            </w:r>
+            <w:hyperlink r:id="rId16" w:history="1">
+              <w:r>
+                <w:rPr>
+                  <w:rStyle w:val="Hyperlink"/>
+                  <w:rFonts w:eastAsia="Arial"/>
+                  <w:sz w:val="28"/>
+                  <w:szCs w:val="28"/>
+                </w:rPr>
+                <w:t>Link</w:t>
+              </w:r>
+            </w:hyperlink>
+          </w:p>
+          <w:p>
+            <w:pPr>
+              <w:spacing w:after="80"/>
+              <w:rPr>
+                <w:sz w:val="28"/>
+                <w:szCs w:val="28"/>
+              </w:rPr>
+            </w:pPr>
+            <w:r>
+              <w:rPr>
+                <w:rFonts w:eastAsia="Arial"/>
+                <w:sz w:val="28"/>
+                <w:szCs w:val="28"/>
+              </w:rPr>
+              <w:t xml:space="preserve">Google </w:t>
+            </w:r>
+            <w:proofErr w:type="spellStart"/>
+            <w:r>
+              <w:rPr>
+                <w:rFonts w:eastAsia="Arial"/>
+                <w:sz w:val="28"/>
+                <w:szCs w:val="28"/>
+              </w:rPr>
+              <w:t>Colab</w:t>
+            </w:r>
+            <w:proofErr w:type="spellEnd"/>
+            <w:r>
+              <w:rPr>
+                <w:rFonts w:eastAsia="Arial"/>
+                <w:sz w:val="28"/>
+                <w:szCs w:val="28"/>
+              </w:rPr>
+              <w:t xml:space="preserve">: </w:t>
+            </w:r>
+            <w:hyperlink r:id="rId17" w:anchor="scrollTo=rbdC2AmEYSfZ" w:history="1">
+              <w:r>
+                <w:rPr>
+                  <w:rStyle w:val="Hyperlink"/>
+                  <w:rFonts w:eastAsia="Arial"/>
+                  <w:sz w:val="28"/>
+                  <w:szCs w:val="28"/>
+                </w:rPr>
+                <w:t>Link</w:t>
+              </w:r>
+            </w:hyperlink>
+          </w:p>
+          <w:p>
+            <w:pPr>
+              <w:spacing w:after="80"/>
+              <w:rPr>
+                <w:sz w:val="28"/>
+                <w:szCs w:val="28"/>
+              </w:rPr>
+            </w:pPr>
+          </w:p>
+        </w:tc>
+      </w:tr>
+    </w:tbl>
+    <w:p>
+      <w:pPr>
+        <w:jc w:val="both"/>
+        <w:rPr>
+          <w:sz w:val="28"/>
+          <w:szCs w:val="28"/>
+        </w:rPr>
+      </w:pPr>
+    </w:p>
     <w:p>
       <w:pPr>
         <w:jc w:val="both"/>
@@ -6345,7 +6428,29 @@
           <w:szCs w:val="28"/>
         </w:rPr>
         <w:lastRenderedPageBreak/>
-        <w:t>6. Phase 3 — Q&amp;A &amp; Deep Dive on Complex Concepts (20 minutes)</w:t>
+        <w:t xml:space="preserve">6. Phase 3 </w:t>
+      </w:r>
+      <w:r>
+        <w:rPr>
+          <w:rFonts w:ascii="Times New Roman" w:eastAsia="Arial" w:hAnsi="Times New Roman" w:cs="Times New Roman"/>
+          <w:b/>
+          <w:bCs/>
+          <w:color w:val="1F4E79"/>
+          <w:sz w:val="28"/>
+          <w:szCs w:val="28"/>
+        </w:rPr>
+        <w:t>-</w:t>
+      </w:r>
+      <w:r>
+        <w:rPr>
+          <w:rFonts w:ascii="Times New Roman" w:eastAsia="Arial" w:hAnsi="Times New Roman" w:cs="Times New Roman"/>
+          <w:b/>
+          <w:bCs/>
+          <w:color w:val="1F4E79"/>
+          <w:sz w:val="28"/>
+          <w:szCs w:val="28"/>
+        </w:rPr>
+        <w:t xml:space="preserve"> Q&amp;A &amp; Deep Dive on Complex Concepts (20 minutes)</w:t>
       </w:r>
     </w:p>
     <w:tbl>
@@ -6396,25 +6501,14 @@
             </w:pPr>
             <w:r>
               <w:rPr>
-                <w:rFonts w:ascii="Segoe UI Emoji" w:eastAsia="Arial" w:hAnsi="Segoe UI Emoji" w:cs="Segoe UI Emoji"/>
+                <w:rFonts w:eastAsia="Arial"/>
                 <w:b/>
                 <w:bCs/>
                 <w:color w:val="FFFFFF"/>
                 <w:sz w:val="28"/>
                 <w:szCs w:val="28"/>
               </w:rPr>
-              <w:t>🎯</w:t>
-            </w:r>
-            <w:r>
-              <w:rPr>
-                <w:rFonts w:eastAsia="Arial"/>
-                <w:b/>
-                <w:bCs/>
-                <w:color w:val="FFFFFF"/>
-                <w:sz w:val="28"/>
-                <w:szCs w:val="28"/>
-              </w:rPr>
-              <w:t xml:space="preserve"> GOAL</w:t>
+              <w:t>GOAL</w:t>
             </w:r>
           </w:p>
         </w:tc>
@@ -6452,7 +6546,7 @@
                 <w:sz w:val="28"/>
                 <w:szCs w:val="28"/>
               </w:rPr>
-              <w:t>Explain the 3 hardest concepts using visual analogies and a custom interactive tool. Students discover understanding — not receive it. Every concept: analogy first → interaction → wow moment.</w:t>
+              <w:t>Explain the 3 hardest concepts using visual analogies and a custom interactive tool. Students discover understanding. Every concept: analogy first → interaction → wow moment.</w:t>
             </w:r>
           </w:p>
         </w:tc>
@@ -6537,25 +6631,14 @@
             </w:pPr>
             <w:r>
               <w:rPr>
-                <w:rFonts w:ascii="Segoe UI Symbol" w:eastAsia="Arial" w:hAnsi="Segoe UI Symbol" w:cs="Segoe UI Symbol"/>
+                <w:rFonts w:eastAsia="Arial"/>
                 <w:b/>
                 <w:bCs/>
                 <w:color w:val="FFFFFF"/>
                 <w:sz w:val="28"/>
                 <w:szCs w:val="28"/>
               </w:rPr>
-              <w:t>🎙</w:t>
-            </w:r>
-            <w:r>
-              <w:rPr>
-                <w:rFonts w:eastAsia="Arial"/>
-                <w:b/>
-                <w:bCs/>
-                <w:color w:val="FFFFFF"/>
-                <w:sz w:val="28"/>
-                <w:szCs w:val="28"/>
-              </w:rPr>
-              <w:t xml:space="preserve"> INSTRUCTOR SCRIPT — say this out loud</w:t>
+              <w:t xml:space="preserve">INSTRUCTOR SCRIPT </w:t>
             </w:r>
           </w:p>
         </w:tc>
@@ -6629,7 +6712,23 @@
                 <w:sz w:val="28"/>
                 <w:szCs w:val="28"/>
               </w:rPr>
-              <w:t>"Open the link I am sending now — this is our interactive concept explorer."</w:t>
+              <w:t xml:space="preserve">"Open the link I am sending now </w:t>
+            </w:r>
+            <w:r>
+              <w:rPr>
+                <w:rFonts w:eastAsia="Arial"/>
+                <w:sz w:val="28"/>
+                <w:szCs w:val="28"/>
+              </w:rPr>
+              <w:t>-</w:t>
+            </w:r>
+            <w:r>
+              <w:rPr>
+                <w:rFonts w:eastAsia="Arial"/>
+                <w:sz w:val="28"/>
+                <w:szCs w:val="28"/>
+              </w:rPr>
+              <w:t xml:space="preserve"> this is our interactive concept explorer."</w:t>
             </w:r>
           </w:p>
         </w:tc>
@@ -6662,17 +6761,6 @@
             </w:pPr>
             <w:r>
               <w:rPr>
-                <w:rFonts w:ascii="Segoe UI Emoji" w:eastAsia="Arial" w:hAnsi="Segoe UI Emoji" w:cs="Segoe UI Emoji"/>
-                <w:b/>
-                <w:bCs/>
-                <w:color w:val="FFFFFF"/>
-                <w:sz w:val="28"/>
-                <w:szCs w:val="28"/>
-              </w:rPr>
-              <w:t>⚡</w:t>
-            </w:r>
-            <w:r>
-              <w:rPr>
                 <w:rFonts w:eastAsia="Arial"/>
                 <w:b/>
                 <w:bCs/>
@@ -6706,55 +6794,37 @@
           <w:p>
             <w:pPr>
               <w:spacing w:after="80"/>
-              <w:jc w:val="both"/>
-              <w:rPr>
-                <w:sz w:val="28"/>
-                <w:szCs w:val="28"/>
-              </w:rPr>
-            </w:pPr>
-            <w:r>
-              <w:rPr>
-                <w:rFonts w:eastAsia="Arial"/>
-                <w:sz w:val="28"/>
-                <w:szCs w:val="28"/>
-              </w:rPr>
-              <w:t>Open file: D:/ml-teaching-lab/01-decision-trees-random-forests/complex_concepts_demo.html in Chrome</w:t>
-            </w:r>
-          </w:p>
-          <w:p>
-            <w:pPr>
-              <w:spacing w:after="80"/>
-              <w:jc w:val="both"/>
-              <w:rPr>
-                <w:sz w:val="28"/>
-                <w:szCs w:val="28"/>
-              </w:rPr>
-            </w:pPr>
-            <w:r>
-              <w:rPr>
-                <w:rFonts w:eastAsia="Arial"/>
-                <w:sz w:val="28"/>
-                <w:szCs w:val="28"/>
-              </w:rPr>
-              <w:t>Screenshare this browser tab in Zoom</w:t>
-            </w:r>
-          </w:p>
-          <w:p>
-            <w:pPr>
-              <w:spacing w:after="80"/>
-              <w:jc w:val="both"/>
-              <w:rPr>
-                <w:sz w:val="28"/>
-                <w:szCs w:val="28"/>
-              </w:rPr>
-            </w:pPr>
-            <w:r>
-              <w:rPr>
-                <w:rFonts w:eastAsia="Arial"/>
-                <w:sz w:val="28"/>
-                <w:szCs w:val="28"/>
-              </w:rPr>
-              <w:t>Students see a 3-tab interface: Gini Impurity | Bias-Variance | Ensemble Power</w:t>
+              <w:rPr>
+                <w:sz w:val="28"/>
+                <w:szCs w:val="28"/>
+              </w:rPr>
+            </w:pPr>
+            <w:r>
+              <w:rPr>
+                <w:rFonts w:eastAsia="Arial"/>
+                <w:sz w:val="28"/>
+                <w:szCs w:val="28"/>
+              </w:rPr>
+              <w:t xml:space="preserve">Open file: </w:t>
+            </w:r>
+            <w:hyperlink r:id="rId18" w:history="1">
+              <w:r>
+                <w:rPr>
+                  <w:rStyle w:val="Hyperlink"/>
+                  <w:rFonts w:eastAsia="Arial"/>
+                  <w:sz w:val="28"/>
+                  <w:szCs w:val="28"/>
+                </w:rPr>
+                <w:t>file:///D:/ml-teaching-lab/01-decision-trees-random-forests/complex_concepts_demo.html</w:t>
+              </w:r>
+            </w:hyperlink>
+            <w:r>
+              <w:rPr>
+                <w:rFonts w:eastAsia="Arial"/>
+                <w:sz w:val="28"/>
+                <w:szCs w:val="28"/>
+              </w:rPr>
+              <w:t xml:space="preserve"> </w:t>
             </w:r>
           </w:p>
         </w:tc>
@@ -6839,25 +6909,14 @@
             </w:pPr>
             <w:r>
               <w:rPr>
-                <w:rFonts w:ascii="Segoe UI Symbol" w:eastAsia="Arial" w:hAnsi="Segoe UI Symbol" w:cs="Segoe UI Symbol"/>
+                <w:rFonts w:eastAsia="Arial"/>
                 <w:b/>
                 <w:bCs/>
                 <w:color w:val="FFFFFF"/>
                 <w:sz w:val="28"/>
                 <w:szCs w:val="28"/>
               </w:rPr>
-              <w:t>🎙</w:t>
-            </w:r>
-            <w:r>
-              <w:rPr>
-                <w:rFonts w:eastAsia="Arial"/>
-                <w:b/>
-                <w:bCs/>
-                <w:color w:val="FFFFFF"/>
-                <w:sz w:val="28"/>
-                <w:szCs w:val="28"/>
-              </w:rPr>
-              <w:t xml:space="preserve"> INSTRUCTOR SCRIPT — say this out loud</w:t>
+              <w:t xml:space="preserve"> INSTRUCTOR SCRIPT </w:t>
             </w:r>
           </w:p>
         </w:tc>
@@ -6895,7 +6954,23 @@
                 <w:sz w:val="28"/>
                 <w:szCs w:val="28"/>
               </w:rPr>
-              <w:t>"Before I show any formula — let's build intuition."</w:t>
+              <w:t xml:space="preserve">"Before I show any formula </w:t>
+            </w:r>
+            <w:r>
+              <w:rPr>
+                <w:rFonts w:eastAsia="Arial"/>
+                <w:sz w:val="28"/>
+                <w:szCs w:val="28"/>
+              </w:rPr>
+              <w:t>-</w:t>
+            </w:r>
+            <w:r>
+              <w:rPr>
+                <w:rFonts w:eastAsia="Arial"/>
+                <w:sz w:val="28"/>
+                <w:szCs w:val="28"/>
+              </w:rPr>
+              <w:t xml:space="preserve"> let's build intuition."</w:t>
             </w:r>
           </w:p>
           <w:p>
@@ -6918,15 +6993,6 @@
           </w:p>
           <w:p>
             <w:pPr>
-              <w:jc w:val="both"/>
-              <w:rPr>
-                <w:sz w:val="28"/>
-                <w:szCs w:val="28"/>
-              </w:rPr>
-            </w:pPr>
-          </w:p>
-          <w:p>
-            <w:pPr>
               <w:spacing w:after="80"/>
               <w:jc w:val="both"/>
               <w:rPr>
@@ -6937,23 +7003,29 @@
             <w:r>
               <w:rPr>
                 <w:rFonts w:eastAsia="Arial"/>
-                <w:b/>
-                <w:bCs/>
-                <w:color w:val="1D9E75"/>
-                <w:sz w:val="28"/>
-                <w:szCs w:val="28"/>
-              </w:rPr>
-              <w:t>[ACTION: Add 5 chocolate scoops to Bowl A only]</w:t>
-            </w:r>
-          </w:p>
-          <w:p>
-            <w:pPr>
-              <w:jc w:val="both"/>
-              <w:rPr>
-                <w:sz w:val="28"/>
-                <w:szCs w:val="28"/>
-              </w:rPr>
-            </w:pPr>
+                <w:sz w:val="28"/>
+                <w:szCs w:val="28"/>
+              </w:rPr>
+              <w:t xml:space="preserve">"Gini = zero. Perfectly pure. One </w:t>
+            </w:r>
+            <w:proofErr w:type="spellStart"/>
+            <w:r>
+              <w:rPr>
+                <w:rFonts w:eastAsia="Arial"/>
+                <w:sz w:val="28"/>
+                <w:szCs w:val="28"/>
+              </w:rPr>
+              <w:t>flavour</w:t>
+            </w:r>
+            <w:proofErr w:type="spellEnd"/>
+            <w:r>
+              <w:rPr>
+                <w:rFonts w:eastAsia="Arial"/>
+                <w:sz w:val="28"/>
+                <w:szCs w:val="28"/>
+              </w:rPr>
+              <w:t>, one group."</w:t>
+            </w:r>
           </w:p>
           <w:p>
             <w:pPr>
@@ -6970,25 +7042,7 @@
                 <w:sz w:val="28"/>
                 <w:szCs w:val="28"/>
               </w:rPr>
-              <w:t xml:space="preserve">"Gini = zero. Perfectly pure. One </w:t>
-            </w:r>
-            <w:proofErr w:type="spellStart"/>
-            <w:r>
-              <w:rPr>
-                <w:rFonts w:eastAsia="Arial"/>
-                <w:sz w:val="28"/>
-                <w:szCs w:val="28"/>
-              </w:rPr>
-              <w:t>flavour</w:t>
-            </w:r>
-            <w:proofErr w:type="spellEnd"/>
-            <w:r>
-              <w:rPr>
-                <w:rFonts w:eastAsia="Arial"/>
-                <w:sz w:val="28"/>
-                <w:szCs w:val="28"/>
-              </w:rPr>
-              <w:t>, one group."</w:t>
+              <w:t>"Now watch what happens when I mix everything."</w:t>
             </w:r>
           </w:p>
           <w:p>
@@ -7006,17 +7060,8 @@
                 <w:sz w:val="28"/>
                 <w:szCs w:val="28"/>
               </w:rPr>
-              <w:t>"Now watch what happens when I mix everything."</w:t>
-            </w:r>
-          </w:p>
-          <w:p>
-            <w:pPr>
-              <w:jc w:val="both"/>
-              <w:rPr>
-                <w:sz w:val="28"/>
-                <w:szCs w:val="28"/>
-              </w:rPr>
-            </w:pPr>
+              <w:t>"Gini rises toward 0.5. More mixed = more impure = higher Gini."</w:t>
+            </w:r>
           </w:p>
           <w:p>
             <w:pPr>
@@ -7030,23 +7075,11 @@
             <w:r>
               <w:rPr>
                 <w:rFonts w:eastAsia="Arial"/>
-                <w:b/>
-                <w:bCs/>
-                <w:color w:val="1D9E75"/>
-                <w:sz w:val="28"/>
-                <w:szCs w:val="28"/>
-              </w:rPr>
-              <w:t>[ACTION: Add vanilla and strawberry to Bowl A]</w:t>
-            </w:r>
-          </w:p>
-          <w:p>
-            <w:pPr>
-              <w:jc w:val="both"/>
-              <w:rPr>
-                <w:sz w:val="28"/>
-                <w:szCs w:val="28"/>
-              </w:rPr>
-            </w:pPr>
+                <w:sz w:val="28"/>
+                <w:szCs w:val="28"/>
+              </w:rPr>
+              <w:t>"Now the hospital ward. Let me add patients."</w:t>
+            </w:r>
           </w:p>
           <w:p>
             <w:pPr>
@@ -7063,7 +7096,7 @@
                 <w:sz w:val="28"/>
                 <w:szCs w:val="28"/>
               </w:rPr>
-              <w:t>"Gini rises toward 0.5. More mixed = more impure = higher Gini."</w:t>
+              <w:t>"Watch the formula calculate itself live. Gini = 0.42."</w:t>
             </w:r>
           </w:p>
           <w:p>
@@ -7081,17 +7114,8 @@
                 <w:sz w:val="28"/>
                 <w:szCs w:val="28"/>
               </w:rPr>
-              <w:t>"Now the hospital ward. Let me add patients."</w:t>
-            </w:r>
-          </w:p>
-          <w:p>
-            <w:pPr>
-              <w:jc w:val="both"/>
-              <w:rPr>
-                <w:sz w:val="28"/>
-                <w:szCs w:val="28"/>
-              </w:rPr>
-            </w:pPr>
+              <w:t>"A Decision Tree asks ONE question at every node:"</w:t>
+            </w:r>
           </w:p>
           <w:p>
             <w:pPr>
@@ -7105,226 +7129,100 @@
             <w:r>
               <w:rPr>
                 <w:rFonts w:eastAsia="Arial"/>
-                <w:b/>
-                <w:bCs/>
-                <w:color w:val="1D9E75"/>
+                <w:sz w:val="28"/>
+                <w:szCs w:val="28"/>
+              </w:rPr>
+              <w:t>"Which split makes my groups most pure?"</w:t>
+            </w:r>
+          </w:p>
+          <w:p>
+            <w:pPr>
+              <w:spacing w:after="80"/>
+              <w:jc w:val="both"/>
+              <w:rPr>
+                <w:sz w:val="28"/>
+                <w:szCs w:val="28"/>
+              </w:rPr>
+            </w:pPr>
+            <w:r>
+              <w:rPr>
+                <w:rFonts w:eastAsia="Arial"/>
+                <w:sz w:val="28"/>
+                <w:szCs w:val="28"/>
+              </w:rPr>
+              <w:t>"The split with the lowest weighted Gini wins. That is the entire algorithm."</w:t>
+            </w:r>
+          </w:p>
+          <w:p>
+            <w:pPr>
+              <w:spacing w:after="80"/>
+              <w:jc w:val="both"/>
+              <w:rPr>
+                <w:sz w:val="28"/>
+                <w:szCs w:val="28"/>
+              </w:rPr>
+            </w:pPr>
+            <w:r>
+              <w:rPr>
+                <w:rFonts w:eastAsia="Arial"/>
+                <w:sz w:val="28"/>
+                <w:szCs w:val="28"/>
+              </w:rPr>
+              <w:t>"One question, repeated at every node. The math is just measuring how mixed the bowl is."</w:t>
+            </w:r>
+          </w:p>
+          <w:p>
+            <w:pPr>
+              <w:spacing w:after="80"/>
+              <w:jc w:val="both"/>
+              <w:rPr>
+                <w:sz w:val="28"/>
+                <w:szCs w:val="28"/>
+              </w:rPr>
+            </w:pPr>
+            <w:r>
+              <w:rPr>
+                <w:rFonts w:eastAsia="Arial"/>
+                <w:sz w:val="28"/>
+                <w:szCs w:val="28"/>
+              </w:rPr>
+              <w:t>"What question would YOU ask to split these patients into purest groups? Type in chat."</w:t>
+            </w:r>
+          </w:p>
+          <w:p>
+            <w:pPr>
+              <w:spacing w:after="80"/>
+              <w:jc w:val="both"/>
+              <w:rPr>
+                <w:sz w:val="28"/>
+                <w:szCs w:val="28"/>
+              </w:rPr>
+            </w:pPr>
+            <w:r>
+              <w:rPr>
+                <w:rFonts w:eastAsia="Arial"/>
+                <w:sz w:val="28"/>
+                <w:szCs w:val="28"/>
+              </w:rPr>
+              <w:t>"Exactly. The tree automatically tests every possible question on every possible threshold"</w:t>
+            </w:r>
+          </w:p>
+          <w:p>
+            <w:pPr>
+              <w:spacing w:after="80"/>
+              <w:jc w:val="both"/>
+              <w:rPr>
+                <w:sz w:val="28"/>
+                <w:szCs w:val="28"/>
+              </w:rPr>
+            </w:pPr>
+            <w:r>
+              <w:rPr>
+                <w:rFonts w:eastAsia="Arial"/>
                 <w:sz w:val="28"/>
                 <w:szCs w:val="28"/>
               </w:rPr>
               <w:lastRenderedPageBreak/>
-              <w:t>[ACTION: Click the Demo button — 7 sick + 3 healthy appears in Bowl B automatically]</w:t>
-            </w:r>
-          </w:p>
-          <w:p>
-            <w:pPr>
-              <w:jc w:val="both"/>
-              <w:rPr>
-                <w:sz w:val="28"/>
-                <w:szCs w:val="28"/>
-              </w:rPr>
-            </w:pPr>
-          </w:p>
-          <w:p>
-            <w:pPr>
-              <w:spacing w:after="80"/>
-              <w:jc w:val="both"/>
-              <w:rPr>
-                <w:sz w:val="28"/>
-                <w:szCs w:val="28"/>
-              </w:rPr>
-            </w:pPr>
-            <w:r>
-              <w:rPr>
-                <w:rFonts w:eastAsia="Arial"/>
-                <w:sz w:val="28"/>
-                <w:szCs w:val="28"/>
-              </w:rPr>
-              <w:t>"Watch the formula calculate itself live. Gini = 0.42."</w:t>
-            </w:r>
-          </w:p>
-          <w:p>
-            <w:pPr>
-              <w:spacing w:after="80"/>
-              <w:jc w:val="both"/>
-              <w:rPr>
-                <w:sz w:val="28"/>
-                <w:szCs w:val="28"/>
-              </w:rPr>
-            </w:pPr>
-            <w:r>
-              <w:rPr>
-                <w:rFonts w:eastAsia="Arial"/>
-                <w:sz w:val="28"/>
-                <w:szCs w:val="28"/>
-              </w:rPr>
-              <w:t>"A Decision Tree asks ONE question at every node:"</w:t>
-            </w:r>
-          </w:p>
-          <w:p>
-            <w:pPr>
-              <w:spacing w:after="80"/>
-              <w:jc w:val="both"/>
-              <w:rPr>
-                <w:sz w:val="28"/>
-                <w:szCs w:val="28"/>
-              </w:rPr>
-            </w:pPr>
-            <w:r>
-              <w:rPr>
-                <w:rFonts w:eastAsia="Arial"/>
-                <w:sz w:val="28"/>
-                <w:szCs w:val="28"/>
-              </w:rPr>
-              <w:t>"Which split makes my groups most pure?"</w:t>
-            </w:r>
-          </w:p>
-          <w:p>
-            <w:pPr>
-              <w:spacing w:after="80"/>
-              <w:jc w:val="both"/>
-              <w:rPr>
-                <w:sz w:val="28"/>
-                <w:szCs w:val="28"/>
-              </w:rPr>
-            </w:pPr>
-            <w:r>
-              <w:rPr>
-                <w:rFonts w:eastAsia="Arial"/>
-                <w:sz w:val="28"/>
-                <w:szCs w:val="28"/>
-              </w:rPr>
-              <w:t>"The split with the lowest weighted Gini wins. That is the entire algorithm."</w:t>
-            </w:r>
-          </w:p>
-          <w:p>
-            <w:pPr>
-              <w:spacing w:after="80"/>
-              <w:jc w:val="both"/>
-              <w:rPr>
-                <w:sz w:val="28"/>
-                <w:szCs w:val="28"/>
-              </w:rPr>
-            </w:pPr>
-            <w:r>
-              <w:rPr>
-                <w:rFonts w:eastAsia="Arial"/>
-                <w:sz w:val="28"/>
-                <w:szCs w:val="28"/>
-              </w:rPr>
-              <w:t>"One question, repeated at every node. The math is just measuring how mixed the bowl is."</w:t>
-            </w:r>
-          </w:p>
-          <w:p>
-            <w:pPr>
-              <w:jc w:val="both"/>
-              <w:rPr>
-                <w:sz w:val="28"/>
-                <w:szCs w:val="28"/>
-              </w:rPr>
-            </w:pPr>
-          </w:p>
-          <w:p>
-            <w:pPr>
-              <w:spacing w:after="80"/>
-              <w:jc w:val="both"/>
-              <w:rPr>
-                <w:sz w:val="28"/>
-                <w:szCs w:val="28"/>
-              </w:rPr>
-            </w:pPr>
-            <w:r>
-              <w:rPr>
-                <w:rFonts w:eastAsia="Arial"/>
-                <w:b/>
-                <w:bCs/>
-                <w:color w:val="854F0B"/>
-                <w:sz w:val="28"/>
-                <w:szCs w:val="28"/>
-              </w:rPr>
-              <w:t>[PAUSE — wait 5 seconds]</w:t>
-            </w:r>
-          </w:p>
-          <w:p>
-            <w:pPr>
-              <w:spacing w:after="80"/>
-              <w:jc w:val="both"/>
-              <w:rPr>
-                <w:sz w:val="28"/>
-                <w:szCs w:val="28"/>
-              </w:rPr>
-            </w:pPr>
-            <w:r>
-              <w:rPr>
-                <w:rFonts w:eastAsia="Arial"/>
-                <w:sz w:val="28"/>
-                <w:szCs w:val="28"/>
-              </w:rPr>
-              <w:t>"What question would YOU ask to split these patients into purest groups? Type in chat."</w:t>
-            </w:r>
-          </w:p>
-          <w:p>
-            <w:pPr>
-              <w:spacing w:after="80"/>
-              <w:jc w:val="both"/>
-              <w:rPr>
-                <w:sz w:val="28"/>
-                <w:szCs w:val="28"/>
-              </w:rPr>
-            </w:pPr>
-            <w:r>
-              <w:rPr>
-                <w:rFonts w:eastAsia="Arial"/>
-                <w:b/>
-                <w:bCs/>
-                <w:color w:val="854F0B"/>
-                <w:sz w:val="28"/>
-                <w:szCs w:val="28"/>
-              </w:rPr>
-              <w:t>[Take 2 answers from chat]</w:t>
-            </w:r>
-          </w:p>
-          <w:p>
-            <w:pPr>
-              <w:jc w:val="both"/>
-              <w:rPr>
-                <w:sz w:val="28"/>
-                <w:szCs w:val="28"/>
-              </w:rPr>
-            </w:pPr>
-          </w:p>
-          <w:p>
-            <w:pPr>
-              <w:spacing w:after="80"/>
-              <w:jc w:val="both"/>
-              <w:rPr>
-                <w:sz w:val="28"/>
-                <w:szCs w:val="28"/>
-              </w:rPr>
-            </w:pPr>
-            <w:r>
-              <w:rPr>
-                <w:rFonts w:eastAsia="Arial"/>
-                <w:sz w:val="28"/>
-                <w:szCs w:val="28"/>
-              </w:rPr>
-              <w:t>"Exactly. The tree automatically tests every possible question on every possible threshold"</w:t>
-            </w:r>
-          </w:p>
-          <w:p>
-            <w:pPr>
-              <w:spacing w:after="80"/>
-              <w:jc w:val="both"/>
-              <w:rPr>
-                <w:sz w:val="28"/>
-                <w:szCs w:val="28"/>
-              </w:rPr>
-            </w:pPr>
-            <w:r>
-              <w:rPr>
-                <w:rFonts w:eastAsia="Arial"/>
-                <w:sz w:val="28"/>
-                <w:szCs w:val="28"/>
-              </w:rPr>
               <w:t>"</w:t>
             </w:r>
             <w:proofErr w:type="gramStart"/>
@@ -7413,7 +7311,29 @@
           <w:sz w:val="28"/>
           <w:szCs w:val="28"/>
         </w:rPr>
-        <w:t>Concept 2: Bias-Variance Tradeoff — The Goldilocks Problem (7 minutes)</w:t>
+        <w:t xml:space="preserve">Concept 2: Bias-Variance Tradeoff </w:t>
+      </w:r>
+      <w:r>
+        <w:rPr>
+          <w:rFonts w:ascii="Times New Roman" w:eastAsia="Arial"/>
+          <w:b/>
+          <w:bCs/>
+          <w:color w:val="2E75B6"/>
+          <w:sz w:val="28"/>
+          <w:szCs w:val="28"/>
+        </w:rPr>
+        <w:t>-</w:t>
+      </w:r>
+      <w:r>
+        <w:rPr>
+          <w:rFonts w:ascii="Times New Roman" w:eastAsia="Arial"/>
+          <w:b/>
+          <w:bCs/>
+          <w:color w:val="2E75B6"/>
+          <w:sz w:val="28"/>
+          <w:szCs w:val="28"/>
+        </w:rPr>
+        <w:t xml:space="preserve"> The Goldilocks Problem (7 minutes)</w:t>
       </w:r>
     </w:p>
     <w:tbl>
@@ -7464,25 +7384,14 @@
             </w:pPr>
             <w:r>
               <w:rPr>
-                <w:rFonts w:ascii="Segoe UI Symbol" w:eastAsia="Arial" w:hAnsi="Segoe UI Symbol" w:cs="Segoe UI Symbol"/>
+                <w:rFonts w:eastAsia="Arial"/>
                 <w:b/>
                 <w:bCs/>
                 <w:color w:val="FFFFFF"/>
                 <w:sz w:val="28"/>
                 <w:szCs w:val="28"/>
               </w:rPr>
-              <w:t>🎙</w:t>
-            </w:r>
-            <w:r>
-              <w:rPr>
-                <w:rFonts w:eastAsia="Arial"/>
-                <w:b/>
-                <w:bCs/>
-                <w:color w:val="FFFFFF"/>
-                <w:sz w:val="28"/>
-                <w:szCs w:val="28"/>
-              </w:rPr>
-              <w:t xml:space="preserve"> INSTRUCTOR SCRIPT — say this out loud</w:t>
+              <w:t xml:space="preserve">INSTRUCTOR SCRIPT </w:t>
             </w:r>
           </w:p>
         </w:tc>
@@ -7517,23 +7426,11 @@
             <w:r>
               <w:rPr>
                 <w:rFonts w:eastAsia="Arial"/>
-                <w:b/>
-                <w:bCs/>
-                <w:color w:val="1D9E75"/>
-                <w:sz w:val="28"/>
-                <w:szCs w:val="28"/>
-              </w:rPr>
-              <w:t>[ACTION: Click Tab 2 — Bias-Variance slider appears]</w:t>
-            </w:r>
-          </w:p>
-          <w:p>
-            <w:pPr>
-              <w:jc w:val="both"/>
-              <w:rPr>
-                <w:sz w:val="28"/>
-                <w:szCs w:val="28"/>
-              </w:rPr>
-            </w:pPr>
+                <w:sz w:val="28"/>
+                <w:szCs w:val="28"/>
+              </w:rPr>
+              <w:t>"I am going to drag this slider very slowly from 1 to 20."</w:t>
+            </w:r>
           </w:p>
           <w:p>
             <w:pPr>
@@ -7550,7 +7447,39 @@
                 <w:sz w:val="28"/>
                 <w:szCs w:val="28"/>
               </w:rPr>
-              <w:t>"I am going to drag this slider very slowly from 1 to 20."</w:t>
+              <w:t xml:space="preserve">"I want you to shout STOP </w:t>
+            </w:r>
+            <w:r>
+              <w:rPr>
+                <w:rFonts w:eastAsia="Arial"/>
+                <w:sz w:val="28"/>
+                <w:szCs w:val="28"/>
+              </w:rPr>
+              <w:t>-</w:t>
+            </w:r>
+            <w:r>
+              <w:rPr>
+                <w:rFonts w:eastAsia="Arial"/>
+                <w:sz w:val="28"/>
+                <w:szCs w:val="28"/>
+              </w:rPr>
+              <w:t xml:space="preserve"> in the chat </w:t>
+            </w:r>
+            <w:r>
+              <w:rPr>
+                <w:rFonts w:eastAsia="Arial"/>
+                <w:sz w:val="28"/>
+                <w:szCs w:val="28"/>
+              </w:rPr>
+              <w:t>-</w:t>
+            </w:r>
+            <w:r>
+              <w:rPr>
+                <w:rFonts w:eastAsia="Arial"/>
+                <w:sz w:val="28"/>
+                <w:szCs w:val="28"/>
+              </w:rPr>
+              <w:t xml:space="preserve"> when you think we hit the best balance."</w:t>
             </w:r>
           </w:p>
           <w:p>
@@ -7568,7 +7497,7 @@
                 <w:sz w:val="28"/>
                 <w:szCs w:val="28"/>
               </w:rPr>
-              <w:t>"I want you to shout STOP — in the chat — when you think we hit the best balance."</w:t>
+              <w:t>"Watch both numbers: Train Accuracy in red, Test Accuracy in blue."</w:t>
             </w:r>
           </w:p>
           <w:p>
@@ -7586,17 +7515,24 @@
                 <w:sz w:val="28"/>
                 <w:szCs w:val="28"/>
               </w:rPr>
-              <w:t>"Watch both numbers: Train Accuracy in red, Test Accuracy in blue."</w:t>
-            </w:r>
-          </w:p>
-          <w:p>
-            <w:pPr>
-              <w:jc w:val="both"/>
-              <w:rPr>
-                <w:sz w:val="28"/>
-                <w:szCs w:val="28"/>
-              </w:rPr>
-            </w:pPr>
+              <w:t xml:space="preserve">"Look </w:t>
+            </w:r>
+            <w:r>
+              <w:rPr>
+                <w:rFonts w:eastAsia="Arial"/>
+                <w:sz w:val="28"/>
+                <w:szCs w:val="28"/>
+              </w:rPr>
+              <w:t>-</w:t>
+            </w:r>
+            <w:r>
+              <w:rPr>
+                <w:rFonts w:eastAsia="Arial"/>
+                <w:sz w:val="28"/>
+                <w:szCs w:val="28"/>
+              </w:rPr>
+              <w:t xml:space="preserve"> 100% train accuracy. Looks amazing, right?"</w:t>
+            </w:r>
           </w:p>
           <w:p>
             <w:pPr>
@@ -7610,23 +7546,11 @@
             <w:r>
               <w:rPr>
                 <w:rFonts w:eastAsia="Arial"/>
-                <w:b/>
-                <w:bCs/>
-                <w:color w:val="1D9E75"/>
-                <w:sz w:val="28"/>
-                <w:szCs w:val="28"/>
-              </w:rPr>
-              <w:t>[ACTION: Drag depth slider slowly from 1 toward 20, pausing at each step. Read chat. Stop when someone types STOP.]</w:t>
-            </w:r>
-          </w:p>
-          <w:p>
-            <w:pPr>
-              <w:jc w:val="both"/>
-              <w:rPr>
-                <w:sz w:val="28"/>
-                <w:szCs w:val="28"/>
-              </w:rPr>
-            </w:pPr>
+                <w:sz w:val="28"/>
+                <w:szCs w:val="28"/>
+              </w:rPr>
+              <w:t>"But test accuracy collapsed to 51%. That is worse than flipping a coin."</w:t>
+            </w:r>
           </w:p>
           <w:p>
             <w:pPr>
@@ -7640,23 +7564,27 @@
             <w:r>
               <w:rPr>
                 <w:rFonts w:eastAsia="Arial"/>
-                <w:b/>
-                <w:bCs/>
-                <w:color w:val="854F0B"/>
-                <w:sz w:val="28"/>
-                <w:szCs w:val="28"/>
-              </w:rPr>
-              <w:t>[When someone types STOP — stop the slider. Discuss why they chose that depth.]</w:t>
-            </w:r>
-          </w:p>
-          <w:p>
-            <w:pPr>
-              <w:jc w:val="both"/>
-              <w:rPr>
-                <w:sz w:val="28"/>
-                <w:szCs w:val="28"/>
-              </w:rPr>
-            </w:pPr>
+                <w:sz w:val="28"/>
+                <w:szCs w:val="28"/>
+              </w:rPr>
+              <w:t xml:space="preserve">"The model memorized every training patient </w:t>
+            </w:r>
+            <w:r>
+              <w:rPr>
+                <w:rFonts w:eastAsia="Arial"/>
+                <w:sz w:val="28"/>
+                <w:szCs w:val="28"/>
+              </w:rPr>
+              <w:t>-</w:t>
+            </w:r>
+            <w:r>
+              <w:rPr>
+                <w:rFonts w:eastAsia="Arial"/>
+                <w:sz w:val="28"/>
+                <w:szCs w:val="28"/>
+              </w:rPr>
+              <w:t xml:space="preserve"> including the noise."</w:t>
+            </w:r>
           </w:p>
           <w:p>
             <w:pPr>
@@ -7670,23 +7598,27 @@
             <w:r>
               <w:rPr>
                 <w:rFonts w:eastAsia="Arial"/>
-                <w:b/>
-                <w:bCs/>
-                <w:color w:val="1D9E75"/>
-                <w:sz w:val="28"/>
-                <w:szCs w:val="28"/>
-              </w:rPr>
-              <w:t>[Then drag to depth=20]</w:t>
-            </w:r>
-          </w:p>
-          <w:p>
-            <w:pPr>
-              <w:jc w:val="both"/>
-              <w:rPr>
-                <w:sz w:val="28"/>
-                <w:szCs w:val="28"/>
-              </w:rPr>
-            </w:pPr>
+                <w:sz w:val="28"/>
+                <w:szCs w:val="28"/>
+              </w:rPr>
+              <w:t xml:space="preserve">"Like a student who memorizes exam answers word for word </w:t>
+            </w:r>
+            <w:r>
+              <w:rPr>
+                <w:rFonts w:eastAsia="Arial"/>
+                <w:sz w:val="28"/>
+                <w:szCs w:val="28"/>
+              </w:rPr>
+              <w:t>-</w:t>
+            </w:r>
+            <w:r>
+              <w:rPr>
+                <w:rFonts w:eastAsia="Arial"/>
+                <w:sz w:val="28"/>
+                <w:szCs w:val="28"/>
+              </w:rPr>
+              <w:t xml:space="preserve"> including typos."</w:t>
+            </w:r>
           </w:p>
           <w:p>
             <w:pPr>
@@ -7703,7 +7635,7 @@
                 <w:sz w:val="28"/>
                 <w:szCs w:val="28"/>
               </w:rPr>
-              <w:t>"Look — 100% train accuracy. Looks amazing, right?"</w:t>
+              <w:t>"They ace the practice exam. They fail completely when they see a new question."</w:t>
             </w:r>
           </w:p>
           <w:p>
@@ -7721,7 +7653,7 @@
                 <w:sz w:val="28"/>
                 <w:szCs w:val="28"/>
               </w:rPr>
-              <w:t>"But test accuracy collapsed to 51%. That is worse than flipping a coin."</w:t>
+              <w:t>"This is overfitting. This is HIGH VARIANCE."</w:t>
             </w:r>
           </w:p>
           <w:p>
@@ -7739,7 +7671,7 @@
                 <w:sz w:val="28"/>
                 <w:szCs w:val="28"/>
               </w:rPr>
-              <w:t>"The model memorized every training patient — including the noise."</w:t>
+              <w:t>"Now drag back to depth 2. Both numbers are low."</w:t>
             </w:r>
           </w:p>
           <w:p>
@@ -7757,7 +7689,7 @@
                 <w:sz w:val="28"/>
                 <w:szCs w:val="28"/>
               </w:rPr>
-              <w:t>"Like a student who memorizes exam answers word for word — including typos."</w:t>
+              <w:t>"The model is too simple to learn anything useful. HIGH BIAS."</w:t>
             </w:r>
           </w:p>
           <w:p>
@@ -7775,157 +7707,39 @@
                 <w:sz w:val="28"/>
                 <w:szCs w:val="28"/>
               </w:rPr>
-              <w:t>"They ace the practice exam. They fail completely when they see a new question."</w:t>
-            </w:r>
-          </w:p>
-          <w:p>
-            <w:pPr>
-              <w:spacing w:after="80"/>
-              <w:jc w:val="both"/>
-              <w:rPr>
-                <w:sz w:val="28"/>
-                <w:szCs w:val="28"/>
-              </w:rPr>
-            </w:pPr>
-            <w:r>
-              <w:rPr>
-                <w:rFonts w:eastAsia="Arial"/>
-                <w:sz w:val="28"/>
-                <w:szCs w:val="28"/>
-              </w:rPr>
-              <w:t>"This is overfitting. This is HIGH VARIANCE."</w:t>
-            </w:r>
-          </w:p>
-          <w:p>
-            <w:pPr>
-              <w:jc w:val="both"/>
-              <w:rPr>
-                <w:sz w:val="28"/>
-                <w:szCs w:val="28"/>
-              </w:rPr>
-            </w:pPr>
-          </w:p>
-          <w:p>
-            <w:pPr>
-              <w:spacing w:after="80"/>
-              <w:jc w:val="both"/>
-              <w:rPr>
-                <w:sz w:val="28"/>
-                <w:szCs w:val="28"/>
-              </w:rPr>
-            </w:pPr>
-            <w:r>
-              <w:rPr>
-                <w:rFonts w:eastAsia="Arial"/>
-                <w:b/>
-                <w:bCs/>
-                <w:color w:val="1D9E75"/>
-                <w:sz w:val="28"/>
-                <w:szCs w:val="28"/>
-              </w:rPr>
-              <w:t>[Drag back to depth=2]</w:t>
-            </w:r>
-          </w:p>
-          <w:p>
-            <w:pPr>
-              <w:jc w:val="both"/>
-              <w:rPr>
-                <w:sz w:val="28"/>
-                <w:szCs w:val="28"/>
-              </w:rPr>
-            </w:pPr>
-          </w:p>
-          <w:p>
-            <w:pPr>
-              <w:spacing w:after="80"/>
-              <w:jc w:val="both"/>
-              <w:rPr>
-                <w:sz w:val="28"/>
-                <w:szCs w:val="28"/>
-              </w:rPr>
-            </w:pPr>
-            <w:r>
-              <w:rPr>
-                <w:rFonts w:eastAsia="Arial"/>
-                <w:sz w:val="28"/>
-                <w:szCs w:val="28"/>
-              </w:rPr>
-              <w:t>"Now drag back to depth 2. Both numbers are low."</w:t>
-            </w:r>
-          </w:p>
-          <w:p>
-            <w:pPr>
-              <w:spacing w:after="80"/>
-              <w:jc w:val="both"/>
-              <w:rPr>
-                <w:sz w:val="28"/>
-                <w:szCs w:val="28"/>
-              </w:rPr>
-            </w:pPr>
-            <w:r>
-              <w:rPr>
-                <w:rFonts w:eastAsia="Arial"/>
-                <w:sz w:val="28"/>
-                <w:szCs w:val="28"/>
-              </w:rPr>
-              <w:t>"The model is too simple to learn anything useful. HIGH BIAS."</w:t>
-            </w:r>
-          </w:p>
-          <w:p>
-            <w:pPr>
-              <w:jc w:val="both"/>
-              <w:rPr>
-                <w:sz w:val="28"/>
-                <w:szCs w:val="28"/>
-              </w:rPr>
-            </w:pPr>
-          </w:p>
-          <w:p>
-            <w:pPr>
-              <w:spacing w:after="80"/>
-              <w:jc w:val="both"/>
-              <w:rPr>
-                <w:sz w:val="28"/>
-                <w:szCs w:val="28"/>
-              </w:rPr>
-            </w:pPr>
-            <w:r>
-              <w:rPr>
-                <w:rFonts w:eastAsia="Arial"/>
-                <w:b/>
-                <w:bCs/>
-                <w:color w:val="1D9E75"/>
-                <w:sz w:val="28"/>
-                <w:szCs w:val="28"/>
-              </w:rPr>
-              <w:t>[Drag to depth=4]</w:t>
-            </w:r>
-          </w:p>
-          <w:p>
-            <w:pPr>
-              <w:jc w:val="both"/>
-              <w:rPr>
-                <w:sz w:val="28"/>
-                <w:szCs w:val="28"/>
-              </w:rPr>
-            </w:pPr>
-          </w:p>
-          <w:p>
-            <w:pPr>
-              <w:spacing w:after="80"/>
-              <w:jc w:val="both"/>
-              <w:rPr>
-                <w:sz w:val="28"/>
-                <w:szCs w:val="28"/>
-              </w:rPr>
-            </w:pPr>
-            <w:r>
-              <w:rPr>
-                <w:rFonts w:eastAsia="Arial"/>
-                <w:sz w:val="28"/>
-                <w:szCs w:val="28"/>
-              </w:rPr>
-              <w:t>"The sweet spot — depth 4 or 5 — is what we call the Goldilocks zone."</w:t>
+              <w:t xml:space="preserve">"The sweet spot </w:t>
+            </w:r>
+            <w:r>
+              <w:rPr>
+                <w:rFonts w:eastAsia="Arial"/>
+                <w:sz w:val="28"/>
+                <w:szCs w:val="28"/>
+              </w:rPr>
+              <w:t>-</w:t>
+            </w:r>
+            <w:r>
+              <w:rPr>
+                <w:rFonts w:eastAsia="Arial"/>
+                <w:sz w:val="28"/>
+                <w:szCs w:val="28"/>
+              </w:rPr>
+              <w:t xml:space="preserve"> depth 4 or 5 </w:t>
+            </w:r>
+            <w:r>
+              <w:rPr>
+                <w:rFonts w:eastAsia="Arial"/>
+                <w:sz w:val="28"/>
+                <w:szCs w:val="28"/>
+              </w:rPr>
+              <w:t>-</w:t>
+            </w:r>
+            <w:r>
+              <w:rPr>
+                <w:rFonts w:eastAsia="Arial"/>
+                <w:sz w:val="28"/>
+                <w:szCs w:val="28"/>
+              </w:rPr>
+              <w:t xml:space="preserve"> is what we call the Goldilocks zone."</w:t>
             </w:r>
           </w:p>
           <w:p>
@@ -7977,7 +7791,29 @@
           <w:sz w:val="28"/>
           <w:szCs w:val="28"/>
         </w:rPr>
-        <w:t>Concept 3: Ensemble Power — The Medical Committee (6 minutes)</w:t>
+        <w:t xml:space="preserve">Concept 3: Ensemble Power </w:t>
+      </w:r>
+      <w:r>
+        <w:rPr>
+          <w:rFonts w:ascii="Times New Roman" w:eastAsia="Arial"/>
+          <w:b/>
+          <w:bCs/>
+          <w:color w:val="2E75B6"/>
+          <w:sz w:val="28"/>
+          <w:szCs w:val="28"/>
+        </w:rPr>
+        <w:t>-</w:t>
+      </w:r>
+      <w:r>
+        <w:rPr>
+          <w:rFonts w:ascii="Times New Roman" w:eastAsia="Arial"/>
+          <w:b/>
+          <w:bCs/>
+          <w:color w:val="2E75B6"/>
+          <w:sz w:val="28"/>
+          <w:szCs w:val="28"/>
+        </w:rPr>
+        <w:t xml:space="preserve"> The Medical Committee (6 minutes)</w:t>
       </w:r>
     </w:p>
     <w:tbl>
@@ -8028,25 +7864,14 @@
             </w:pPr>
             <w:r>
               <w:rPr>
-                <w:rFonts w:ascii="Segoe UI Symbol" w:eastAsia="Arial" w:hAnsi="Segoe UI Symbol" w:cs="Segoe UI Symbol"/>
+                <w:rFonts w:eastAsia="Arial"/>
                 <w:b/>
                 <w:bCs/>
                 <w:color w:val="FFFFFF"/>
                 <w:sz w:val="28"/>
                 <w:szCs w:val="28"/>
               </w:rPr>
-              <w:t>🎙</w:t>
-            </w:r>
-            <w:r>
-              <w:rPr>
-                <w:rFonts w:eastAsia="Arial"/>
-                <w:b/>
-                <w:bCs/>
-                <w:color w:val="FFFFFF"/>
-                <w:sz w:val="28"/>
-                <w:szCs w:val="28"/>
-              </w:rPr>
-              <w:t xml:space="preserve"> INSTRUCTOR SCRIPT — say this out loud</w:t>
+              <w:t xml:space="preserve"> INSTRUCTOR SCRIPT </w:t>
             </w:r>
           </w:p>
         </w:tc>
@@ -8081,23 +7906,11 @@
             <w:r>
               <w:rPr>
                 <w:rFonts w:eastAsia="Arial"/>
-                <w:b/>
-                <w:bCs/>
-                <w:color w:val="1D9E75"/>
-                <w:sz w:val="28"/>
-                <w:szCs w:val="28"/>
-              </w:rPr>
-              <w:t>[ACTION: Click Tab 3 — Ensemble Power]</w:t>
-            </w:r>
-          </w:p>
-          <w:p>
-            <w:pPr>
-              <w:jc w:val="both"/>
-              <w:rPr>
-                <w:sz w:val="28"/>
-                <w:szCs w:val="28"/>
-              </w:rPr>
-            </w:pPr>
+                <w:sz w:val="28"/>
+                <w:szCs w:val="28"/>
+              </w:rPr>
+              <w:t>"Imagine you need a diagnosis. Life or death."</w:t>
+            </w:r>
           </w:p>
           <w:p>
             <w:pPr>
@@ -8114,7 +7927,23 @@
                 <w:sz w:val="28"/>
                 <w:szCs w:val="28"/>
               </w:rPr>
-              <w:t>"Imagine you need a diagnosis. Life or death."</w:t>
+              <w:t xml:space="preserve">"Would you trust </w:t>
+            </w:r>
+            <w:r>
+              <w:rPr>
+                <w:rFonts w:eastAsia="Arial"/>
+                <w:sz w:val="28"/>
+                <w:szCs w:val="28"/>
+              </w:rPr>
+              <w:t xml:space="preserve">one </w:t>
+            </w:r>
+            <w:r>
+              <w:rPr>
+                <w:rFonts w:eastAsia="Arial"/>
+                <w:sz w:val="28"/>
+                <w:szCs w:val="28"/>
+              </w:rPr>
+              <w:t>doctor?"</w:t>
             </w:r>
           </w:p>
           <w:p>
@@ -8132,7 +7961,7 @@
                 <w:sz w:val="28"/>
                 <w:szCs w:val="28"/>
               </w:rPr>
-              <w:t>"Would you trust ONE doctor?"</w:t>
+              <w:t>"Of course not. You would get a second opinion. A third. A committee."</w:t>
             </w:r>
           </w:p>
           <w:p>
@@ -8147,13 +7976,10 @@
             <w:r>
               <w:rPr>
                 <w:rFonts w:eastAsia="Arial"/>
-                <w:b/>
-                <w:bCs/>
-                <w:color w:val="854F0B"/>
-                <w:sz w:val="28"/>
-                <w:szCs w:val="28"/>
-              </w:rPr>
-              <w:t>[PAUSE — wait for chat responses]</w:t>
+                <w:sz w:val="28"/>
+                <w:szCs w:val="28"/>
+              </w:rPr>
+              <w:t>"That is Random Forest. But with one key difference from a normal committee."</w:t>
             </w:r>
           </w:p>
           <w:p>
@@ -8171,7 +7997,7 @@
                 <w:sz w:val="28"/>
                 <w:szCs w:val="28"/>
               </w:rPr>
-              <w:t>"Of course not. You would get a second opinion. A third. A committee."</w:t>
+              <w:t>"Watch carefully."</w:t>
             </w:r>
           </w:p>
           <w:p>
@@ -8189,7 +8015,39 @@
                 <w:sz w:val="28"/>
                 <w:szCs w:val="28"/>
               </w:rPr>
-              <w:t>"That is Random Forest. But with one key difference from a normal committee."</w:t>
+              <w:t xml:space="preserve">"5 doctors. Each sees </w:t>
+            </w:r>
+            <w:r>
+              <w:rPr>
+                <w:rFonts w:eastAsia="Arial"/>
+                <w:sz w:val="28"/>
+                <w:szCs w:val="28"/>
+              </w:rPr>
+              <w:t xml:space="preserve">different </w:t>
+            </w:r>
+            <w:r>
+              <w:rPr>
+                <w:rFonts w:eastAsia="Arial"/>
+                <w:sz w:val="28"/>
+                <w:szCs w:val="28"/>
+              </w:rPr>
+              <w:t xml:space="preserve">patient data </w:t>
+            </w:r>
+            <w:r>
+              <w:rPr>
+                <w:rFonts w:eastAsia="Arial"/>
+                <w:sz w:val="28"/>
+                <w:szCs w:val="28"/>
+              </w:rPr>
+              <w:t>-</w:t>
+            </w:r>
+            <w:r>
+              <w:rPr>
+                <w:rFonts w:eastAsia="Arial"/>
+                <w:sz w:val="28"/>
+                <w:szCs w:val="28"/>
+              </w:rPr>
+              <w:t xml:space="preserve"> chest pain, vessels, cholesterol."</w:t>
             </w:r>
           </w:p>
           <w:p>
@@ -8207,17 +8065,8 @@
                 <w:sz w:val="28"/>
                 <w:szCs w:val="28"/>
               </w:rPr>
-              <w:t>"Watch carefully."</w:t>
-            </w:r>
-          </w:p>
-          <w:p>
-            <w:pPr>
-              <w:jc w:val="both"/>
-              <w:rPr>
-                <w:sz w:val="28"/>
-                <w:szCs w:val="28"/>
-              </w:rPr>
-            </w:pPr>
+              <w:t>"Each is only 70 to 78 percent accurate alone."</w:t>
+            </w:r>
           </w:p>
           <w:p>
             <w:pPr>
@@ -8231,13 +8080,10 @@
             <w:r>
               <w:rPr>
                 <w:rFonts w:eastAsia="Arial"/>
-                <w:b/>
-                <w:bCs/>
-                <w:color w:val="1D9E75"/>
-                <w:sz w:val="28"/>
-                <w:szCs w:val="28"/>
-              </w:rPr>
-              <w:t>[ACTION: Click the 'Consult the medical committee' button]</w:t>
+                <w:sz w:val="28"/>
+                <w:szCs w:val="28"/>
+              </w:rPr>
+              <w:t>"3 voted YES. 2 voted NO. Majority wins."</w:t>
             </w:r>
           </w:p>
           <w:p>
@@ -8252,13 +8098,26 @@
             <w:r>
               <w:rPr>
                 <w:rFonts w:eastAsia="Arial"/>
-                <w:b/>
-                <w:bCs/>
-                <w:color w:val="1D9E75"/>
-                <w:sz w:val="28"/>
-                <w:szCs w:val="28"/>
-              </w:rPr>
-              <w:t>[ACTION: Let the animation play — doctors vote one by one with a delay]</w:t>
+                <w:sz w:val="28"/>
+                <w:szCs w:val="28"/>
+              </w:rPr>
+              <w:t xml:space="preserve">"Result: 85% accuracy </w:t>
+            </w:r>
+            <w:r>
+              <w:rPr>
+                <w:rFonts w:eastAsia="Arial"/>
+                <w:sz w:val="28"/>
+                <w:szCs w:val="28"/>
+              </w:rPr>
+              <w:t>-</w:t>
+            </w:r>
+            <w:r>
+              <w:rPr>
+                <w:rFonts w:eastAsia="Arial"/>
+                <w:sz w:val="28"/>
+                <w:szCs w:val="28"/>
+              </w:rPr>
+              <w:t xml:space="preserve"> better than any single doctor."</w:t>
             </w:r>
           </w:p>
           <w:p>
@@ -8285,7 +8144,24 @@
                 <w:sz w:val="28"/>
                 <w:szCs w:val="28"/>
               </w:rPr>
-              <w:t>"5 doctors. Each sees DIFFERENT patient data — chest pain, vessels, cholesterol."</w:t>
+              <w:lastRenderedPageBreak/>
+              <w:t xml:space="preserve">"Why? Because their errors are </w:t>
+            </w:r>
+            <w:r>
+              <w:rPr>
+                <w:rFonts w:eastAsia="Arial"/>
+                <w:sz w:val="28"/>
+                <w:szCs w:val="28"/>
+              </w:rPr>
+              <w:t xml:space="preserve">different </w:t>
+            </w:r>
+            <w:r>
+              <w:rPr>
+                <w:rFonts w:eastAsia="Arial"/>
+                <w:sz w:val="28"/>
+                <w:szCs w:val="28"/>
+              </w:rPr>
+              <w:t>errors."</w:t>
             </w:r>
           </w:p>
           <w:p>
@@ -8303,8 +8179,7 @@
                 <w:sz w:val="28"/>
                 <w:szCs w:val="28"/>
               </w:rPr>
-              <w:lastRenderedPageBreak/>
-              <w:t>"Each is only 70 to 78 percent accurate alone."</w:t>
+              <w:t>"Doctor 1 missed age. Doctor 2 missed vessels. Doctor 3 missed blood pressure."</w:t>
             </w:r>
           </w:p>
           <w:p>
@@ -8322,7 +8197,23 @@
                 <w:sz w:val="28"/>
                 <w:szCs w:val="28"/>
               </w:rPr>
-              <w:t>"3 voted YES. 2 voted NO. Majority wins."</w:t>
+              <w:t xml:space="preserve">"When they vote together </w:t>
+            </w:r>
+            <w:r>
+              <w:rPr>
+                <w:rFonts w:eastAsia="Arial"/>
+                <w:sz w:val="28"/>
+                <w:szCs w:val="28"/>
+              </w:rPr>
+              <w:t xml:space="preserve">- </w:t>
+            </w:r>
+            <w:r>
+              <w:rPr>
+                <w:rFonts w:eastAsia="Arial"/>
+                <w:sz w:val="28"/>
+                <w:szCs w:val="28"/>
+              </w:rPr>
+              <w:t>wrong answers cancel out."</w:t>
             </w:r>
           </w:p>
           <w:p>
@@ -8340,98 +8231,8 @@
                 <w:sz w:val="28"/>
                 <w:szCs w:val="28"/>
               </w:rPr>
-              <w:t>"Result: 85% accuracy — better than any single doctor."</w:t>
-            </w:r>
-          </w:p>
-          <w:p>
-            <w:pPr>
-              <w:jc w:val="both"/>
-              <w:rPr>
-                <w:sz w:val="28"/>
-                <w:szCs w:val="28"/>
-              </w:rPr>
-            </w:pPr>
-          </w:p>
-          <w:p>
-            <w:pPr>
-              <w:spacing w:after="80"/>
-              <w:jc w:val="both"/>
-              <w:rPr>
-                <w:sz w:val="28"/>
-                <w:szCs w:val="28"/>
-              </w:rPr>
-            </w:pPr>
-            <w:r>
-              <w:rPr>
-                <w:rFonts w:eastAsia="Arial"/>
-                <w:sz w:val="28"/>
-                <w:szCs w:val="28"/>
-              </w:rPr>
-              <w:t>"Why? Because their errors are DIFFERENT errors."</w:t>
-            </w:r>
-          </w:p>
-          <w:p>
-            <w:pPr>
-              <w:spacing w:after="80"/>
-              <w:jc w:val="both"/>
-              <w:rPr>
-                <w:sz w:val="28"/>
-                <w:szCs w:val="28"/>
-              </w:rPr>
-            </w:pPr>
-            <w:r>
-              <w:rPr>
-                <w:rFonts w:eastAsia="Arial"/>
-                <w:sz w:val="28"/>
-                <w:szCs w:val="28"/>
-              </w:rPr>
-              <w:t>"Doctor 1 missed age. Doctor 2 missed vessels. Doctor 3 missed blood pressure."</w:t>
-            </w:r>
-          </w:p>
-          <w:p>
-            <w:pPr>
-              <w:spacing w:after="80"/>
-              <w:jc w:val="both"/>
-              <w:rPr>
-                <w:sz w:val="28"/>
-                <w:szCs w:val="28"/>
-              </w:rPr>
-            </w:pPr>
-            <w:r>
-              <w:rPr>
-                <w:rFonts w:eastAsia="Arial"/>
-                <w:sz w:val="28"/>
-                <w:szCs w:val="28"/>
-              </w:rPr>
-              <w:t>"When they vote together — wrong answers cancel out."</w:t>
-            </w:r>
-          </w:p>
-          <w:p>
-            <w:pPr>
-              <w:spacing w:after="80"/>
-              <w:jc w:val="both"/>
-              <w:rPr>
-                <w:sz w:val="28"/>
-                <w:szCs w:val="28"/>
-              </w:rPr>
-            </w:pPr>
-            <w:r>
-              <w:rPr>
-                <w:rFonts w:eastAsia="Arial"/>
-                <w:sz w:val="28"/>
-                <w:szCs w:val="28"/>
-              </w:rPr>
               <w:t>"The correct answer survives."</w:t>
             </w:r>
-          </w:p>
-          <w:p>
-            <w:pPr>
-              <w:jc w:val="both"/>
-              <w:rPr>
-                <w:sz w:val="28"/>
-                <w:szCs w:val="28"/>
-              </w:rPr>
-            </w:pPr>
           </w:p>
           <w:p>
             <w:pPr>
@@ -8565,25 +8366,14 @@
             </w:pPr>
             <w:r>
               <w:rPr>
-                <w:rFonts w:ascii="Segoe UI Symbol" w:eastAsia="Arial" w:hAnsi="Segoe UI Symbol" w:cs="Segoe UI Symbol"/>
+                <w:rFonts w:eastAsia="Arial"/>
                 <w:b/>
                 <w:bCs/>
                 <w:color w:val="FFFFFF"/>
                 <w:sz w:val="28"/>
                 <w:szCs w:val="28"/>
               </w:rPr>
-              <w:t>🛠</w:t>
-            </w:r>
-            <w:r>
-              <w:rPr>
-                <w:rFonts w:eastAsia="Arial"/>
-                <w:b/>
-                <w:bCs/>
-                <w:color w:val="FFFFFF"/>
-                <w:sz w:val="28"/>
-                <w:szCs w:val="28"/>
-              </w:rPr>
-              <w:t xml:space="preserve"> TOOLS &amp; MATERIALS</w:t>
+              <w:t>TOOLS &amp; MATERIALS</w:t>
             </w:r>
           </w:p>
         </w:tc>
@@ -8621,25 +8411,78 @@
                 <w:sz w:val="28"/>
                 <w:szCs w:val="28"/>
               </w:rPr>
-              <w:t>File: complex_concepts_demo.html — open locally in Chrome, screenshare in Zoom</w:t>
-            </w:r>
+              <w:t>HTML f</w:t>
+            </w:r>
+            <w:r>
+              <w:rPr>
+                <w:rFonts w:eastAsia="Arial"/>
+                <w:sz w:val="28"/>
+                <w:szCs w:val="28"/>
+              </w:rPr>
+              <w:t>ile</w:t>
+            </w:r>
+            <w:r>
+              <w:rPr>
+                <w:rFonts w:eastAsia="Arial"/>
+                <w:sz w:val="28"/>
+                <w:szCs w:val="28"/>
+              </w:rPr>
+              <w:t xml:space="preserve">: </w:t>
+            </w:r>
+            <w:hyperlink r:id="rId19" w:history="1">
+              <w:r>
+                <w:rPr>
+                  <w:rStyle w:val="Hyperlink"/>
+                  <w:rFonts w:eastAsia="Arial"/>
+                  <w:sz w:val="28"/>
+                  <w:szCs w:val="28"/>
+                </w:rPr>
+                <w:t>Link</w:t>
+              </w:r>
+            </w:hyperlink>
           </w:p>
           <w:p>
             <w:pPr>
               <w:spacing w:after="80"/>
-              <w:jc w:val="both"/>
-              <w:rPr>
-                <w:sz w:val="28"/>
-                <w:szCs w:val="28"/>
-              </w:rPr>
-            </w:pPr>
-            <w:r>
-              <w:rPr>
-                <w:rFonts w:eastAsia="Arial"/>
-                <w:sz w:val="28"/>
-                <w:szCs w:val="28"/>
-              </w:rPr>
-              <w:t>Location: D:/ml-teaching-lab/01-decision-trees-random-forests/complex_concepts_demo.html</w:t>
+              <w:rPr>
+                <w:sz w:val="28"/>
+                <w:szCs w:val="28"/>
+              </w:rPr>
+            </w:pPr>
+            <w:r>
+              <w:rPr>
+                <w:rFonts w:eastAsia="Arial"/>
+                <w:sz w:val="28"/>
+                <w:szCs w:val="28"/>
+              </w:rPr>
+              <w:t>Location:</w:t>
+            </w:r>
+            <w:r>
+              <w:rPr>
+                <w:rFonts w:eastAsia="Arial"/>
+                <w:sz w:val="28"/>
+                <w:szCs w:val="28"/>
+              </w:rPr>
+              <w:t xml:space="preserve"> </w:t>
+            </w:r>
+            <w:hyperlink r:id="rId20" w:history="1">
+              <w:r>
+                <w:rPr>
+                  <w:rStyle w:val="Hyperlink"/>
+                  <w:rFonts w:eastAsia="Arial"/>
+                  <w:sz w:val="28"/>
+                  <w:szCs w:val="28"/>
+                </w:rPr>
+                <w:t>https://github.com/dilrabonu/ml-teaching-lab/tree/main/01-decision-trees-random-forests</w:t>
+              </w:r>
+            </w:hyperlink>
+            <w:r>
+              <w:rPr>
+                <w:rFonts w:eastAsia="Arial"/>
+                <w:sz w:val="28"/>
+                <w:szCs w:val="28"/>
+              </w:rPr>
+              <w:t xml:space="preserve"> </w:t>
             </w:r>
           </w:p>
           <w:p>
@@ -8657,25 +8500,34 @@
                 <w:sz w:val="28"/>
                 <w:szCs w:val="28"/>
               </w:rPr>
-              <w:t>Works fully OFFLINE — no internet needed on interview day</w:t>
-            </w:r>
-          </w:p>
-          <w:p>
-            <w:pPr>
-              <w:spacing w:after="80"/>
-              <w:jc w:val="both"/>
-              <w:rPr>
-                <w:sz w:val="28"/>
-                <w:szCs w:val="28"/>
-              </w:rPr>
-            </w:pPr>
-            <w:r>
-              <w:rPr>
-                <w:rFonts w:eastAsia="Arial"/>
-                <w:sz w:val="28"/>
-                <w:szCs w:val="28"/>
-              </w:rPr>
-              <w:t>Also open in second tab: mlu-explain.github.io/decision-tree — for additional visual</w:t>
+              <w:t>Visualization</w:t>
+            </w:r>
+            <w:r>
+              <w:rPr>
+                <w:rFonts w:eastAsia="Arial"/>
+                <w:sz w:val="28"/>
+                <w:szCs w:val="28"/>
+              </w:rPr>
+              <w:t xml:space="preserve">: </w:t>
+            </w:r>
+            <w:hyperlink r:id="rId21" w:history="1">
+              <w:r>
+                <w:rPr>
+                  <w:rStyle w:val="Hyperlink"/>
+                  <w:rFonts w:eastAsia="Arial"/>
+                  <w:sz w:val="28"/>
+                  <w:szCs w:val="28"/>
+                </w:rPr>
+                <w:t>Link</w:t>
+              </w:r>
+            </w:hyperlink>
+            <w:r>
+              <w:rPr>
+                <w:rFonts w:eastAsia="Arial"/>
+                <w:sz w:val="28"/>
+                <w:szCs w:val="28"/>
+              </w:rPr>
+              <w:t xml:space="preserve"> </w:t>
             </w:r>
           </w:p>
         </w:tc>
@@ -8735,7 +8587,29 @@
           <w:szCs w:val="28"/>
         </w:rPr>
         <w:lastRenderedPageBreak/>
-        <w:t>7. Phase 4 — Case Study &amp; Live Coding (40 minutes)</w:t>
+        <w:t xml:space="preserve">7. Phase 4 </w:t>
+      </w:r>
+      <w:r>
+        <w:rPr>
+          <w:rFonts w:ascii="Times New Roman" w:eastAsia="Arial" w:hAnsi="Times New Roman" w:cs="Times New Roman"/>
+          <w:b/>
+          <w:bCs/>
+          <w:color w:val="1F4E79"/>
+          <w:sz w:val="28"/>
+          <w:szCs w:val="28"/>
+        </w:rPr>
+        <w:t>-</w:t>
+      </w:r>
+      <w:r>
+        <w:rPr>
+          <w:rFonts w:ascii="Times New Roman" w:eastAsia="Arial" w:hAnsi="Times New Roman" w:cs="Times New Roman"/>
+          <w:b/>
+          <w:bCs/>
+          <w:color w:val="1F4E79"/>
+          <w:sz w:val="28"/>
+          <w:szCs w:val="28"/>
+        </w:rPr>
+        <w:t xml:space="preserve"> Case Study &amp; Live Coding (40 minutes)</w:t>
       </w:r>
     </w:p>
     <w:tbl>
@@ -8786,25 +8660,14 @@
             </w:pPr>
             <w:r>
               <w:rPr>
-                <w:rFonts w:ascii="Segoe UI Emoji" w:eastAsia="Arial" w:hAnsi="Segoe UI Emoji" w:cs="Segoe UI Emoji"/>
+                <w:rFonts w:eastAsia="Arial"/>
                 <w:b/>
                 <w:bCs/>
                 <w:color w:val="FFFFFF"/>
                 <w:sz w:val="28"/>
                 <w:szCs w:val="28"/>
               </w:rPr>
-              <w:t>🎯</w:t>
-            </w:r>
-            <w:r>
-              <w:rPr>
-                <w:rFonts w:eastAsia="Arial"/>
-                <w:b/>
-                <w:bCs/>
-                <w:color w:val="FFFFFF"/>
-                <w:sz w:val="28"/>
-                <w:szCs w:val="28"/>
-              </w:rPr>
-              <w:t xml:space="preserve"> GOAL</w:t>
+              <w:t>GOAL</w:t>
             </w:r>
           </w:p>
         </w:tc>
@@ -8876,7 +8739,29 @@
           <w:sz w:val="28"/>
           <w:szCs w:val="28"/>
         </w:rPr>
-        <w:t>Story Hook — The Connection (2 minutes)</w:t>
+        <w:t xml:space="preserve">Story Hook </w:t>
+      </w:r>
+      <w:r>
+        <w:rPr>
+          <w:rFonts w:ascii="Times New Roman" w:eastAsia="Arial"/>
+          <w:b/>
+          <w:bCs/>
+          <w:color w:val="2E75B6"/>
+          <w:sz w:val="28"/>
+          <w:szCs w:val="28"/>
+        </w:rPr>
+        <w:t>-</w:t>
+      </w:r>
+      <w:r>
+        <w:rPr>
+          <w:rFonts w:ascii="Times New Roman" w:eastAsia="Arial"/>
+          <w:b/>
+          <w:bCs/>
+          <w:color w:val="2E75B6"/>
+          <w:sz w:val="28"/>
+          <w:szCs w:val="28"/>
+        </w:rPr>
+        <w:t xml:space="preserve"> The Connection (2 minutes)</w:t>
       </w:r>
     </w:p>
     <w:tbl>
@@ -8927,25 +8812,14 @@
             </w:pPr>
             <w:r>
               <w:rPr>
-                <w:rFonts w:ascii="Segoe UI Symbol" w:eastAsia="Arial" w:hAnsi="Segoe UI Symbol" w:cs="Segoe UI Symbol"/>
+                <w:rFonts w:eastAsia="Arial"/>
                 <w:b/>
                 <w:bCs/>
                 <w:color w:val="FFFFFF"/>
                 <w:sz w:val="28"/>
                 <w:szCs w:val="28"/>
               </w:rPr>
-              <w:t>🎙</w:t>
-            </w:r>
-            <w:r>
-              <w:rPr>
-                <w:rFonts w:eastAsia="Arial"/>
-                <w:b/>
-                <w:bCs/>
-                <w:color w:val="FFFFFF"/>
-                <w:sz w:val="28"/>
-                <w:szCs w:val="28"/>
-              </w:rPr>
-              <w:t xml:space="preserve"> INSTRUCTOR SCRIPT — say this out loud</w:t>
+              <w:t xml:space="preserve">INSTRUCTOR SCRIPT </w:t>
             </w:r>
           </w:p>
         </w:tc>
@@ -8983,7 +8857,39 @@
                 <w:sz w:val="28"/>
                 <w:szCs w:val="28"/>
               </w:rPr>
-              <w:t>"Remember the warm-up? You sorted 12 patient cards by hand — using gut feeling — in 4 minutes."</w:t>
+              <w:t xml:space="preserve">"Remember the warm-up? You sorted 12 patient cards by hand </w:t>
+            </w:r>
+            <w:r>
+              <w:rPr>
+                <w:rFonts w:eastAsia="Arial"/>
+                <w:sz w:val="28"/>
+                <w:szCs w:val="28"/>
+              </w:rPr>
+              <w:t>-</w:t>
+            </w:r>
+            <w:r>
+              <w:rPr>
+                <w:rFonts w:eastAsia="Arial"/>
+                <w:sz w:val="28"/>
+                <w:szCs w:val="28"/>
+              </w:rPr>
+              <w:t xml:space="preserve"> using gut feeling </w:t>
+            </w:r>
+            <w:r>
+              <w:rPr>
+                <w:rFonts w:eastAsia="Arial"/>
+                <w:sz w:val="28"/>
+                <w:szCs w:val="28"/>
+              </w:rPr>
+              <w:t>-</w:t>
+            </w:r>
+            <w:r>
+              <w:rPr>
+                <w:rFonts w:eastAsia="Arial"/>
+                <w:sz w:val="28"/>
+                <w:szCs w:val="28"/>
+              </w:rPr>
+              <w:t xml:space="preserve"> in 4 minutes."</w:t>
             </w:r>
           </w:p>
           <w:p>
@@ -9019,7 +8925,23 @@
                 <w:sz w:val="28"/>
                 <w:szCs w:val="28"/>
               </w:rPr>
-              <w:t>"We are going to build a model that sorts all 303 of them automatically — in 3 milliseconds."</w:t>
+              <w:t xml:space="preserve">"We are going to build a model that sorts all 303 of them automatically </w:t>
+            </w:r>
+            <w:r>
+              <w:rPr>
+                <w:rFonts w:eastAsia="Arial"/>
+                <w:sz w:val="28"/>
+                <w:szCs w:val="28"/>
+              </w:rPr>
+              <w:t>-</w:t>
+            </w:r>
+            <w:r>
+              <w:rPr>
+                <w:rFonts w:eastAsia="Arial"/>
+                <w:sz w:val="28"/>
+                <w:szCs w:val="28"/>
+              </w:rPr>
+              <w:t xml:space="preserve"> in 3 milliseconds."</w:t>
             </w:r>
           </w:p>
           <w:p>
@@ -9099,7 +9021,7 @@
           <w:sz w:val="28"/>
           <w:szCs w:val="28"/>
         </w:rPr>
-        <w:t>Live Coding — 9 Steps (23 minutes)</w:t>
+        <w:t>Live Coding (23 minutes)</w:t>
       </w:r>
     </w:p>
     <w:p>
@@ -9428,19 +9350,11 @@
             </w:pPr>
             <w:r>
               <w:rPr>
-                <w:rFonts w:ascii="Segoe UI Emoji" w:eastAsia="Courier New" w:hAnsi="Segoe UI Emoji" w:cs="Segoe UI Emoji"/>
-                <w:sz w:val="28"/>
-                <w:szCs w:val="28"/>
-              </w:rPr>
-              <w:t>✅</w:t>
-            </w:r>
-            <w:r>
-              <w:rPr>
                 <w:rFonts w:eastAsia="Courier New"/>
                 <w:sz w:val="28"/>
                 <w:szCs w:val="28"/>
               </w:rPr>
-              <w:t xml:space="preserve"> All libraries loaded successfully!</w:t>
+              <w:t>All libraries loaded successfully!</w:t>
             </w:r>
           </w:p>
         </w:tc>
@@ -9590,7 +9504,25 @@
                 <w:sz w:val="28"/>
                 <w:szCs w:val="28"/>
               </w:rPr>
-              <w:t>303 patients, 14 features — real hospital data</w:t>
+              <w:t xml:space="preserve">303 patients, 14 </w:t>
+            </w:r>
+            <w:proofErr w:type="gramStart"/>
+            <w:r>
+              <w:rPr>
+                <w:rFonts w:eastAsia="Courier New"/>
+                <w:sz w:val="28"/>
+                <w:szCs w:val="28"/>
+              </w:rPr>
+              <w:t>features  real</w:t>
+            </w:r>
+            <w:proofErr w:type="gramEnd"/>
+            <w:r>
+              <w:rPr>
+                <w:rFonts w:eastAsia="Courier New"/>
+                <w:sz w:val="28"/>
+                <w:szCs w:val="28"/>
+              </w:rPr>
+              <w:t xml:space="preserve"> hospital data</w:t>
             </w:r>
           </w:p>
         </w:tc>
@@ -9705,7 +9637,7 @@
                 <w:sz w:val="28"/>
                 <w:szCs w:val="28"/>
               </w:rPr>
-              <w:t>EDA — 4 distribution charts</w:t>
+              <w:t>EDA 4 distribution charts</w:t>
             </w:r>
           </w:p>
         </w:tc>
@@ -9927,7 +9859,29 @@
                 <w:sz w:val="28"/>
                 <w:szCs w:val="28"/>
               </w:rPr>
-              <w:t>Explain stratify — why class ratio must be preserved</w:t>
+              <w:t xml:space="preserve">Explain </w:t>
+            </w:r>
+            <w:proofErr w:type="gramStart"/>
+            <w:r>
+              <w:rPr>
+                <w:rFonts w:eastAsia="Arial"/>
+                <w:i/>
+                <w:iCs/>
+                <w:sz w:val="28"/>
+                <w:szCs w:val="28"/>
+              </w:rPr>
+              <w:t>stratify  why</w:t>
+            </w:r>
+            <w:proofErr w:type="gramEnd"/>
+            <w:r>
+              <w:rPr>
+                <w:rFonts w:eastAsia="Arial"/>
+                <w:i/>
+                <w:iCs/>
+                <w:sz w:val="28"/>
+                <w:szCs w:val="28"/>
+              </w:rPr>
+              <w:t xml:space="preserve"> class ratio must be preserved</w:t>
             </w:r>
           </w:p>
         </w:tc>
@@ -9967,7 +9921,6 @@
                 <w:sz w:val="28"/>
                 <w:szCs w:val="28"/>
               </w:rPr>
-              <w:lastRenderedPageBreak/>
               <w:t>5</w:t>
             </w:r>
           </w:p>
@@ -10078,7 +10031,7 @@
                 <w:sz w:val="28"/>
                 <w:szCs w:val="28"/>
               </w:rPr>
-              <w:t>STUDENTS SHOUT: Overfit! The gap is 28–32%!</w:t>
+              <w:t>Overfit! The gap is 28–32%!</w:t>
             </w:r>
           </w:p>
         </w:tc>
@@ -10118,6 +10071,7 @@
                 <w:sz w:val="28"/>
                 <w:szCs w:val="28"/>
               </w:rPr>
+              <w:lastRenderedPageBreak/>
               <w:t>6</w:t>
             </w:r>
           </w:p>
@@ -10720,15 +10674,6 @@
         </w:tc>
       </w:tr>
     </w:tbl>
-    <w:p>
-      <w:pPr>
-        <w:jc w:val="both"/>
-        <w:rPr>
-          <w:sz w:val="28"/>
-          <w:szCs w:val="28"/>
-        </w:rPr>
-      </w:pPr>
-    </w:p>
     <w:p>
       <w:pPr>
         <w:pStyle w:val="Heading2"/>
@@ -10799,25 +10744,14 @@
             </w:pPr>
             <w:r>
               <w:rPr>
-                <w:rFonts w:ascii="Segoe UI Symbol" w:eastAsia="Arial" w:hAnsi="Segoe UI Symbol" w:cs="Segoe UI Symbol"/>
+                <w:rFonts w:eastAsia="Arial"/>
                 <w:b/>
                 <w:bCs/>
                 <w:color w:val="FFFFFF"/>
                 <w:sz w:val="28"/>
                 <w:szCs w:val="28"/>
               </w:rPr>
-              <w:t>🎙</w:t>
-            </w:r>
-            <w:r>
-              <w:rPr>
-                <w:rFonts w:eastAsia="Arial"/>
-                <w:b/>
-                <w:bCs/>
-                <w:color w:val="FFFFFF"/>
-                <w:sz w:val="28"/>
-                <w:szCs w:val="28"/>
-              </w:rPr>
-              <w:t xml:space="preserve"> INSTRUCTOR SCRIPT — say this out loud</w:t>
+              <w:t>INSTRUCTOR SCRIPT</w:t>
             </w:r>
           </w:p>
         </w:tc>
@@ -10873,7 +10807,7 @@
                 <w:sz w:val="28"/>
                 <w:szCs w:val="28"/>
               </w:rPr>
-              <w:t>"Watch — every node is clickable. Every split shows the Gini value. Every leaf shows the patient distribution."</w:t>
+              <w:t>"Watch every node is clickable. Every split shows the Gini value. Every leaf shows the patient distribution."</w:t>
             </w:r>
           </w:p>
           <w:p>
@@ -10899,15 +10833,6 @@
     </w:tbl>
     <w:p>
       <w:pPr>
-        <w:jc w:val="both"/>
-        <w:rPr>
-          <w:sz w:val="28"/>
-          <w:szCs w:val="28"/>
-        </w:rPr>
-      </w:pPr>
-    </w:p>
-    <w:p>
-      <w:pPr>
         <w:pStyle w:val="Heading2"/>
         <w:jc w:val="both"/>
         <w:rPr>
@@ -10943,17 +10868,34 @@
           <w:sz w:val="28"/>
           <w:szCs w:val="28"/>
         </w:rPr>
-        <w:t>Split students into 3 groups. 12 minutes to work independently. 1-minute presentation each. Instructor gives live feedback after each group.</w:t>
+        <w:t xml:space="preserve">Split students into 3 groups. 12 minutes to work independently. 1-minute presentation each. Instructor gives live feedback after each </w:t>
       </w:r>
-    </w:p>
-    <w:p>
-      <w:pPr>
-        <w:jc w:val="both"/>
-        <w:rPr>
-          <w:sz w:val="28"/>
-          <w:szCs w:val="28"/>
-        </w:rPr>
-      </w:pPr>
+      <w:proofErr w:type="gramStart"/>
+      <w:r>
+        <w:rPr>
+          <w:rFonts w:eastAsia="Arial"/>
+          <w:sz w:val="28"/>
+          <w:szCs w:val="28"/>
+        </w:rPr>
+        <w:t>group.</w:t>
+      </w:r>
+      <w:r>
+        <w:rPr>
+          <w:rFonts w:eastAsia="Arial"/>
+          <w:sz w:val="28"/>
+          <w:szCs w:val="28"/>
+        </w:rPr>
+        <w:t>(</w:t>
+      </w:r>
+      <w:proofErr w:type="gramEnd"/>
+      <w:r>
+        <w:rPr>
+          <w:rFonts w:eastAsia="Arial"/>
+          <w:sz w:val="28"/>
+          <w:szCs w:val="28"/>
+        </w:rPr>
+        <w:t>divide groups in Teams)</w:t>
+      </w:r>
     </w:p>
     <w:tbl>
       <w:tblPr>
@@ -11435,7 +11377,6 @@
                 <w:sz w:val="28"/>
                 <w:szCs w:val="28"/>
               </w:rPr>
-              <w:lastRenderedPageBreak/>
               <w:t>plot_tree</w:t>
             </w:r>
             <w:proofErr w:type="spellEnd"/>
@@ -11482,7 +11423,6 @@
                 <w:sz w:val="28"/>
                 <w:szCs w:val="28"/>
               </w:rPr>
-              <w:lastRenderedPageBreak/>
               <w:t>"Can a doctor with no ML background understand this?"</w:t>
             </w:r>
           </w:p>
@@ -11524,6 +11464,7 @@
                 <w:sz w:val="28"/>
                 <w:szCs w:val="28"/>
               </w:rPr>
+              <w:lastRenderedPageBreak/>
               <w:t>C</w:t>
             </w:r>
           </w:p>
@@ -11693,7 +11634,29 @@
           <w:szCs w:val="28"/>
         </w:rPr>
         <w:lastRenderedPageBreak/>
-        <w:t>8. Phase 5 — Wrap-Up &amp; Reflection (10 minutes)</w:t>
+        <w:t xml:space="preserve">8. Phase 5 </w:t>
+      </w:r>
+      <w:r>
+        <w:rPr>
+          <w:rFonts w:ascii="Times New Roman" w:eastAsia="Arial" w:hAnsi="Times New Roman" w:cs="Times New Roman"/>
+          <w:b/>
+          <w:bCs/>
+          <w:color w:val="1F4E79"/>
+          <w:sz w:val="28"/>
+          <w:szCs w:val="28"/>
+        </w:rPr>
+        <w:t xml:space="preserve">- </w:t>
+      </w:r>
+      <w:r>
+        <w:rPr>
+          <w:rFonts w:ascii="Times New Roman" w:eastAsia="Arial" w:hAnsi="Times New Roman" w:cs="Times New Roman"/>
+          <w:b/>
+          <w:bCs/>
+          <w:color w:val="1F4E79"/>
+          <w:sz w:val="28"/>
+          <w:szCs w:val="28"/>
+        </w:rPr>
+        <w:t>Wrap-Up &amp; Reflection (10 minutes)</w:t>
       </w:r>
     </w:p>
     <w:tbl>
@@ -11744,25 +11707,14 @@
             </w:pPr>
             <w:r>
               <w:rPr>
-                <w:rFonts w:ascii="Segoe UI Emoji" w:eastAsia="Arial" w:hAnsi="Segoe UI Emoji" w:cs="Segoe UI Emoji"/>
+                <w:rFonts w:eastAsia="Arial"/>
                 <w:b/>
                 <w:bCs/>
                 <w:color w:val="FFFFFF"/>
                 <w:sz w:val="28"/>
                 <w:szCs w:val="28"/>
               </w:rPr>
-              <w:t>🎯</w:t>
-            </w:r>
-            <w:r>
-              <w:rPr>
-                <w:rFonts w:eastAsia="Arial"/>
-                <w:b/>
-                <w:bCs/>
-                <w:color w:val="FFFFFF"/>
-                <w:sz w:val="28"/>
-                <w:szCs w:val="28"/>
-              </w:rPr>
-              <w:t xml:space="preserve"> GOAL</w:t>
+              <w:t>GOAL</w:t>
             </w:r>
           </w:p>
         </w:tc>
@@ -11808,15 +11760,6 @@
     </w:tbl>
     <w:p>
       <w:pPr>
-        <w:jc w:val="both"/>
-        <w:rPr>
-          <w:sz w:val="28"/>
-          <w:szCs w:val="28"/>
-        </w:rPr>
-      </w:pPr>
-    </w:p>
-    <w:p>
-      <w:pPr>
         <w:pStyle w:val="Heading2"/>
         <w:jc w:val="both"/>
         <w:rPr>
@@ -11847,7 +11790,29 @@
           <w:sz w:val="28"/>
           <w:szCs w:val="28"/>
         </w:rPr>
-        <w:t xml:space="preserve"> Exit Ticket — 3-2-1 Reflection (5 minutes)</w:t>
+        <w:t xml:space="preserve"> Exit Ticket </w:t>
+      </w:r>
+      <w:r>
+        <w:rPr>
+          <w:rFonts w:ascii="Times New Roman" w:eastAsia="Arial"/>
+          <w:b/>
+          <w:bCs/>
+          <w:color w:val="2E75B6"/>
+          <w:sz w:val="28"/>
+          <w:szCs w:val="28"/>
+        </w:rPr>
+        <w:t>-</w:t>
+      </w:r>
+      <w:r>
+        <w:rPr>
+          <w:rFonts w:ascii="Times New Roman" w:eastAsia="Arial"/>
+          <w:b/>
+          <w:bCs/>
+          <w:color w:val="2E75B6"/>
+          <w:sz w:val="28"/>
+          <w:szCs w:val="28"/>
+        </w:rPr>
+        <w:t xml:space="preserve"> 3-2-1 Reflection (5 minutes)</w:t>
       </w:r>
     </w:p>
     <w:p>
@@ -11871,7 +11836,23 @@
           <w:sz w:val="28"/>
           <w:szCs w:val="28"/>
         </w:rPr>
-        <w:t>Slide 1 — Rating: 'How confident do you feel about Decision Trees &amp; Random Forests now?' (1–5 scale)</w:t>
+        <w:t xml:space="preserve">Slide 1 </w:t>
+      </w:r>
+      <w:r>
+        <w:rPr>
+          <w:rFonts w:eastAsia="Arial"/>
+          <w:sz w:val="28"/>
+          <w:szCs w:val="28"/>
+        </w:rPr>
+        <w:t>-</w:t>
+      </w:r>
+      <w:r>
+        <w:rPr>
+          <w:rFonts w:eastAsia="Arial"/>
+          <w:sz w:val="28"/>
+          <w:szCs w:val="28"/>
+        </w:rPr>
+        <w:t xml:space="preserve"> Rating: 'How confident do you feel about Decision Trees &amp; Random Forests now?' (1–5 scale)</w:t>
       </w:r>
     </w:p>
     <w:p>
@@ -11895,7 +11876,23 @@
           <w:sz w:val="28"/>
           <w:szCs w:val="28"/>
         </w:rPr>
-        <w:t>Slide 2 — Open Ended: 'Name 3 things you learned or understood today'</w:t>
+        <w:t xml:space="preserve">Slide 2 </w:t>
+      </w:r>
+      <w:r>
+        <w:rPr>
+          <w:rFonts w:eastAsia="Arial"/>
+          <w:sz w:val="28"/>
+          <w:szCs w:val="28"/>
+        </w:rPr>
+        <w:t>-</w:t>
+      </w:r>
+      <w:r>
+        <w:rPr>
+          <w:rFonts w:eastAsia="Arial"/>
+          <w:sz w:val="28"/>
+          <w:szCs w:val="28"/>
+        </w:rPr>
+        <w:t xml:space="preserve"> Open Ended: 'Name 3 things you learned or understood today'</w:t>
       </w:r>
     </w:p>
     <w:p>
@@ -11919,7 +11916,23 @@
           <w:sz w:val="28"/>
           <w:szCs w:val="28"/>
         </w:rPr>
-        <w:t>Slide 3 — Open Ended: 'What 1 question do you still have?'</w:t>
+        <w:t xml:space="preserve">Slide 3 </w:t>
+      </w:r>
+      <w:r>
+        <w:rPr>
+          <w:rFonts w:eastAsia="Arial"/>
+          <w:sz w:val="28"/>
+          <w:szCs w:val="28"/>
+        </w:rPr>
+        <w:t>-</w:t>
+      </w:r>
+      <w:r>
+        <w:rPr>
+          <w:rFonts w:eastAsia="Arial"/>
+          <w:sz w:val="28"/>
+          <w:szCs w:val="28"/>
+        </w:rPr>
+        <w:t xml:space="preserve"> Open Ended: 'What 1 question do you still have?'</w:t>
       </w:r>
     </w:p>
     <w:p>
@@ -11943,17 +11956,40 @@
           <w:sz w:val="28"/>
           <w:szCs w:val="28"/>
         </w:rPr>
-        <w:t>Slide 4 — Word Cloud: 'In ONE word — describe today's session'</w:t>
+        <w:t xml:space="preserve">Slide 4 </w:t>
       </w:r>
-    </w:p>
-    <w:p>
-      <w:pPr>
-        <w:jc w:val="both"/>
-        <w:rPr>
-          <w:sz w:val="28"/>
-          <w:szCs w:val="28"/>
-        </w:rPr>
-      </w:pPr>
+      <w:r>
+        <w:rPr>
+          <w:rFonts w:eastAsia="Arial"/>
+          <w:sz w:val="28"/>
+          <w:szCs w:val="28"/>
+        </w:rPr>
+        <w:t>-</w:t>
+      </w:r>
+      <w:r>
+        <w:rPr>
+          <w:rFonts w:eastAsia="Arial"/>
+          <w:sz w:val="28"/>
+          <w:szCs w:val="28"/>
+        </w:rPr>
+        <w:t xml:space="preserve"> Word Cloud: 'In ONE word </w:t>
+      </w:r>
+      <w:r>
+        <w:rPr>
+          <w:rFonts w:eastAsia="Arial"/>
+          <w:sz w:val="28"/>
+          <w:szCs w:val="28"/>
+        </w:rPr>
+        <w:t>-</w:t>
+      </w:r>
+      <w:r>
+        <w:rPr>
+          <w:rFonts w:eastAsia="Arial"/>
+          <w:sz w:val="28"/>
+          <w:szCs w:val="28"/>
+        </w:rPr>
+        <w:t xml:space="preserve"> describe today's session'</w:t>
+      </w:r>
     </w:p>
     <w:p>
       <w:pPr>
@@ -12046,7 +12082,39 @@
           <w:sz w:val="28"/>
           <w:szCs w:val="28"/>
         </w:rPr>
-        <w:t>Gini Impurity measures purity of splits — lower = better split — the entire DT algorithm optimizes this one number.</w:t>
+        <w:t xml:space="preserve">Gini Impurity measures purity of splits </w:t>
+      </w:r>
+      <w:r>
+        <w:rPr>
+          <w:rFonts w:eastAsia="Arial"/>
+          <w:sz w:val="28"/>
+          <w:szCs w:val="28"/>
+        </w:rPr>
+        <w:t>-</w:t>
+      </w:r>
+      <w:r>
+        <w:rPr>
+          <w:rFonts w:eastAsia="Arial"/>
+          <w:sz w:val="28"/>
+          <w:szCs w:val="28"/>
+        </w:rPr>
+        <w:t xml:space="preserve"> lower = better split </w:t>
+      </w:r>
+      <w:r>
+        <w:rPr>
+          <w:rFonts w:eastAsia="Arial"/>
+          <w:sz w:val="28"/>
+          <w:szCs w:val="28"/>
+        </w:rPr>
+        <w:t>-</w:t>
+      </w:r>
+      <w:r>
+        <w:rPr>
+          <w:rFonts w:eastAsia="Arial"/>
+          <w:sz w:val="28"/>
+          <w:szCs w:val="28"/>
+        </w:rPr>
+        <w:t xml:space="preserve"> the entire DT algorithm optimizes this one number.</w:t>
       </w:r>
     </w:p>
     <w:p>
@@ -12130,17 +12198,24 @@
           <w:sz w:val="28"/>
           <w:szCs w:val="28"/>
         </w:rPr>
-        <w:t>Feature importance from Random Forest reveals what the model relies on — always show this to stakeholders and domain experts.</w:t>
+        <w:t xml:space="preserve">Feature importance from Random Forest reveals what the model relies on </w:t>
       </w:r>
-    </w:p>
-    <w:p>
-      <w:pPr>
-        <w:jc w:val="both"/>
-        <w:rPr>
-          <w:sz w:val="28"/>
-          <w:szCs w:val="28"/>
-        </w:rPr>
-      </w:pPr>
+      <w:r>
+        <w:rPr>
+          <w:rFonts w:eastAsia="Arial"/>
+          <w:sz w:val="28"/>
+          <w:szCs w:val="28"/>
+        </w:rPr>
+        <w:t>-</w:t>
+      </w:r>
+      <w:r>
+        <w:rPr>
+          <w:rFonts w:eastAsia="Arial"/>
+          <w:sz w:val="28"/>
+          <w:szCs w:val="28"/>
+        </w:rPr>
+        <w:t>always show this to stakeholders and domain experts.</w:t>
+      </w:r>
     </w:p>
     <w:p>
       <w:pPr>
@@ -12212,25 +12287,14 @@
             </w:pPr>
             <w:r>
               <w:rPr>
-                <w:rFonts w:ascii="Segoe UI Symbol" w:eastAsia="Arial" w:hAnsi="Segoe UI Symbol" w:cs="Segoe UI Symbol"/>
+                <w:rFonts w:eastAsia="Arial"/>
                 <w:b/>
                 <w:bCs/>
                 <w:color w:val="FFFFFF"/>
                 <w:sz w:val="28"/>
                 <w:szCs w:val="28"/>
               </w:rPr>
-              <w:t>🎙</w:t>
-            </w:r>
-            <w:r>
-              <w:rPr>
-                <w:rFonts w:eastAsia="Arial"/>
-                <w:b/>
-                <w:bCs/>
-                <w:color w:val="FFFFFF"/>
-                <w:sz w:val="28"/>
-                <w:szCs w:val="28"/>
-              </w:rPr>
-              <w:t xml:space="preserve"> INSTRUCTOR SCRIPT — say this out loud</w:t>
+              <w:t>INSTRUCTOR SCRIPT</w:t>
             </w:r>
           </w:p>
         </w:tc>
@@ -12268,25 +12332,23 @@
                 <w:sz w:val="28"/>
                 <w:szCs w:val="28"/>
               </w:rPr>
-              <w:t xml:space="preserve">"Ten minutes </w:t>
-            </w:r>
-            <w:proofErr w:type="gramStart"/>
-            <w:r>
-              <w:rPr>
-                <w:rFonts w:eastAsia="Arial"/>
-                <w:sz w:val="28"/>
-                <w:szCs w:val="28"/>
-              </w:rPr>
-              <w:t>ago</w:t>
-            </w:r>
-            <w:proofErr w:type="gramEnd"/>
-            <w:r>
-              <w:rPr>
-                <w:rFonts w:eastAsia="Arial"/>
-                <w:sz w:val="28"/>
-                <w:szCs w:val="28"/>
-              </w:rPr>
-              <w:t xml:space="preserve"> you sorted 12 patient cards by hand. Just now, Python sorted 303 in milliseconds with 85% accuracy."</w:t>
+              <w:t>"</w:t>
+            </w:r>
+            <w:r>
+              <w:rPr>
+                <w:rFonts w:eastAsia="Arial"/>
+                <w:sz w:val="28"/>
+                <w:szCs w:val="28"/>
+              </w:rPr>
+              <w:t xml:space="preserve">At the beginning of the lesson </w:t>
+            </w:r>
+            <w:r>
+              <w:rPr>
+                <w:rFonts w:eastAsia="Arial"/>
+                <w:sz w:val="28"/>
+                <w:szCs w:val="28"/>
+              </w:rPr>
+              <w:t>you sorted 12 patient cards by hand. Just now, Python sorted 303 in milliseconds with 85% accuracy."</w:t>
             </w:r>
           </w:p>
           <w:p>
@@ -12392,7 +12454,6 @@
           <w:sz w:val="28"/>
           <w:szCs w:val="28"/>
         </w:rPr>
-        <w:lastRenderedPageBreak/>
         <w:t>Next Steps for Students</w:t>
       </w:r>
     </w:p>
@@ -12441,132 +12502,6 @@
           <w:sz w:val="28"/>
           <w:szCs w:val="28"/>
         </w:rPr>
-        <w:t xml:space="preserve">Explore: Try </w:t>
-      </w:r>
-      <w:proofErr w:type="spellStart"/>
-      <w:r>
-        <w:rPr>
-          <w:rFonts w:eastAsia="Arial"/>
-          <w:sz w:val="28"/>
-          <w:szCs w:val="28"/>
-        </w:rPr>
-        <w:t>XGBoost</w:t>
-      </w:r>
-      <w:proofErr w:type="spellEnd"/>
-      <w:r>
-        <w:rPr>
-          <w:rFonts w:eastAsia="Arial"/>
-          <w:sz w:val="28"/>
-          <w:szCs w:val="28"/>
-        </w:rPr>
-        <w:t xml:space="preserve"> on the </w:t>
-      </w:r>
-      <w:proofErr w:type="gramStart"/>
-      <w:r>
-        <w:rPr>
-          <w:rFonts w:eastAsia="Arial"/>
-          <w:sz w:val="28"/>
-          <w:szCs w:val="28"/>
-        </w:rPr>
-        <w:t>Heart Disease</w:t>
-      </w:r>
-      <w:proofErr w:type="gramEnd"/>
-      <w:r>
-        <w:rPr>
-          <w:rFonts w:eastAsia="Arial"/>
-          <w:sz w:val="28"/>
-          <w:szCs w:val="28"/>
-        </w:rPr>
-        <w:t xml:space="preserve"> dataset — compare with Random Forest</w:t>
-      </w:r>
-    </w:p>
-    <w:p>
-      <w:pPr>
-        <w:pStyle w:val="ListParagraph"/>
-        <w:numPr>
-          <w:ilvl w:val="0"/>
-          <w:numId w:val="34"/>
-        </w:numPr>
-        <w:spacing w:after="60"/>
-        <w:contextualSpacing w:val="0"/>
-        <w:jc w:val="both"/>
-        <w:rPr>
-          <w:sz w:val="28"/>
-          <w:szCs w:val="28"/>
-        </w:rPr>
-      </w:pPr>
-      <w:r>
-        <w:rPr>
-          <w:rFonts w:eastAsia="Arial"/>
-          <w:sz w:val="28"/>
-          <w:szCs w:val="28"/>
-        </w:rPr>
-        <w:t xml:space="preserve">Read: Chapters 6–7, Hands-On ML with Scikit-Learn by Aurélien </w:t>
-      </w:r>
-      <w:proofErr w:type="spellStart"/>
-      <w:r>
-        <w:rPr>
-          <w:rFonts w:eastAsia="Arial"/>
-          <w:sz w:val="28"/>
-          <w:szCs w:val="28"/>
-        </w:rPr>
-        <w:t>Géron</w:t>
-      </w:r>
-      <w:proofErr w:type="spellEnd"/>
-      <w:r>
-        <w:rPr>
-          <w:rFonts w:eastAsia="Arial"/>
-          <w:sz w:val="28"/>
-          <w:szCs w:val="28"/>
-        </w:rPr>
-        <w:t xml:space="preserve"> (free online)</w:t>
-      </w:r>
-    </w:p>
-    <w:p>
-      <w:pPr>
-        <w:pStyle w:val="ListParagraph"/>
-        <w:numPr>
-          <w:ilvl w:val="0"/>
-          <w:numId w:val="34"/>
-        </w:numPr>
-        <w:spacing w:after="60"/>
-        <w:contextualSpacing w:val="0"/>
-        <w:jc w:val="both"/>
-        <w:rPr>
-          <w:sz w:val="28"/>
-          <w:szCs w:val="28"/>
-        </w:rPr>
-      </w:pPr>
-      <w:r>
-        <w:rPr>
-          <w:rFonts w:eastAsia="Arial"/>
-          <w:sz w:val="28"/>
-          <w:szCs w:val="28"/>
-        </w:rPr>
-        <w:t>Build: Apply these models to your own domain — finance, sports, NLP, images</w:t>
-      </w:r>
-    </w:p>
-    <w:p>
-      <w:pPr>
-        <w:pStyle w:val="ListParagraph"/>
-        <w:numPr>
-          <w:ilvl w:val="0"/>
-          <w:numId w:val="34"/>
-        </w:numPr>
-        <w:spacing w:after="60"/>
-        <w:contextualSpacing w:val="0"/>
-        <w:jc w:val="both"/>
-        <w:rPr>
-          <w:sz w:val="28"/>
-          <w:szCs w:val="28"/>
-        </w:rPr>
-      </w:pPr>
-      <w:r>
-        <w:rPr>
-          <w:rFonts w:eastAsia="Arial"/>
-          <w:sz w:val="28"/>
-          <w:szCs w:val="28"/>
-        </w:rPr>
         <w:t>GitHub: Fork github.com/</w:t>
       </w:r>
       <w:proofErr w:type="spellStart"/>
@@ -12588,1481 +12523,6 @@
         <w:t>/ml-teaching-lab and run all notebooks</w:t>
       </w:r>
     </w:p>
-    <w:p>
-      <w:pPr>
-        <w:jc w:val="both"/>
-        <w:rPr>
-          <w:sz w:val="28"/>
-          <w:szCs w:val="28"/>
-        </w:rPr>
-      </w:pPr>
-    </w:p>
-    <w:p>
-      <w:pPr>
-        <w:jc w:val="both"/>
-        <w:rPr>
-          <w:sz w:val="28"/>
-          <w:szCs w:val="28"/>
-        </w:rPr>
-      </w:pPr>
-    </w:p>
-    <w:p>
-      <w:pPr>
-        <w:pStyle w:val="Heading1"/>
-        <w:jc w:val="both"/>
-        <w:rPr>
-          <w:rFonts w:ascii="Times New Roman" w:hAnsi="Times New Roman" w:cs="Times New Roman"/>
-          <w:sz w:val="28"/>
-          <w:szCs w:val="28"/>
-        </w:rPr>
-      </w:pPr>
-      <w:r>
-        <w:rPr>
-          <w:rFonts w:ascii="Times New Roman" w:eastAsia="Arial" w:hAnsi="Times New Roman" w:cs="Times New Roman"/>
-          <w:b/>
-          <w:bCs/>
-          <w:color w:val="1F4E79"/>
-          <w:sz w:val="28"/>
-          <w:szCs w:val="28"/>
-        </w:rPr>
-        <w:t>9. Complete Materials Checklist</w:t>
-      </w:r>
-    </w:p>
-    <w:p>
-      <w:pPr>
-        <w:jc w:val="both"/>
-        <w:rPr>
-          <w:sz w:val="28"/>
-          <w:szCs w:val="28"/>
-        </w:rPr>
-      </w:pPr>
-    </w:p>
-    <w:tbl>
-      <w:tblPr>
-        <w:tblW w:w="9360" w:type="dxa"/>
-        <w:tblBorders>
-          <w:top w:val="single" w:sz="4" w:space="0" w:color="auto"/>
-          <w:left w:val="single" w:sz="4" w:space="0" w:color="auto"/>
-          <w:bottom w:val="single" w:sz="4" w:space="0" w:color="auto"/>
-          <w:right w:val="single" w:sz="4" w:space="0" w:color="auto"/>
-          <w:insideH w:val="single" w:sz="4" w:space="0" w:color="auto"/>
-          <w:insideV w:val="single" w:sz="4" w:space="0" w:color="auto"/>
-        </w:tblBorders>
-        <w:tblCellMar>
-          <w:left w:w="10" w:type="dxa"/>
-          <w:right w:w="10" w:type="dxa"/>
-        </w:tblCellMar>
-        <w:tblLook w:val="04A0" w:firstRow="1" w:lastRow="0" w:firstColumn="1" w:lastColumn="0" w:noHBand="0" w:noVBand="1"/>
-      </w:tblPr>
-      <w:tblGrid>
-        <w:gridCol w:w="545"/>
-        <w:gridCol w:w="4438"/>
-        <w:gridCol w:w="4377"/>
-      </w:tblGrid>
-      <w:tr>
-        <w:tc>
-          <w:tcPr>
-            <w:tcW w:w="480" w:type="dxa"/>
-            <w:tcBorders>
-              <w:top w:val="single" w:sz="1" w:space="0" w:color="CCCCCC"/>
-              <w:left w:val="single" w:sz="1" w:space="0" w:color="CCCCCC"/>
-              <w:bottom w:val="single" w:sz="1" w:space="0" w:color="CCCCCC"/>
-              <w:right w:val="single" w:sz="1" w:space="0" w:color="CCCCCC"/>
-            </w:tcBorders>
-            <w:shd w:val="clear" w:color="auto" w:fill="1F4E79"/>
-            <w:tcMar>
-              <w:top w:w="70" w:type="dxa"/>
-              <w:left w:w="80" w:type="dxa"/>
-              <w:bottom w:w="70" w:type="dxa"/>
-              <w:right w:w="80" w:type="dxa"/>
-            </w:tcMar>
-          </w:tcPr>
-          <w:p>
-            <w:pPr>
-              <w:jc w:val="both"/>
-              <w:rPr>
-                <w:sz w:val="28"/>
-                <w:szCs w:val="28"/>
-              </w:rPr>
-            </w:pPr>
-            <w:r>
-              <w:rPr>
-                <w:rFonts w:ascii="Segoe UI Symbol" w:eastAsia="Arial" w:hAnsi="Segoe UI Symbol" w:cs="Segoe UI Symbol"/>
-                <w:b/>
-                <w:bCs/>
-                <w:color w:val="FFFFFF"/>
-                <w:sz w:val="28"/>
-                <w:szCs w:val="28"/>
-              </w:rPr>
-              <w:t>✓</w:t>
-            </w:r>
-          </w:p>
-        </w:tc>
-        <w:tc>
-          <w:tcPr>
-            <w:tcW w:w="4480" w:type="dxa"/>
-            <w:tcBorders>
-              <w:top w:val="single" w:sz="1" w:space="0" w:color="CCCCCC"/>
-              <w:left w:val="single" w:sz="1" w:space="0" w:color="CCCCCC"/>
-              <w:bottom w:val="single" w:sz="1" w:space="0" w:color="CCCCCC"/>
-              <w:right w:val="single" w:sz="1" w:space="0" w:color="CCCCCC"/>
-            </w:tcBorders>
-            <w:shd w:val="clear" w:color="auto" w:fill="1F4E79"/>
-            <w:tcMar>
-              <w:top w:w="70" w:type="dxa"/>
-              <w:left w:w="80" w:type="dxa"/>
-              <w:bottom w:w="70" w:type="dxa"/>
-              <w:right w:w="80" w:type="dxa"/>
-            </w:tcMar>
-          </w:tcPr>
-          <w:p>
-            <w:pPr>
-              <w:jc w:val="both"/>
-              <w:rPr>
-                <w:sz w:val="28"/>
-                <w:szCs w:val="28"/>
-              </w:rPr>
-            </w:pPr>
-            <w:r>
-              <w:rPr>
-                <w:rFonts w:eastAsia="Arial"/>
-                <w:b/>
-                <w:bCs/>
-                <w:color w:val="FFFFFF"/>
-                <w:sz w:val="28"/>
-                <w:szCs w:val="28"/>
-              </w:rPr>
-              <w:t>File / Material</w:t>
-            </w:r>
-          </w:p>
-        </w:tc>
-        <w:tc>
-          <w:tcPr>
-            <w:tcW w:w="4400" w:type="dxa"/>
-            <w:tcBorders>
-              <w:top w:val="single" w:sz="1" w:space="0" w:color="CCCCCC"/>
-              <w:left w:val="single" w:sz="1" w:space="0" w:color="CCCCCC"/>
-              <w:bottom w:val="single" w:sz="1" w:space="0" w:color="CCCCCC"/>
-              <w:right w:val="single" w:sz="1" w:space="0" w:color="CCCCCC"/>
-            </w:tcBorders>
-            <w:shd w:val="clear" w:color="auto" w:fill="1F4E79"/>
-            <w:tcMar>
-              <w:top w:w="70" w:type="dxa"/>
-              <w:left w:w="80" w:type="dxa"/>
-              <w:bottom w:w="70" w:type="dxa"/>
-              <w:right w:w="80" w:type="dxa"/>
-            </w:tcMar>
-          </w:tcPr>
-          <w:p>
-            <w:pPr>
-              <w:jc w:val="both"/>
-              <w:rPr>
-                <w:sz w:val="28"/>
-                <w:szCs w:val="28"/>
-              </w:rPr>
-            </w:pPr>
-            <w:r>
-              <w:rPr>
-                <w:rFonts w:eastAsia="Arial"/>
-                <w:b/>
-                <w:bCs/>
-                <w:color w:val="FFFFFF"/>
-                <w:sz w:val="28"/>
-                <w:szCs w:val="28"/>
-              </w:rPr>
-              <w:t>Location / Access</w:t>
-            </w:r>
-          </w:p>
-        </w:tc>
-      </w:tr>
-      <w:tr>
-        <w:tc>
-          <w:tcPr>
-            <w:tcW w:w="480" w:type="dxa"/>
-            <w:tcBorders>
-              <w:top w:val="single" w:sz="1" w:space="0" w:color="CCCCCC"/>
-              <w:left w:val="single" w:sz="1" w:space="0" w:color="CCCCCC"/>
-              <w:bottom w:val="single" w:sz="1" w:space="0" w:color="CCCCCC"/>
-              <w:right w:val="single" w:sz="1" w:space="0" w:color="CCCCCC"/>
-            </w:tcBorders>
-            <w:shd w:val="clear" w:color="auto" w:fill="E1F5EE"/>
-            <w:tcMar>
-              <w:top w:w="70" w:type="dxa"/>
-              <w:left w:w="80" w:type="dxa"/>
-              <w:bottom w:w="70" w:type="dxa"/>
-              <w:right w:w="80" w:type="dxa"/>
-            </w:tcMar>
-          </w:tcPr>
-          <w:p>
-            <w:pPr>
-              <w:jc w:val="both"/>
-              <w:rPr>
-                <w:sz w:val="28"/>
-                <w:szCs w:val="28"/>
-              </w:rPr>
-            </w:pPr>
-            <w:r>
-              <w:rPr>
-                <w:rFonts w:ascii="Segoe UI Emoji" w:eastAsia="Arial" w:hAnsi="Segoe UI Emoji" w:cs="Segoe UI Emoji"/>
-                <w:sz w:val="28"/>
-                <w:szCs w:val="28"/>
-              </w:rPr>
-              <w:t>✅</w:t>
-            </w:r>
-          </w:p>
-        </w:tc>
-        <w:tc>
-          <w:tcPr>
-            <w:tcW w:w="4480" w:type="dxa"/>
-            <w:tcBorders>
-              <w:top w:val="single" w:sz="1" w:space="0" w:color="CCCCCC"/>
-              <w:left w:val="single" w:sz="1" w:space="0" w:color="CCCCCC"/>
-              <w:bottom w:val="single" w:sz="1" w:space="0" w:color="CCCCCC"/>
-              <w:right w:val="single" w:sz="1" w:space="0" w:color="CCCCCC"/>
-            </w:tcBorders>
-            <w:shd w:val="clear" w:color="auto" w:fill="EBF3FB"/>
-            <w:tcMar>
-              <w:top w:w="70" w:type="dxa"/>
-              <w:left w:w="100" w:type="dxa"/>
-              <w:bottom w:w="70" w:type="dxa"/>
-              <w:right w:w="100" w:type="dxa"/>
-            </w:tcMar>
-          </w:tcPr>
-          <w:p>
-            <w:pPr>
-              <w:jc w:val="both"/>
-              <w:rPr>
-                <w:sz w:val="28"/>
-                <w:szCs w:val="28"/>
-              </w:rPr>
-            </w:pPr>
-            <w:proofErr w:type="spellStart"/>
-            <w:r>
-              <w:rPr>
-                <w:rFonts w:eastAsia="Arial"/>
-                <w:sz w:val="28"/>
-                <w:szCs w:val="28"/>
-              </w:rPr>
-              <w:t>heart_disease_ml_</w:t>
-            </w:r>
-            <w:proofErr w:type="gramStart"/>
-            <w:r>
-              <w:rPr>
-                <w:rFonts w:eastAsia="Arial"/>
-                <w:sz w:val="28"/>
-                <w:szCs w:val="28"/>
-              </w:rPr>
-              <w:t>demo.ipynb</w:t>
-            </w:r>
-            <w:proofErr w:type="spellEnd"/>
-            <w:proofErr w:type="gramEnd"/>
-            <w:r>
-              <w:rPr>
-                <w:rFonts w:eastAsia="Arial"/>
-                <w:sz w:val="28"/>
-                <w:szCs w:val="28"/>
-              </w:rPr>
-              <w:t xml:space="preserve"> — 9-step </w:t>
-            </w:r>
-            <w:proofErr w:type="spellStart"/>
-            <w:r>
-              <w:rPr>
-                <w:rFonts w:eastAsia="Arial"/>
-                <w:sz w:val="28"/>
-                <w:szCs w:val="28"/>
-              </w:rPr>
-              <w:t>Jupyter</w:t>
-            </w:r>
-            <w:proofErr w:type="spellEnd"/>
-            <w:r>
-              <w:rPr>
-                <w:rFonts w:eastAsia="Arial"/>
-                <w:sz w:val="28"/>
-                <w:szCs w:val="28"/>
-              </w:rPr>
-              <w:t xml:space="preserve"> notebook</w:t>
-            </w:r>
-          </w:p>
-        </w:tc>
-        <w:tc>
-          <w:tcPr>
-            <w:tcW w:w="4400" w:type="dxa"/>
-            <w:tcBorders>
-              <w:top w:val="single" w:sz="1" w:space="0" w:color="CCCCCC"/>
-              <w:left w:val="single" w:sz="1" w:space="0" w:color="CCCCCC"/>
-              <w:bottom w:val="single" w:sz="1" w:space="0" w:color="CCCCCC"/>
-              <w:right w:val="single" w:sz="1" w:space="0" w:color="CCCCCC"/>
-            </w:tcBorders>
-            <w:shd w:val="clear" w:color="auto" w:fill="EBF3FB"/>
-            <w:tcMar>
-              <w:top w:w="70" w:type="dxa"/>
-              <w:left w:w="100" w:type="dxa"/>
-              <w:bottom w:w="70" w:type="dxa"/>
-              <w:right w:w="100" w:type="dxa"/>
-            </w:tcMar>
-          </w:tcPr>
-          <w:p>
-            <w:pPr>
-              <w:jc w:val="both"/>
-              <w:rPr>
-                <w:sz w:val="28"/>
-                <w:szCs w:val="28"/>
-              </w:rPr>
-            </w:pPr>
-            <w:r>
-              <w:rPr>
-                <w:rFonts w:eastAsia="Arial"/>
-                <w:color w:val="2E75B6"/>
-                <w:sz w:val="28"/>
-                <w:szCs w:val="28"/>
-              </w:rPr>
-              <w:t>GitHub: ml-teaching-lab/01-decision-trees-random-forests/</w:t>
-            </w:r>
-          </w:p>
-        </w:tc>
-      </w:tr>
-      <w:tr>
-        <w:tc>
-          <w:tcPr>
-            <w:tcW w:w="480" w:type="dxa"/>
-            <w:tcBorders>
-              <w:top w:val="single" w:sz="1" w:space="0" w:color="CCCCCC"/>
-              <w:left w:val="single" w:sz="1" w:space="0" w:color="CCCCCC"/>
-              <w:bottom w:val="single" w:sz="1" w:space="0" w:color="CCCCCC"/>
-              <w:right w:val="single" w:sz="1" w:space="0" w:color="CCCCCC"/>
-            </w:tcBorders>
-            <w:shd w:val="clear" w:color="auto" w:fill="FFFFFF"/>
-            <w:tcMar>
-              <w:top w:w="70" w:type="dxa"/>
-              <w:left w:w="80" w:type="dxa"/>
-              <w:bottom w:w="70" w:type="dxa"/>
-              <w:right w:w="80" w:type="dxa"/>
-            </w:tcMar>
-          </w:tcPr>
-          <w:p>
-            <w:pPr>
-              <w:jc w:val="both"/>
-              <w:rPr>
-                <w:sz w:val="28"/>
-                <w:szCs w:val="28"/>
-              </w:rPr>
-            </w:pPr>
-            <w:r>
-              <w:rPr>
-                <w:rFonts w:ascii="Segoe UI Emoji" w:eastAsia="Arial" w:hAnsi="Segoe UI Emoji" w:cs="Segoe UI Emoji"/>
-                <w:sz w:val="28"/>
-                <w:szCs w:val="28"/>
-              </w:rPr>
-              <w:t>✅</w:t>
-            </w:r>
-          </w:p>
-        </w:tc>
-        <w:tc>
-          <w:tcPr>
-            <w:tcW w:w="4480" w:type="dxa"/>
-            <w:tcBorders>
-              <w:top w:val="single" w:sz="1" w:space="0" w:color="CCCCCC"/>
-              <w:left w:val="single" w:sz="1" w:space="0" w:color="CCCCCC"/>
-              <w:bottom w:val="single" w:sz="1" w:space="0" w:color="CCCCCC"/>
-              <w:right w:val="single" w:sz="1" w:space="0" w:color="CCCCCC"/>
-            </w:tcBorders>
-            <w:shd w:val="clear" w:color="auto" w:fill="FFFFFF"/>
-            <w:tcMar>
-              <w:top w:w="70" w:type="dxa"/>
-              <w:left w:w="100" w:type="dxa"/>
-              <w:bottom w:w="70" w:type="dxa"/>
-              <w:right w:w="100" w:type="dxa"/>
-            </w:tcMar>
-          </w:tcPr>
-          <w:p>
-            <w:pPr>
-              <w:jc w:val="both"/>
-              <w:rPr>
-                <w:sz w:val="28"/>
-                <w:szCs w:val="28"/>
-              </w:rPr>
-            </w:pPr>
-            <w:r>
-              <w:rPr>
-                <w:rFonts w:eastAsia="Arial"/>
-                <w:sz w:val="28"/>
-                <w:szCs w:val="28"/>
-              </w:rPr>
-              <w:t>complex_concepts_demo.html — 3-tab interactive demo</w:t>
-            </w:r>
-          </w:p>
-        </w:tc>
-        <w:tc>
-          <w:tcPr>
-            <w:tcW w:w="4400" w:type="dxa"/>
-            <w:tcBorders>
-              <w:top w:val="single" w:sz="1" w:space="0" w:color="CCCCCC"/>
-              <w:left w:val="single" w:sz="1" w:space="0" w:color="CCCCCC"/>
-              <w:bottom w:val="single" w:sz="1" w:space="0" w:color="CCCCCC"/>
-              <w:right w:val="single" w:sz="1" w:space="0" w:color="CCCCCC"/>
-            </w:tcBorders>
-            <w:shd w:val="clear" w:color="auto" w:fill="FFFFFF"/>
-            <w:tcMar>
-              <w:top w:w="70" w:type="dxa"/>
-              <w:left w:w="100" w:type="dxa"/>
-              <w:bottom w:w="70" w:type="dxa"/>
-              <w:right w:w="100" w:type="dxa"/>
-            </w:tcMar>
-          </w:tcPr>
-          <w:p>
-            <w:pPr>
-              <w:jc w:val="both"/>
-              <w:rPr>
-                <w:sz w:val="28"/>
-                <w:szCs w:val="28"/>
-              </w:rPr>
-            </w:pPr>
-            <w:r>
-              <w:rPr>
-                <w:rFonts w:eastAsia="Arial"/>
-                <w:color w:val="2E75B6"/>
-                <w:sz w:val="28"/>
-                <w:szCs w:val="28"/>
-              </w:rPr>
-              <w:t>Local + GitHub — works OFFLINE, no internet needed</w:t>
-            </w:r>
-          </w:p>
-        </w:tc>
-      </w:tr>
-      <w:tr>
-        <w:tc>
-          <w:tcPr>
-            <w:tcW w:w="480" w:type="dxa"/>
-            <w:tcBorders>
-              <w:top w:val="single" w:sz="1" w:space="0" w:color="CCCCCC"/>
-              <w:left w:val="single" w:sz="1" w:space="0" w:color="CCCCCC"/>
-              <w:bottom w:val="single" w:sz="1" w:space="0" w:color="CCCCCC"/>
-              <w:right w:val="single" w:sz="1" w:space="0" w:color="CCCCCC"/>
-            </w:tcBorders>
-            <w:shd w:val="clear" w:color="auto" w:fill="E1F5EE"/>
-            <w:tcMar>
-              <w:top w:w="70" w:type="dxa"/>
-              <w:left w:w="80" w:type="dxa"/>
-              <w:bottom w:w="70" w:type="dxa"/>
-              <w:right w:w="80" w:type="dxa"/>
-            </w:tcMar>
-          </w:tcPr>
-          <w:p>
-            <w:pPr>
-              <w:jc w:val="both"/>
-              <w:rPr>
-                <w:sz w:val="28"/>
-                <w:szCs w:val="28"/>
-              </w:rPr>
-            </w:pPr>
-            <w:r>
-              <w:rPr>
-                <w:rFonts w:ascii="Segoe UI Emoji" w:eastAsia="Arial" w:hAnsi="Segoe UI Emoji" w:cs="Segoe UI Emoji"/>
-                <w:sz w:val="28"/>
-                <w:szCs w:val="28"/>
-              </w:rPr>
-              <w:t>✅</w:t>
-            </w:r>
-          </w:p>
-        </w:tc>
-        <w:tc>
-          <w:tcPr>
-            <w:tcW w:w="4480" w:type="dxa"/>
-            <w:tcBorders>
-              <w:top w:val="single" w:sz="1" w:space="0" w:color="CCCCCC"/>
-              <w:left w:val="single" w:sz="1" w:space="0" w:color="CCCCCC"/>
-              <w:bottom w:val="single" w:sz="1" w:space="0" w:color="CCCCCC"/>
-              <w:right w:val="single" w:sz="1" w:space="0" w:color="CCCCCC"/>
-            </w:tcBorders>
-            <w:shd w:val="clear" w:color="auto" w:fill="EBF3FB"/>
-            <w:tcMar>
-              <w:top w:w="70" w:type="dxa"/>
-              <w:left w:w="100" w:type="dxa"/>
-              <w:bottom w:w="70" w:type="dxa"/>
-              <w:right w:w="100" w:type="dxa"/>
-            </w:tcMar>
-          </w:tcPr>
-          <w:p>
-            <w:pPr>
-              <w:jc w:val="both"/>
-              <w:rPr>
-                <w:sz w:val="28"/>
-                <w:szCs w:val="28"/>
-              </w:rPr>
-            </w:pPr>
-            <w:r>
-              <w:rPr>
-                <w:rFonts w:eastAsia="Arial"/>
-                <w:sz w:val="28"/>
-                <w:szCs w:val="28"/>
-              </w:rPr>
-              <w:t>confusion_matrix.png — DT vs RF comparison chart</w:t>
-            </w:r>
-          </w:p>
-        </w:tc>
-        <w:tc>
-          <w:tcPr>
-            <w:tcW w:w="4400" w:type="dxa"/>
-            <w:tcBorders>
-              <w:top w:val="single" w:sz="1" w:space="0" w:color="CCCCCC"/>
-              <w:left w:val="single" w:sz="1" w:space="0" w:color="CCCCCC"/>
-              <w:bottom w:val="single" w:sz="1" w:space="0" w:color="CCCCCC"/>
-              <w:right w:val="single" w:sz="1" w:space="0" w:color="CCCCCC"/>
-            </w:tcBorders>
-            <w:shd w:val="clear" w:color="auto" w:fill="EBF3FB"/>
-            <w:tcMar>
-              <w:top w:w="70" w:type="dxa"/>
-              <w:left w:w="100" w:type="dxa"/>
-              <w:bottom w:w="70" w:type="dxa"/>
-              <w:right w:w="100" w:type="dxa"/>
-            </w:tcMar>
-          </w:tcPr>
-          <w:p>
-            <w:pPr>
-              <w:jc w:val="both"/>
-              <w:rPr>
-                <w:sz w:val="28"/>
-                <w:szCs w:val="28"/>
-              </w:rPr>
-            </w:pPr>
-            <w:r>
-              <w:rPr>
-                <w:rFonts w:eastAsia="Arial"/>
-                <w:color w:val="2E75B6"/>
-                <w:sz w:val="28"/>
-                <w:szCs w:val="28"/>
-              </w:rPr>
-              <w:t>Auto-generated by notebook Step 8</w:t>
-            </w:r>
-          </w:p>
-        </w:tc>
-      </w:tr>
-      <w:tr>
-        <w:tc>
-          <w:tcPr>
-            <w:tcW w:w="480" w:type="dxa"/>
-            <w:tcBorders>
-              <w:top w:val="single" w:sz="1" w:space="0" w:color="CCCCCC"/>
-              <w:left w:val="single" w:sz="1" w:space="0" w:color="CCCCCC"/>
-              <w:bottom w:val="single" w:sz="1" w:space="0" w:color="CCCCCC"/>
-              <w:right w:val="single" w:sz="1" w:space="0" w:color="CCCCCC"/>
-            </w:tcBorders>
-            <w:shd w:val="clear" w:color="auto" w:fill="FFFFFF"/>
-            <w:tcMar>
-              <w:top w:w="70" w:type="dxa"/>
-              <w:left w:w="80" w:type="dxa"/>
-              <w:bottom w:w="70" w:type="dxa"/>
-              <w:right w:w="80" w:type="dxa"/>
-            </w:tcMar>
-          </w:tcPr>
-          <w:p>
-            <w:pPr>
-              <w:jc w:val="both"/>
-              <w:rPr>
-                <w:sz w:val="28"/>
-                <w:szCs w:val="28"/>
-              </w:rPr>
-            </w:pPr>
-            <w:r>
-              <w:rPr>
-                <w:rFonts w:ascii="Segoe UI Emoji" w:eastAsia="Arial" w:hAnsi="Segoe UI Emoji" w:cs="Segoe UI Emoji"/>
-                <w:sz w:val="28"/>
-                <w:szCs w:val="28"/>
-              </w:rPr>
-              <w:t>✅</w:t>
-            </w:r>
-          </w:p>
-        </w:tc>
-        <w:tc>
-          <w:tcPr>
-            <w:tcW w:w="4480" w:type="dxa"/>
-            <w:tcBorders>
-              <w:top w:val="single" w:sz="1" w:space="0" w:color="CCCCCC"/>
-              <w:left w:val="single" w:sz="1" w:space="0" w:color="CCCCCC"/>
-              <w:bottom w:val="single" w:sz="1" w:space="0" w:color="CCCCCC"/>
-              <w:right w:val="single" w:sz="1" w:space="0" w:color="CCCCCC"/>
-            </w:tcBorders>
-            <w:shd w:val="clear" w:color="auto" w:fill="FFFFFF"/>
-            <w:tcMar>
-              <w:top w:w="70" w:type="dxa"/>
-              <w:left w:w="100" w:type="dxa"/>
-              <w:bottom w:w="70" w:type="dxa"/>
-              <w:right w:w="100" w:type="dxa"/>
-            </w:tcMar>
-          </w:tcPr>
-          <w:p>
-            <w:pPr>
-              <w:jc w:val="both"/>
-              <w:rPr>
-                <w:sz w:val="28"/>
-                <w:szCs w:val="28"/>
-              </w:rPr>
-            </w:pPr>
-            <w:r>
-              <w:rPr>
-                <w:rFonts w:eastAsia="Arial"/>
-                <w:sz w:val="28"/>
-                <w:szCs w:val="28"/>
-              </w:rPr>
-              <w:t>decision_tree_viz.png — Full pruned tree visualization</w:t>
-            </w:r>
-          </w:p>
-        </w:tc>
-        <w:tc>
-          <w:tcPr>
-            <w:tcW w:w="4400" w:type="dxa"/>
-            <w:tcBorders>
-              <w:top w:val="single" w:sz="1" w:space="0" w:color="CCCCCC"/>
-              <w:left w:val="single" w:sz="1" w:space="0" w:color="CCCCCC"/>
-              <w:bottom w:val="single" w:sz="1" w:space="0" w:color="CCCCCC"/>
-              <w:right w:val="single" w:sz="1" w:space="0" w:color="CCCCCC"/>
-            </w:tcBorders>
-            <w:shd w:val="clear" w:color="auto" w:fill="FFFFFF"/>
-            <w:tcMar>
-              <w:top w:w="70" w:type="dxa"/>
-              <w:left w:w="100" w:type="dxa"/>
-              <w:bottom w:w="70" w:type="dxa"/>
-              <w:right w:w="100" w:type="dxa"/>
-            </w:tcMar>
-          </w:tcPr>
-          <w:p>
-            <w:pPr>
-              <w:jc w:val="both"/>
-              <w:rPr>
-                <w:sz w:val="28"/>
-                <w:szCs w:val="28"/>
-              </w:rPr>
-            </w:pPr>
-            <w:r>
-              <w:rPr>
-                <w:rFonts w:eastAsia="Arial"/>
-                <w:color w:val="2E75B6"/>
-                <w:sz w:val="28"/>
-                <w:szCs w:val="28"/>
-              </w:rPr>
-              <w:t>Auto-generated by notebook Step 7</w:t>
-            </w:r>
-          </w:p>
-        </w:tc>
-      </w:tr>
-      <w:tr>
-        <w:tc>
-          <w:tcPr>
-            <w:tcW w:w="480" w:type="dxa"/>
-            <w:tcBorders>
-              <w:top w:val="single" w:sz="1" w:space="0" w:color="CCCCCC"/>
-              <w:left w:val="single" w:sz="1" w:space="0" w:color="CCCCCC"/>
-              <w:bottom w:val="single" w:sz="1" w:space="0" w:color="CCCCCC"/>
-              <w:right w:val="single" w:sz="1" w:space="0" w:color="CCCCCC"/>
-            </w:tcBorders>
-            <w:shd w:val="clear" w:color="auto" w:fill="E1F5EE"/>
-            <w:tcMar>
-              <w:top w:w="70" w:type="dxa"/>
-              <w:left w:w="80" w:type="dxa"/>
-              <w:bottom w:w="70" w:type="dxa"/>
-              <w:right w:w="80" w:type="dxa"/>
-            </w:tcMar>
-          </w:tcPr>
-          <w:p>
-            <w:pPr>
-              <w:jc w:val="both"/>
-              <w:rPr>
-                <w:sz w:val="28"/>
-                <w:szCs w:val="28"/>
-              </w:rPr>
-            </w:pPr>
-            <w:r>
-              <w:rPr>
-                <w:rFonts w:ascii="Segoe UI Emoji" w:eastAsia="Arial" w:hAnsi="Segoe UI Emoji" w:cs="Segoe UI Emoji"/>
-                <w:sz w:val="28"/>
-                <w:szCs w:val="28"/>
-              </w:rPr>
-              <w:t>✅</w:t>
-            </w:r>
-          </w:p>
-        </w:tc>
-        <w:tc>
-          <w:tcPr>
-            <w:tcW w:w="4480" w:type="dxa"/>
-            <w:tcBorders>
-              <w:top w:val="single" w:sz="1" w:space="0" w:color="CCCCCC"/>
-              <w:left w:val="single" w:sz="1" w:space="0" w:color="CCCCCC"/>
-              <w:bottom w:val="single" w:sz="1" w:space="0" w:color="CCCCCC"/>
-              <w:right w:val="single" w:sz="1" w:space="0" w:color="CCCCCC"/>
-            </w:tcBorders>
-            <w:shd w:val="clear" w:color="auto" w:fill="EBF3FB"/>
-            <w:tcMar>
-              <w:top w:w="70" w:type="dxa"/>
-              <w:left w:w="100" w:type="dxa"/>
-              <w:bottom w:w="70" w:type="dxa"/>
-              <w:right w:w="100" w:type="dxa"/>
-            </w:tcMar>
-          </w:tcPr>
-          <w:p>
-            <w:pPr>
-              <w:jc w:val="both"/>
-              <w:rPr>
-                <w:sz w:val="28"/>
-                <w:szCs w:val="28"/>
-              </w:rPr>
-            </w:pPr>
-            <w:r>
-              <w:rPr>
-                <w:rFonts w:eastAsia="Arial"/>
-                <w:sz w:val="28"/>
-                <w:szCs w:val="28"/>
-              </w:rPr>
-              <w:t>depth_experiment.png — Goldilocks accuracy chart</w:t>
-            </w:r>
-          </w:p>
-        </w:tc>
-        <w:tc>
-          <w:tcPr>
-            <w:tcW w:w="4400" w:type="dxa"/>
-            <w:tcBorders>
-              <w:top w:val="single" w:sz="1" w:space="0" w:color="CCCCCC"/>
-              <w:left w:val="single" w:sz="1" w:space="0" w:color="CCCCCC"/>
-              <w:bottom w:val="single" w:sz="1" w:space="0" w:color="CCCCCC"/>
-              <w:right w:val="single" w:sz="1" w:space="0" w:color="CCCCCC"/>
-            </w:tcBorders>
-            <w:shd w:val="clear" w:color="auto" w:fill="EBF3FB"/>
-            <w:tcMar>
-              <w:top w:w="70" w:type="dxa"/>
-              <w:left w:w="100" w:type="dxa"/>
-              <w:bottom w:w="70" w:type="dxa"/>
-              <w:right w:w="100" w:type="dxa"/>
-            </w:tcMar>
-          </w:tcPr>
-          <w:p>
-            <w:pPr>
-              <w:jc w:val="both"/>
-              <w:rPr>
-                <w:sz w:val="28"/>
-                <w:szCs w:val="28"/>
-              </w:rPr>
-            </w:pPr>
-            <w:r>
-              <w:rPr>
-                <w:rFonts w:eastAsia="Arial"/>
-                <w:color w:val="2E75B6"/>
-                <w:sz w:val="28"/>
-                <w:szCs w:val="28"/>
-              </w:rPr>
-              <w:t>Auto-generated by notebook Step 6</w:t>
-            </w:r>
-          </w:p>
-        </w:tc>
-      </w:tr>
-      <w:tr>
-        <w:tc>
-          <w:tcPr>
-            <w:tcW w:w="480" w:type="dxa"/>
-            <w:tcBorders>
-              <w:top w:val="single" w:sz="1" w:space="0" w:color="CCCCCC"/>
-              <w:left w:val="single" w:sz="1" w:space="0" w:color="CCCCCC"/>
-              <w:bottom w:val="single" w:sz="1" w:space="0" w:color="CCCCCC"/>
-              <w:right w:val="single" w:sz="1" w:space="0" w:color="CCCCCC"/>
-            </w:tcBorders>
-            <w:shd w:val="clear" w:color="auto" w:fill="FFFFFF"/>
-            <w:tcMar>
-              <w:top w:w="70" w:type="dxa"/>
-              <w:left w:w="80" w:type="dxa"/>
-              <w:bottom w:w="70" w:type="dxa"/>
-              <w:right w:w="80" w:type="dxa"/>
-            </w:tcMar>
-          </w:tcPr>
-          <w:p>
-            <w:pPr>
-              <w:jc w:val="both"/>
-              <w:rPr>
-                <w:sz w:val="28"/>
-                <w:szCs w:val="28"/>
-              </w:rPr>
-            </w:pPr>
-            <w:r>
-              <w:rPr>
-                <w:rFonts w:ascii="Segoe UI Emoji" w:eastAsia="Arial" w:hAnsi="Segoe UI Emoji" w:cs="Segoe UI Emoji"/>
-                <w:sz w:val="28"/>
-                <w:szCs w:val="28"/>
-              </w:rPr>
-              <w:t>✅</w:t>
-            </w:r>
-          </w:p>
-        </w:tc>
-        <w:tc>
-          <w:tcPr>
-            <w:tcW w:w="4480" w:type="dxa"/>
-            <w:tcBorders>
-              <w:top w:val="single" w:sz="1" w:space="0" w:color="CCCCCC"/>
-              <w:left w:val="single" w:sz="1" w:space="0" w:color="CCCCCC"/>
-              <w:bottom w:val="single" w:sz="1" w:space="0" w:color="CCCCCC"/>
-              <w:right w:val="single" w:sz="1" w:space="0" w:color="CCCCCC"/>
-            </w:tcBorders>
-            <w:shd w:val="clear" w:color="auto" w:fill="FFFFFF"/>
-            <w:tcMar>
-              <w:top w:w="70" w:type="dxa"/>
-              <w:left w:w="100" w:type="dxa"/>
-              <w:bottom w:w="70" w:type="dxa"/>
-              <w:right w:w="100" w:type="dxa"/>
-            </w:tcMar>
-          </w:tcPr>
-          <w:p>
-            <w:pPr>
-              <w:jc w:val="both"/>
-              <w:rPr>
-                <w:sz w:val="28"/>
-                <w:szCs w:val="28"/>
-              </w:rPr>
-            </w:pPr>
-            <w:r>
-              <w:rPr>
-                <w:rFonts w:eastAsia="Arial"/>
-                <w:sz w:val="28"/>
-                <w:szCs w:val="28"/>
-              </w:rPr>
-              <w:t>eda_charts.png — 4 feature distribution charts</w:t>
-            </w:r>
-          </w:p>
-        </w:tc>
-        <w:tc>
-          <w:tcPr>
-            <w:tcW w:w="4400" w:type="dxa"/>
-            <w:tcBorders>
-              <w:top w:val="single" w:sz="1" w:space="0" w:color="CCCCCC"/>
-              <w:left w:val="single" w:sz="1" w:space="0" w:color="CCCCCC"/>
-              <w:bottom w:val="single" w:sz="1" w:space="0" w:color="CCCCCC"/>
-              <w:right w:val="single" w:sz="1" w:space="0" w:color="CCCCCC"/>
-            </w:tcBorders>
-            <w:shd w:val="clear" w:color="auto" w:fill="FFFFFF"/>
-            <w:tcMar>
-              <w:top w:w="70" w:type="dxa"/>
-              <w:left w:w="100" w:type="dxa"/>
-              <w:bottom w:w="70" w:type="dxa"/>
-              <w:right w:w="100" w:type="dxa"/>
-            </w:tcMar>
-          </w:tcPr>
-          <w:p>
-            <w:pPr>
-              <w:jc w:val="both"/>
-              <w:rPr>
-                <w:sz w:val="28"/>
-                <w:szCs w:val="28"/>
-              </w:rPr>
-            </w:pPr>
-            <w:r>
-              <w:rPr>
-                <w:rFonts w:eastAsia="Arial"/>
-                <w:color w:val="2E75B6"/>
-                <w:sz w:val="28"/>
-                <w:szCs w:val="28"/>
-              </w:rPr>
-              <w:t>Auto-generated by notebook Step 3</w:t>
-            </w:r>
-          </w:p>
-        </w:tc>
-      </w:tr>
-      <w:tr>
-        <w:tc>
-          <w:tcPr>
-            <w:tcW w:w="480" w:type="dxa"/>
-            <w:tcBorders>
-              <w:top w:val="single" w:sz="1" w:space="0" w:color="CCCCCC"/>
-              <w:left w:val="single" w:sz="1" w:space="0" w:color="CCCCCC"/>
-              <w:bottom w:val="single" w:sz="1" w:space="0" w:color="CCCCCC"/>
-              <w:right w:val="single" w:sz="1" w:space="0" w:color="CCCCCC"/>
-            </w:tcBorders>
-            <w:shd w:val="clear" w:color="auto" w:fill="E1F5EE"/>
-            <w:tcMar>
-              <w:top w:w="70" w:type="dxa"/>
-              <w:left w:w="80" w:type="dxa"/>
-              <w:bottom w:w="70" w:type="dxa"/>
-              <w:right w:w="80" w:type="dxa"/>
-            </w:tcMar>
-          </w:tcPr>
-          <w:p>
-            <w:pPr>
-              <w:jc w:val="both"/>
-              <w:rPr>
-                <w:sz w:val="28"/>
-                <w:szCs w:val="28"/>
-              </w:rPr>
-            </w:pPr>
-            <w:r>
-              <w:rPr>
-                <w:rFonts w:ascii="Segoe UI Emoji" w:eastAsia="Arial" w:hAnsi="Segoe UI Emoji" w:cs="Segoe UI Emoji"/>
-                <w:sz w:val="28"/>
-                <w:szCs w:val="28"/>
-              </w:rPr>
-              <w:t>✅</w:t>
-            </w:r>
-          </w:p>
-        </w:tc>
-        <w:tc>
-          <w:tcPr>
-            <w:tcW w:w="4480" w:type="dxa"/>
-            <w:tcBorders>
-              <w:top w:val="single" w:sz="1" w:space="0" w:color="CCCCCC"/>
-              <w:left w:val="single" w:sz="1" w:space="0" w:color="CCCCCC"/>
-              <w:bottom w:val="single" w:sz="1" w:space="0" w:color="CCCCCC"/>
-              <w:right w:val="single" w:sz="1" w:space="0" w:color="CCCCCC"/>
-            </w:tcBorders>
-            <w:shd w:val="clear" w:color="auto" w:fill="EBF3FB"/>
-            <w:tcMar>
-              <w:top w:w="70" w:type="dxa"/>
-              <w:left w:w="100" w:type="dxa"/>
-              <w:bottom w:w="70" w:type="dxa"/>
-              <w:right w:w="100" w:type="dxa"/>
-            </w:tcMar>
-          </w:tcPr>
-          <w:p>
-            <w:pPr>
-              <w:jc w:val="both"/>
-              <w:rPr>
-                <w:sz w:val="28"/>
-                <w:szCs w:val="28"/>
-              </w:rPr>
-            </w:pPr>
-            <w:r>
-              <w:rPr>
-                <w:rFonts w:eastAsia="Arial"/>
-                <w:sz w:val="28"/>
-                <w:szCs w:val="28"/>
-              </w:rPr>
-              <w:t>feature_importance.png — RF feature importance</w:t>
-            </w:r>
-          </w:p>
-        </w:tc>
-        <w:tc>
-          <w:tcPr>
-            <w:tcW w:w="4400" w:type="dxa"/>
-            <w:tcBorders>
-              <w:top w:val="single" w:sz="1" w:space="0" w:color="CCCCCC"/>
-              <w:left w:val="single" w:sz="1" w:space="0" w:color="CCCCCC"/>
-              <w:bottom w:val="single" w:sz="1" w:space="0" w:color="CCCCCC"/>
-              <w:right w:val="single" w:sz="1" w:space="0" w:color="CCCCCC"/>
-            </w:tcBorders>
-            <w:shd w:val="clear" w:color="auto" w:fill="EBF3FB"/>
-            <w:tcMar>
-              <w:top w:w="70" w:type="dxa"/>
-              <w:left w:w="100" w:type="dxa"/>
-              <w:bottom w:w="70" w:type="dxa"/>
-              <w:right w:w="100" w:type="dxa"/>
-            </w:tcMar>
-          </w:tcPr>
-          <w:p>
-            <w:pPr>
-              <w:jc w:val="both"/>
-              <w:rPr>
-                <w:sz w:val="28"/>
-                <w:szCs w:val="28"/>
-              </w:rPr>
-            </w:pPr>
-            <w:r>
-              <w:rPr>
-                <w:rFonts w:eastAsia="Arial"/>
-                <w:color w:val="2E75B6"/>
-                <w:sz w:val="28"/>
-                <w:szCs w:val="28"/>
-              </w:rPr>
-              <w:t>Auto-generated by notebook Step 9</w:t>
-            </w:r>
-          </w:p>
-        </w:tc>
-      </w:tr>
-      <w:tr>
-        <w:tc>
-          <w:tcPr>
-            <w:tcW w:w="480" w:type="dxa"/>
-            <w:tcBorders>
-              <w:top w:val="single" w:sz="1" w:space="0" w:color="CCCCCC"/>
-              <w:left w:val="single" w:sz="1" w:space="0" w:color="CCCCCC"/>
-              <w:bottom w:val="single" w:sz="1" w:space="0" w:color="CCCCCC"/>
-              <w:right w:val="single" w:sz="1" w:space="0" w:color="CCCCCC"/>
-            </w:tcBorders>
-            <w:shd w:val="clear" w:color="auto" w:fill="FFFFFF"/>
-            <w:tcMar>
-              <w:top w:w="70" w:type="dxa"/>
-              <w:left w:w="80" w:type="dxa"/>
-              <w:bottom w:w="70" w:type="dxa"/>
-              <w:right w:w="80" w:type="dxa"/>
-            </w:tcMar>
-          </w:tcPr>
-          <w:p>
-            <w:pPr>
-              <w:jc w:val="both"/>
-              <w:rPr>
-                <w:sz w:val="28"/>
-                <w:szCs w:val="28"/>
-              </w:rPr>
-            </w:pPr>
-            <w:r>
-              <w:rPr>
-                <w:rFonts w:ascii="Segoe UI Emoji" w:eastAsia="Arial" w:hAnsi="Segoe UI Emoji" w:cs="Segoe UI Emoji"/>
-                <w:sz w:val="28"/>
-                <w:szCs w:val="28"/>
-              </w:rPr>
-              <w:t>✅</w:t>
-            </w:r>
-          </w:p>
-        </w:tc>
-        <w:tc>
-          <w:tcPr>
-            <w:tcW w:w="4480" w:type="dxa"/>
-            <w:tcBorders>
-              <w:top w:val="single" w:sz="1" w:space="0" w:color="CCCCCC"/>
-              <w:left w:val="single" w:sz="1" w:space="0" w:color="CCCCCC"/>
-              <w:bottom w:val="single" w:sz="1" w:space="0" w:color="CCCCCC"/>
-              <w:right w:val="single" w:sz="1" w:space="0" w:color="CCCCCC"/>
-            </w:tcBorders>
-            <w:shd w:val="clear" w:color="auto" w:fill="FFFFFF"/>
-            <w:tcMar>
-              <w:top w:w="70" w:type="dxa"/>
-              <w:left w:w="100" w:type="dxa"/>
-              <w:bottom w:w="70" w:type="dxa"/>
-              <w:right w:w="100" w:type="dxa"/>
-            </w:tcMar>
-          </w:tcPr>
-          <w:p>
-            <w:pPr>
-              <w:jc w:val="both"/>
-              <w:rPr>
-                <w:sz w:val="28"/>
-                <w:szCs w:val="28"/>
-              </w:rPr>
-            </w:pPr>
-            <w:proofErr w:type="spellStart"/>
-            <w:r>
-              <w:rPr>
-                <w:rFonts w:eastAsia="Arial"/>
-                <w:sz w:val="28"/>
-                <w:szCs w:val="28"/>
-              </w:rPr>
-              <w:t>Mentimeter</w:t>
-            </w:r>
-            <w:proofErr w:type="spellEnd"/>
-            <w:r>
-              <w:rPr>
-                <w:rFonts w:eastAsia="Arial"/>
-                <w:sz w:val="28"/>
-                <w:szCs w:val="28"/>
-              </w:rPr>
-              <w:t xml:space="preserve"> presentation — 5 diagnostic slides</w:t>
-            </w:r>
-          </w:p>
-        </w:tc>
-        <w:tc>
-          <w:tcPr>
-            <w:tcW w:w="4400" w:type="dxa"/>
-            <w:tcBorders>
-              <w:top w:val="single" w:sz="1" w:space="0" w:color="CCCCCC"/>
-              <w:left w:val="single" w:sz="1" w:space="0" w:color="CCCCCC"/>
-              <w:bottom w:val="single" w:sz="1" w:space="0" w:color="CCCCCC"/>
-              <w:right w:val="single" w:sz="1" w:space="0" w:color="CCCCCC"/>
-            </w:tcBorders>
-            <w:shd w:val="clear" w:color="auto" w:fill="FFFFFF"/>
-            <w:tcMar>
-              <w:top w:w="70" w:type="dxa"/>
-              <w:left w:w="100" w:type="dxa"/>
-              <w:bottom w:w="70" w:type="dxa"/>
-              <w:right w:w="100" w:type="dxa"/>
-            </w:tcMar>
-          </w:tcPr>
-          <w:p>
-            <w:pPr>
-              <w:jc w:val="both"/>
-              <w:rPr>
-                <w:sz w:val="28"/>
-                <w:szCs w:val="28"/>
-              </w:rPr>
-            </w:pPr>
-            <w:r>
-              <w:rPr>
-                <w:rFonts w:eastAsia="Arial"/>
-                <w:color w:val="2E75B6"/>
-                <w:sz w:val="28"/>
-                <w:szCs w:val="28"/>
-              </w:rPr>
-              <w:t>mentimeter.com — Code: 6249 0968</w:t>
-            </w:r>
-          </w:p>
-        </w:tc>
-      </w:tr>
-      <w:tr>
-        <w:tc>
-          <w:tcPr>
-            <w:tcW w:w="480" w:type="dxa"/>
-            <w:tcBorders>
-              <w:top w:val="single" w:sz="1" w:space="0" w:color="CCCCCC"/>
-              <w:left w:val="single" w:sz="1" w:space="0" w:color="CCCCCC"/>
-              <w:bottom w:val="single" w:sz="1" w:space="0" w:color="CCCCCC"/>
-              <w:right w:val="single" w:sz="1" w:space="0" w:color="CCCCCC"/>
-            </w:tcBorders>
-            <w:shd w:val="clear" w:color="auto" w:fill="E1F5EE"/>
-            <w:tcMar>
-              <w:top w:w="70" w:type="dxa"/>
-              <w:left w:w="80" w:type="dxa"/>
-              <w:bottom w:w="70" w:type="dxa"/>
-              <w:right w:w="80" w:type="dxa"/>
-            </w:tcMar>
-          </w:tcPr>
-          <w:p>
-            <w:pPr>
-              <w:jc w:val="both"/>
-              <w:rPr>
-                <w:sz w:val="28"/>
-                <w:szCs w:val="28"/>
-              </w:rPr>
-            </w:pPr>
-            <w:r>
-              <w:rPr>
-                <w:rFonts w:ascii="Segoe UI Emoji" w:eastAsia="Arial" w:hAnsi="Segoe UI Emoji" w:cs="Segoe UI Emoji"/>
-                <w:sz w:val="28"/>
-                <w:szCs w:val="28"/>
-              </w:rPr>
-              <w:t>✅</w:t>
-            </w:r>
-          </w:p>
-        </w:tc>
-        <w:tc>
-          <w:tcPr>
-            <w:tcW w:w="4480" w:type="dxa"/>
-            <w:tcBorders>
-              <w:top w:val="single" w:sz="1" w:space="0" w:color="CCCCCC"/>
-              <w:left w:val="single" w:sz="1" w:space="0" w:color="CCCCCC"/>
-              <w:bottom w:val="single" w:sz="1" w:space="0" w:color="CCCCCC"/>
-              <w:right w:val="single" w:sz="1" w:space="0" w:color="CCCCCC"/>
-            </w:tcBorders>
-            <w:shd w:val="clear" w:color="auto" w:fill="EBF3FB"/>
-            <w:tcMar>
-              <w:top w:w="70" w:type="dxa"/>
-              <w:left w:w="100" w:type="dxa"/>
-              <w:bottom w:w="70" w:type="dxa"/>
-              <w:right w:w="100" w:type="dxa"/>
-            </w:tcMar>
-          </w:tcPr>
-          <w:p>
-            <w:pPr>
-              <w:jc w:val="both"/>
-              <w:rPr>
-                <w:sz w:val="28"/>
-                <w:szCs w:val="28"/>
-              </w:rPr>
-            </w:pPr>
-            <w:proofErr w:type="spellStart"/>
-            <w:r>
-              <w:rPr>
-                <w:rFonts w:eastAsia="Arial"/>
-                <w:sz w:val="28"/>
-                <w:szCs w:val="28"/>
-              </w:rPr>
-              <w:t>Wooclap</w:t>
-            </w:r>
-            <w:proofErr w:type="spellEnd"/>
-            <w:r>
-              <w:rPr>
-                <w:rFonts w:eastAsia="Arial"/>
-                <w:sz w:val="28"/>
-                <w:szCs w:val="28"/>
-              </w:rPr>
-              <w:t xml:space="preserve"> event — 5 concept slides</w:t>
-            </w:r>
-          </w:p>
-        </w:tc>
-        <w:tc>
-          <w:tcPr>
-            <w:tcW w:w="4400" w:type="dxa"/>
-            <w:tcBorders>
-              <w:top w:val="single" w:sz="1" w:space="0" w:color="CCCCCC"/>
-              <w:left w:val="single" w:sz="1" w:space="0" w:color="CCCCCC"/>
-              <w:bottom w:val="single" w:sz="1" w:space="0" w:color="CCCCCC"/>
-              <w:right w:val="single" w:sz="1" w:space="0" w:color="CCCCCC"/>
-            </w:tcBorders>
-            <w:shd w:val="clear" w:color="auto" w:fill="EBF3FB"/>
-            <w:tcMar>
-              <w:top w:w="70" w:type="dxa"/>
-              <w:left w:w="100" w:type="dxa"/>
-              <w:bottom w:w="70" w:type="dxa"/>
-              <w:right w:w="100" w:type="dxa"/>
-            </w:tcMar>
-          </w:tcPr>
-          <w:p>
-            <w:pPr>
-              <w:jc w:val="both"/>
-              <w:rPr>
-                <w:sz w:val="28"/>
-                <w:szCs w:val="28"/>
-              </w:rPr>
-            </w:pPr>
-            <w:r>
-              <w:rPr>
-                <w:rFonts w:eastAsia="Arial"/>
-                <w:color w:val="2E75B6"/>
-                <w:sz w:val="28"/>
-                <w:szCs w:val="28"/>
-              </w:rPr>
-              <w:t>wooclap.com — Code: YJNMXJ</w:t>
-            </w:r>
-          </w:p>
-        </w:tc>
-      </w:tr>
-      <w:tr>
-        <w:tc>
-          <w:tcPr>
-            <w:tcW w:w="480" w:type="dxa"/>
-            <w:tcBorders>
-              <w:top w:val="single" w:sz="1" w:space="0" w:color="CCCCCC"/>
-              <w:left w:val="single" w:sz="1" w:space="0" w:color="CCCCCC"/>
-              <w:bottom w:val="single" w:sz="1" w:space="0" w:color="CCCCCC"/>
-              <w:right w:val="single" w:sz="1" w:space="0" w:color="CCCCCC"/>
-            </w:tcBorders>
-            <w:shd w:val="clear" w:color="auto" w:fill="FFFFFF"/>
-            <w:tcMar>
-              <w:top w:w="70" w:type="dxa"/>
-              <w:left w:w="80" w:type="dxa"/>
-              <w:bottom w:w="70" w:type="dxa"/>
-              <w:right w:w="80" w:type="dxa"/>
-            </w:tcMar>
-          </w:tcPr>
-          <w:p>
-            <w:pPr>
-              <w:jc w:val="both"/>
-              <w:rPr>
-                <w:sz w:val="28"/>
-                <w:szCs w:val="28"/>
-              </w:rPr>
-            </w:pPr>
-            <w:r>
-              <w:rPr>
-                <w:rFonts w:ascii="Segoe UI Emoji" w:eastAsia="Arial" w:hAnsi="Segoe UI Emoji" w:cs="Segoe UI Emoji"/>
-                <w:sz w:val="28"/>
-                <w:szCs w:val="28"/>
-              </w:rPr>
-              <w:t>✅</w:t>
-            </w:r>
-          </w:p>
-        </w:tc>
-        <w:tc>
-          <w:tcPr>
-            <w:tcW w:w="4480" w:type="dxa"/>
-            <w:tcBorders>
-              <w:top w:val="single" w:sz="1" w:space="0" w:color="CCCCCC"/>
-              <w:left w:val="single" w:sz="1" w:space="0" w:color="CCCCCC"/>
-              <w:bottom w:val="single" w:sz="1" w:space="0" w:color="CCCCCC"/>
-              <w:right w:val="single" w:sz="1" w:space="0" w:color="CCCCCC"/>
-            </w:tcBorders>
-            <w:shd w:val="clear" w:color="auto" w:fill="FFFFFF"/>
-            <w:tcMar>
-              <w:top w:w="70" w:type="dxa"/>
-              <w:left w:w="100" w:type="dxa"/>
-              <w:bottom w:w="70" w:type="dxa"/>
-              <w:right w:w="100" w:type="dxa"/>
-            </w:tcMar>
-          </w:tcPr>
-          <w:p>
-            <w:pPr>
-              <w:jc w:val="both"/>
-              <w:rPr>
-                <w:sz w:val="28"/>
-                <w:szCs w:val="28"/>
-              </w:rPr>
-            </w:pPr>
-            <w:proofErr w:type="spellStart"/>
-            <w:r>
-              <w:rPr>
-                <w:rFonts w:eastAsia="Arial"/>
-                <w:sz w:val="28"/>
-                <w:szCs w:val="28"/>
-              </w:rPr>
-              <w:t>Excalidraw</w:t>
-            </w:r>
-            <w:proofErr w:type="spellEnd"/>
-            <w:r>
-              <w:rPr>
-                <w:rFonts w:eastAsia="Arial"/>
-                <w:sz w:val="28"/>
-                <w:szCs w:val="28"/>
-              </w:rPr>
-              <w:t xml:space="preserve"> warm-up board — 12 patient cards</w:t>
-            </w:r>
-          </w:p>
-        </w:tc>
-        <w:tc>
-          <w:tcPr>
-            <w:tcW w:w="4400" w:type="dxa"/>
-            <w:tcBorders>
-              <w:top w:val="single" w:sz="1" w:space="0" w:color="CCCCCC"/>
-              <w:left w:val="single" w:sz="1" w:space="0" w:color="CCCCCC"/>
-              <w:bottom w:val="single" w:sz="1" w:space="0" w:color="CCCCCC"/>
-              <w:right w:val="single" w:sz="1" w:space="0" w:color="CCCCCC"/>
-            </w:tcBorders>
-            <w:shd w:val="clear" w:color="auto" w:fill="FFFFFF"/>
-            <w:tcMar>
-              <w:top w:w="70" w:type="dxa"/>
-              <w:left w:w="100" w:type="dxa"/>
-              <w:bottom w:w="70" w:type="dxa"/>
-              <w:right w:w="100" w:type="dxa"/>
-            </w:tcMar>
-          </w:tcPr>
-          <w:p>
-            <w:pPr>
-              <w:jc w:val="both"/>
-              <w:rPr>
-                <w:sz w:val="28"/>
-                <w:szCs w:val="28"/>
-              </w:rPr>
-            </w:pPr>
-            <w:r>
-              <w:rPr>
-                <w:rFonts w:eastAsia="Arial"/>
-                <w:color w:val="2E75B6"/>
-                <w:sz w:val="28"/>
-                <w:szCs w:val="28"/>
-              </w:rPr>
-              <w:t xml:space="preserve">excalidraw.com/#room=[session-link] — saved </w:t>
-            </w:r>
-            <w:proofErr w:type="gramStart"/>
-            <w:r>
-              <w:rPr>
-                <w:rFonts w:eastAsia="Arial"/>
-                <w:color w:val="2E75B6"/>
-                <w:sz w:val="28"/>
-                <w:szCs w:val="28"/>
-              </w:rPr>
-              <w:t>as .</w:t>
-            </w:r>
-            <w:proofErr w:type="spellStart"/>
-            <w:r>
-              <w:rPr>
-                <w:rFonts w:eastAsia="Arial"/>
-                <w:color w:val="2E75B6"/>
-                <w:sz w:val="28"/>
-                <w:szCs w:val="28"/>
-              </w:rPr>
-              <w:t>excalidraw</w:t>
-            </w:r>
-            <w:proofErr w:type="spellEnd"/>
-            <w:proofErr w:type="gramEnd"/>
-            <w:r>
-              <w:rPr>
-                <w:rFonts w:eastAsia="Arial"/>
-                <w:color w:val="2E75B6"/>
-                <w:sz w:val="28"/>
-                <w:szCs w:val="28"/>
-              </w:rPr>
-              <w:t xml:space="preserve"> file</w:t>
-            </w:r>
-          </w:p>
-        </w:tc>
-      </w:tr>
-      <w:tr>
-        <w:tc>
-          <w:tcPr>
-            <w:tcW w:w="480" w:type="dxa"/>
-            <w:tcBorders>
-              <w:top w:val="single" w:sz="1" w:space="0" w:color="CCCCCC"/>
-              <w:left w:val="single" w:sz="1" w:space="0" w:color="CCCCCC"/>
-              <w:bottom w:val="single" w:sz="1" w:space="0" w:color="CCCCCC"/>
-              <w:right w:val="single" w:sz="1" w:space="0" w:color="CCCCCC"/>
-            </w:tcBorders>
-            <w:shd w:val="clear" w:color="auto" w:fill="E1F5EE"/>
-            <w:tcMar>
-              <w:top w:w="70" w:type="dxa"/>
-              <w:left w:w="80" w:type="dxa"/>
-              <w:bottom w:w="70" w:type="dxa"/>
-              <w:right w:w="80" w:type="dxa"/>
-            </w:tcMar>
-          </w:tcPr>
-          <w:p>
-            <w:pPr>
-              <w:jc w:val="both"/>
-              <w:rPr>
-                <w:sz w:val="28"/>
-                <w:szCs w:val="28"/>
-              </w:rPr>
-            </w:pPr>
-            <w:r>
-              <w:rPr>
-                <w:rFonts w:ascii="Segoe UI Emoji" w:eastAsia="Arial" w:hAnsi="Segoe UI Emoji" w:cs="Segoe UI Emoji"/>
-                <w:sz w:val="28"/>
-                <w:szCs w:val="28"/>
-              </w:rPr>
-              <w:t>✅</w:t>
-            </w:r>
-          </w:p>
-        </w:tc>
-        <w:tc>
-          <w:tcPr>
-            <w:tcW w:w="4480" w:type="dxa"/>
-            <w:tcBorders>
-              <w:top w:val="single" w:sz="1" w:space="0" w:color="CCCCCC"/>
-              <w:left w:val="single" w:sz="1" w:space="0" w:color="CCCCCC"/>
-              <w:bottom w:val="single" w:sz="1" w:space="0" w:color="CCCCCC"/>
-              <w:right w:val="single" w:sz="1" w:space="0" w:color="CCCCCC"/>
-            </w:tcBorders>
-            <w:shd w:val="clear" w:color="auto" w:fill="EBF3FB"/>
-            <w:tcMar>
-              <w:top w:w="70" w:type="dxa"/>
-              <w:left w:w="100" w:type="dxa"/>
-              <w:bottom w:w="70" w:type="dxa"/>
-              <w:right w:w="100" w:type="dxa"/>
-            </w:tcMar>
-          </w:tcPr>
-          <w:p>
-            <w:pPr>
-              <w:jc w:val="both"/>
-              <w:rPr>
-                <w:sz w:val="28"/>
-                <w:szCs w:val="28"/>
-              </w:rPr>
-            </w:pPr>
-            <w:r>
-              <w:rPr>
-                <w:rFonts w:eastAsia="Arial"/>
-                <w:sz w:val="28"/>
-                <w:szCs w:val="28"/>
-              </w:rPr>
-              <w:t>This lesson plan document</w:t>
-            </w:r>
-          </w:p>
-        </w:tc>
-        <w:tc>
-          <w:tcPr>
-            <w:tcW w:w="4400" w:type="dxa"/>
-            <w:tcBorders>
-              <w:top w:val="single" w:sz="1" w:space="0" w:color="CCCCCC"/>
-              <w:left w:val="single" w:sz="1" w:space="0" w:color="CCCCCC"/>
-              <w:bottom w:val="single" w:sz="1" w:space="0" w:color="CCCCCC"/>
-              <w:right w:val="single" w:sz="1" w:space="0" w:color="CCCCCC"/>
-            </w:tcBorders>
-            <w:shd w:val="clear" w:color="auto" w:fill="EBF3FB"/>
-            <w:tcMar>
-              <w:top w:w="70" w:type="dxa"/>
-              <w:left w:w="100" w:type="dxa"/>
-              <w:bottom w:w="70" w:type="dxa"/>
-              <w:right w:w="100" w:type="dxa"/>
-            </w:tcMar>
-          </w:tcPr>
-          <w:p>
-            <w:pPr>
-              <w:jc w:val="both"/>
-              <w:rPr>
-                <w:sz w:val="28"/>
-                <w:szCs w:val="28"/>
-              </w:rPr>
-            </w:pPr>
-            <w:r>
-              <w:rPr>
-                <w:rFonts w:eastAsia="Arial"/>
-                <w:color w:val="2E75B6"/>
-                <w:sz w:val="28"/>
-                <w:szCs w:val="28"/>
-              </w:rPr>
-              <w:t>Submitted 1 day before interview per ESDE requirements</w:t>
-            </w:r>
-          </w:p>
-        </w:tc>
-      </w:tr>
-    </w:tbl>
     <w:p>
       <w:pPr>
         <w:jc w:val="both"/>
@@ -14136,7 +12596,7 @@
                 <w:sz w:val="28"/>
                 <w:szCs w:val="28"/>
               </w:rPr>
-              <w:t>Thank You — Looking Forward to the Interview</w:t>
+              <w:t xml:space="preserve">Thank You </w:t>
             </w:r>
           </w:p>
         </w:tc>
@@ -14174,45 +12634,8 @@
                 <w:sz w:val="28"/>
                 <w:szCs w:val="28"/>
               </w:rPr>
-              <w:lastRenderedPageBreak/>
               <w:t>This lesson plan was prepared with one goal: to create a session that is interactive at every step, memorable through analogy and discovery, and practically grounded in real medical data.</w:t>
             </w:r>
-          </w:p>
-          <w:p>
-            <w:pPr>
-              <w:jc w:val="both"/>
-              <w:rPr>
-                <w:sz w:val="28"/>
-                <w:szCs w:val="28"/>
-              </w:rPr>
-            </w:pPr>
-          </w:p>
-          <w:p>
-            <w:pPr>
-              <w:spacing w:after="80"/>
-              <w:jc w:val="both"/>
-              <w:rPr>
-                <w:sz w:val="28"/>
-                <w:szCs w:val="28"/>
-              </w:rPr>
-            </w:pPr>
-            <w:r>
-              <w:rPr>
-                <w:rFonts w:eastAsia="Arial"/>
-                <w:sz w:val="28"/>
-                <w:szCs w:val="28"/>
-              </w:rPr>
-              <w:t>The full story arc — from manually sorting 12 patient cards in the warm-up, to building a model that classifies 303 patients in milliseconds — is intentional. The journey IS the lesson.</w:t>
-            </w:r>
-          </w:p>
-          <w:p>
-            <w:pPr>
-              <w:jc w:val="both"/>
-              <w:rPr>
-                <w:sz w:val="28"/>
-                <w:szCs w:val="28"/>
-              </w:rPr>
-            </w:pPr>
           </w:p>
           <w:p>
             <w:pPr>
@@ -14292,23 +12715,45 @@
               </w:rPr>
               <w:t xml:space="preserve">Dilrabo </w:t>
             </w:r>
-            <w:proofErr w:type="spellStart"/>
-            <w:r>
-              <w:rPr>
-                <w:rFonts w:eastAsia="Arial"/>
-                <w:sz w:val="28"/>
-                <w:szCs w:val="28"/>
-              </w:rPr>
-              <w:t>Hidirova</w:t>
-            </w:r>
-            <w:proofErr w:type="spellEnd"/>
-            <w:r>
-              <w:rPr>
-                <w:rFonts w:eastAsia="Arial"/>
-                <w:sz w:val="28"/>
-                <w:szCs w:val="28"/>
-              </w:rPr>
-              <w:t xml:space="preserve"> | ML Engineer @ EPAM Systems</w:t>
+            <w:r>
+              <w:rPr>
+                <w:rFonts w:eastAsia="Arial"/>
+                <w:sz w:val="28"/>
+                <w:szCs w:val="28"/>
+              </w:rPr>
+              <w:t>Kh</w:t>
+            </w:r>
+            <w:r>
+              <w:rPr>
+                <w:rFonts w:eastAsia="Arial"/>
+                <w:sz w:val="28"/>
+                <w:szCs w:val="28"/>
+              </w:rPr>
+              <w:t xml:space="preserve">idirova | </w:t>
+            </w:r>
+            <w:r>
+              <w:rPr>
+                <w:rFonts w:eastAsia="Arial"/>
+                <w:sz w:val="28"/>
+                <w:szCs w:val="28"/>
+              </w:rPr>
+              <w:t xml:space="preserve">AI/ </w:t>
+            </w:r>
+            <w:r>
+              <w:rPr>
+                <w:rFonts w:eastAsia="Arial"/>
+                <w:sz w:val="28"/>
+                <w:szCs w:val="28"/>
+              </w:rPr>
+              <w:t xml:space="preserve">ML </w:t>
+            </w:r>
+            <w:r>
+              <w:rPr>
+                <w:rFonts w:eastAsia="Arial"/>
+                <w:sz w:val="28"/>
+                <w:szCs w:val="28"/>
+              </w:rPr>
+              <w:t>Lecturer</w:t>
             </w:r>
           </w:p>
         </w:tc>
@@ -14325,730 +12770,6 @@
     </w:p>
     <w:p>
       <w:pPr>
-        <w:jc w:val="both"/>
-        <w:rPr>
-          <w:sz w:val="28"/>
-          <w:szCs w:val="28"/>
-        </w:rPr>
-      </w:pPr>
-    </w:p>
-    <w:p>
-      <w:pPr>
-        <w:pStyle w:val="Heading1"/>
-        <w:jc w:val="both"/>
-        <w:rPr>
-          <w:rFonts w:ascii="Times New Roman" w:hAnsi="Times New Roman" w:cs="Times New Roman"/>
-          <w:sz w:val="28"/>
-          <w:szCs w:val="28"/>
-        </w:rPr>
-      </w:pPr>
-      <w:r>
-        <w:rPr>
-          <w:rFonts w:ascii="Times New Roman" w:eastAsia="Arial" w:hAnsi="Times New Roman" w:cs="Times New Roman"/>
-          <w:b/>
-          <w:bCs/>
-          <w:color w:val="1F4E79"/>
-          <w:sz w:val="28"/>
-          <w:szCs w:val="28"/>
-        </w:rPr>
-        <w:t>4. Phase 1 — Introduction &amp; Warm-Up (5 minutes)</w:t>
-      </w:r>
-    </w:p>
-    <w:tbl>
-      <w:tblPr>
-        <w:tblW w:w="9360" w:type="dxa"/>
-        <w:tblBorders>
-          <w:top w:val="single" w:sz="4" w:space="0" w:color="auto"/>
-          <w:left w:val="single" w:sz="4" w:space="0" w:color="auto"/>
-          <w:bottom w:val="single" w:sz="4" w:space="0" w:color="auto"/>
-          <w:right w:val="single" w:sz="4" w:space="0" w:color="auto"/>
-          <w:insideH w:val="single" w:sz="4" w:space="0" w:color="auto"/>
-          <w:insideV w:val="single" w:sz="4" w:space="0" w:color="auto"/>
-        </w:tblBorders>
-        <w:tblCellMar>
-          <w:left w:w="10" w:type="dxa"/>
-          <w:right w:w="10" w:type="dxa"/>
-        </w:tblCellMar>
-        <w:tblLook w:val="04A0" w:firstRow="1" w:lastRow="0" w:firstColumn="1" w:lastColumn="0" w:noHBand="0" w:noVBand="1"/>
-      </w:tblPr>
-      <w:tblGrid>
-        <w:gridCol w:w="9360"/>
-      </w:tblGrid>
-      <w:tr>
-        <w:tc>
-          <w:tcPr>
-            <w:tcW w:w="9360" w:type="dxa"/>
-            <w:tcBorders>
-              <w:top w:val="single" w:sz="1" w:space="0" w:color="CCCCCC"/>
-              <w:left w:val="single" w:sz="1" w:space="0" w:color="CCCCCC"/>
-              <w:bottom w:val="single" w:sz="1" w:space="0" w:color="CCCCCC"/>
-              <w:right w:val="single" w:sz="1" w:space="0" w:color="CCCCCC"/>
-            </w:tcBorders>
-            <w:shd w:val="clear" w:color="auto" w:fill="1F4E79"/>
-            <w:tcMar>
-              <w:top w:w="80" w:type="dxa"/>
-              <w:left w:w="160" w:type="dxa"/>
-              <w:bottom w:w="80" w:type="dxa"/>
-              <w:right w:w="160" w:type="dxa"/>
-            </w:tcMar>
-          </w:tcPr>
-          <w:p>
-            <w:pPr>
-              <w:jc w:val="both"/>
-              <w:rPr>
-                <w:sz w:val="28"/>
-                <w:szCs w:val="28"/>
-              </w:rPr>
-            </w:pPr>
-            <w:r>
-              <w:rPr>
-                <w:rFonts w:ascii="Segoe UI Emoji" w:eastAsia="Arial" w:hAnsi="Segoe UI Emoji" w:cs="Segoe UI Emoji"/>
-                <w:b/>
-                <w:bCs/>
-                <w:color w:val="FFFFFF"/>
-                <w:sz w:val="28"/>
-                <w:szCs w:val="28"/>
-              </w:rPr>
-              <w:t>🎯</w:t>
-            </w:r>
-            <w:r>
-              <w:rPr>
-                <w:rFonts w:eastAsia="Arial"/>
-                <w:b/>
-                <w:bCs/>
-                <w:color w:val="FFFFFF"/>
-                <w:sz w:val="28"/>
-                <w:szCs w:val="28"/>
-              </w:rPr>
-              <w:t xml:space="preserve"> GOAL</w:t>
-            </w:r>
-          </w:p>
-        </w:tc>
-      </w:tr>
-      <w:tr>
-        <w:tc>
-          <w:tcPr>
-            <w:tcW w:w="9360" w:type="dxa"/>
-            <w:tcBorders>
-              <w:top w:val="single" w:sz="1" w:space="0" w:color="CCCCCC"/>
-              <w:left w:val="single" w:sz="1" w:space="0" w:color="CCCCCC"/>
-              <w:bottom w:val="single" w:sz="1" w:space="0" w:color="CCCCCC"/>
-              <w:right w:val="single" w:sz="1" w:space="0" w:color="CCCCCC"/>
-            </w:tcBorders>
-            <w:shd w:val="clear" w:color="auto" w:fill="EBF3FB"/>
-            <w:tcMar>
-              <w:top w:w="120" w:type="dxa"/>
-              <w:left w:w="180" w:type="dxa"/>
-              <w:bottom w:w="120" w:type="dxa"/>
-              <w:right w:w="180" w:type="dxa"/>
-            </w:tcMar>
-          </w:tcPr>
-          <w:p>
-            <w:pPr>
-              <w:spacing w:after="80"/>
-              <w:jc w:val="both"/>
-              <w:rPr>
-                <w:sz w:val="28"/>
-                <w:szCs w:val="28"/>
-              </w:rPr>
-            </w:pPr>
-            <w:r>
-              <w:rPr>
-                <w:rFonts w:eastAsia="Arial"/>
-                <w:sz w:val="28"/>
-                <w:szCs w:val="28"/>
-              </w:rPr>
-              <w:t>Create energy immediately. Connect to theme through hands-on experience BEFORE any theory. Students physically sort patient data — and discover they just built a Decision Tree.</w:t>
-            </w:r>
-          </w:p>
-        </w:tc>
-      </w:tr>
-    </w:tbl>
-    <w:p>
-      <w:pPr>
-        <w:jc w:val="both"/>
-        <w:rPr>
-          <w:sz w:val="28"/>
-          <w:szCs w:val="28"/>
-        </w:rPr>
-      </w:pPr>
-    </w:p>
-    <w:p>
-      <w:pPr>
-        <w:pStyle w:val="Heading2"/>
-        <w:jc w:val="both"/>
-        <w:rPr>
-          <w:rFonts w:ascii="Times New Roman"/>
-          <w:sz w:val="28"/>
-          <w:szCs w:val="28"/>
-        </w:rPr>
-      </w:pPr>
-      <w:r>
-        <w:rPr>
-          <w:rFonts w:ascii="Times New Roman" w:eastAsia="Arial"/>
-          <w:b/>
-          <w:bCs/>
-          <w:color w:val="2E75B6"/>
-          <w:sz w:val="28"/>
-          <w:szCs w:val="28"/>
-        </w:rPr>
-        <w:t>Step 1 — Personal Introduction (1 minute)</w:t>
-      </w:r>
-    </w:p>
-    <w:p>
-      <w:pPr>
-        <w:spacing w:after="80"/>
-        <w:jc w:val="both"/>
-        <w:rPr>
-          <w:sz w:val="28"/>
-          <w:szCs w:val="28"/>
-        </w:rPr>
-      </w:pPr>
-      <w:r>
-        <w:rPr>
-          <w:rFonts w:eastAsia="Arial"/>
-          <w:sz w:val="28"/>
-          <w:szCs w:val="28"/>
-        </w:rPr>
-        <w:t>State name, role at EPAM Systems, and the session theme. Show the 5-phase agenda on screen. Keep under 60 seconds — energy and clarity over formality.</w:t>
-      </w:r>
-    </w:p>
-    <w:p>
-      <w:pPr>
-        <w:jc w:val="both"/>
-        <w:rPr>
-          <w:sz w:val="28"/>
-          <w:szCs w:val="28"/>
-        </w:rPr>
-      </w:pPr>
-    </w:p>
-    <w:p>
-      <w:pPr>
-        <w:pStyle w:val="Heading2"/>
-        <w:jc w:val="both"/>
-        <w:rPr>
-          <w:rFonts w:ascii="Times New Roman"/>
-          <w:sz w:val="28"/>
-          <w:szCs w:val="28"/>
-        </w:rPr>
-      </w:pPr>
-      <w:r>
-        <w:rPr>
-          <w:rFonts w:ascii="Times New Roman" w:eastAsia="Arial"/>
-          <w:b/>
-          <w:bCs/>
-          <w:color w:val="2E75B6"/>
-          <w:sz w:val="28"/>
-          <w:szCs w:val="28"/>
-        </w:rPr>
-        <w:t>Step 2 — Sort the Patients (4 minutes)</w:t>
-      </w:r>
-    </w:p>
-    <w:tbl>
-      <w:tblPr>
-        <w:tblW w:w="9360" w:type="dxa"/>
-        <w:tblBorders>
-          <w:top w:val="single" w:sz="4" w:space="0" w:color="auto"/>
-          <w:left w:val="single" w:sz="4" w:space="0" w:color="auto"/>
-          <w:bottom w:val="single" w:sz="4" w:space="0" w:color="auto"/>
-          <w:right w:val="single" w:sz="4" w:space="0" w:color="auto"/>
-          <w:insideH w:val="single" w:sz="4" w:space="0" w:color="auto"/>
-          <w:insideV w:val="single" w:sz="4" w:space="0" w:color="auto"/>
-        </w:tblBorders>
-        <w:tblCellMar>
-          <w:left w:w="10" w:type="dxa"/>
-          <w:right w:w="10" w:type="dxa"/>
-        </w:tblCellMar>
-        <w:tblLook w:val="04A0" w:firstRow="1" w:lastRow="0" w:firstColumn="1" w:lastColumn="0" w:noHBand="0" w:noVBand="1"/>
-      </w:tblPr>
-      <w:tblGrid>
-        <w:gridCol w:w="9360"/>
-      </w:tblGrid>
-      <w:tr>
-        <w:tc>
-          <w:tcPr>
-            <w:tcW w:w="9360" w:type="dxa"/>
-            <w:tcBorders>
-              <w:top w:val="single" w:sz="1" w:space="0" w:color="CCCCCC"/>
-              <w:left w:val="single" w:sz="1" w:space="0" w:color="CCCCCC"/>
-              <w:bottom w:val="single" w:sz="1" w:space="0" w:color="CCCCCC"/>
-              <w:right w:val="single" w:sz="1" w:space="0" w:color="CCCCCC"/>
-            </w:tcBorders>
-            <w:shd w:val="clear" w:color="auto" w:fill="2E75B6"/>
-            <w:tcMar>
-              <w:top w:w="80" w:type="dxa"/>
-              <w:left w:w="160" w:type="dxa"/>
-              <w:bottom w:w="80" w:type="dxa"/>
-              <w:right w:w="160" w:type="dxa"/>
-            </w:tcMar>
-          </w:tcPr>
-          <w:p>
-            <w:pPr>
-              <w:jc w:val="both"/>
-              <w:rPr>
-                <w:sz w:val="28"/>
-                <w:szCs w:val="28"/>
-              </w:rPr>
-            </w:pPr>
-            <w:r>
-              <w:rPr>
-                <w:rFonts w:ascii="Segoe UI Symbol" w:eastAsia="Arial" w:hAnsi="Segoe UI Symbol" w:cs="Segoe UI Symbol"/>
-                <w:b/>
-                <w:bCs/>
-                <w:color w:val="FFFFFF"/>
-                <w:sz w:val="28"/>
-                <w:szCs w:val="28"/>
-              </w:rPr>
-              <w:t>🎙</w:t>
-            </w:r>
-            <w:r>
-              <w:rPr>
-                <w:rFonts w:eastAsia="Arial"/>
-                <w:b/>
-                <w:bCs/>
-                <w:color w:val="FFFFFF"/>
-                <w:sz w:val="28"/>
-                <w:szCs w:val="28"/>
-              </w:rPr>
-              <w:t xml:space="preserve"> INSTRUCTOR SCRIPT — say this out loud</w:t>
-            </w:r>
-          </w:p>
-        </w:tc>
-      </w:tr>
-      <w:tr>
-        <w:tc>
-          <w:tcPr>
-            <w:tcW w:w="9360" w:type="dxa"/>
-            <w:tcBorders>
-              <w:top w:val="single" w:sz="1" w:space="0" w:color="CCCCCC"/>
-              <w:left w:val="single" w:sz="1" w:space="0" w:color="CCCCCC"/>
-              <w:bottom w:val="single" w:sz="1" w:space="0" w:color="CCCCCC"/>
-              <w:right w:val="single" w:sz="1" w:space="0" w:color="CCCCCC"/>
-            </w:tcBorders>
-            <w:shd w:val="clear" w:color="auto" w:fill="EBF3FB"/>
-            <w:tcMar>
-              <w:top w:w="120" w:type="dxa"/>
-              <w:left w:w="180" w:type="dxa"/>
-              <w:bottom w:w="120" w:type="dxa"/>
-              <w:right w:w="180" w:type="dxa"/>
-            </w:tcMar>
-          </w:tcPr>
-          <w:p>
-            <w:pPr>
-              <w:spacing w:after="80"/>
-              <w:jc w:val="both"/>
-              <w:rPr>
-                <w:sz w:val="28"/>
-                <w:szCs w:val="28"/>
-              </w:rPr>
-            </w:pPr>
-            <w:r>
-              <w:rPr>
-                <w:rFonts w:eastAsia="Arial"/>
-                <w:sz w:val="28"/>
-                <w:szCs w:val="28"/>
-              </w:rPr>
-              <w:t>"Welcome everyone. I am dropping a link in the chat right now. Open it in your browser — no account needed."</w:t>
-            </w:r>
-          </w:p>
-          <w:p>
-            <w:pPr>
-              <w:spacing w:after="80"/>
-              <w:jc w:val="both"/>
-              <w:rPr>
-                <w:sz w:val="28"/>
-                <w:szCs w:val="28"/>
-              </w:rPr>
-            </w:pPr>
-            <w:r>
-              <w:rPr>
-                <w:rFonts w:eastAsia="Arial"/>
-                <w:sz w:val="28"/>
-                <w:szCs w:val="28"/>
-              </w:rPr>
-              <w:t>"You will see 12 patient cards on the screen. Each card shows real medical data — age, chest pain, cholesterol, vessels blocked."</w:t>
-            </w:r>
-          </w:p>
-          <w:p>
-            <w:pPr>
-              <w:spacing w:after="80"/>
-              <w:jc w:val="both"/>
-              <w:rPr>
-                <w:sz w:val="28"/>
-                <w:szCs w:val="28"/>
-              </w:rPr>
-            </w:pPr>
-            <w:r>
-              <w:rPr>
-                <w:rFonts w:eastAsia="Arial"/>
-                <w:sz w:val="28"/>
-                <w:szCs w:val="28"/>
-              </w:rPr>
-              <w:t>"Your task: drag each card to HIGH RISK or LOW RISK zone. Use ONLY your gut feeling. You have 4 minutes. Go!"</w:t>
-            </w:r>
-          </w:p>
-          <w:p>
-            <w:pPr>
-              <w:jc w:val="both"/>
-              <w:rPr>
-                <w:sz w:val="28"/>
-                <w:szCs w:val="28"/>
-              </w:rPr>
-            </w:pPr>
-          </w:p>
-          <w:p>
-            <w:pPr>
-              <w:spacing w:after="80"/>
-              <w:jc w:val="both"/>
-              <w:rPr>
-                <w:sz w:val="28"/>
-                <w:szCs w:val="28"/>
-              </w:rPr>
-            </w:pPr>
-            <w:r>
-              <w:rPr>
-                <w:rFonts w:eastAsia="Arial"/>
-                <w:sz w:val="28"/>
-                <w:szCs w:val="28"/>
-              </w:rPr>
-              <w:t>[After 4 minutes]</w:t>
-            </w:r>
-          </w:p>
-          <w:p>
-            <w:pPr>
-              <w:spacing w:after="80"/>
-              <w:jc w:val="both"/>
-              <w:rPr>
-                <w:sz w:val="28"/>
-                <w:szCs w:val="28"/>
-              </w:rPr>
-            </w:pPr>
-            <w:r>
-              <w:rPr>
-                <w:rFonts w:eastAsia="Arial"/>
-                <w:sz w:val="28"/>
-                <w:szCs w:val="28"/>
-              </w:rPr>
-              <w:t>"Stop. Look at where you placed the cards. Now tell me — what RULE did you use to sort them? Type in chat."</w:t>
-            </w:r>
-          </w:p>
-          <w:p>
-            <w:pPr>
-              <w:spacing w:after="80"/>
-              <w:jc w:val="both"/>
-              <w:rPr>
-                <w:sz w:val="28"/>
-                <w:szCs w:val="28"/>
-              </w:rPr>
-            </w:pPr>
-            <w:r>
-              <w:rPr>
-                <w:rFonts w:eastAsia="Arial"/>
-                <w:sz w:val="28"/>
-                <w:szCs w:val="28"/>
-              </w:rPr>
-              <w:t>[Take 2–3 answers. Students will say: chest pain, age, number of vessels]</w:t>
-            </w:r>
-          </w:p>
-          <w:p>
-            <w:pPr>
-              <w:jc w:val="both"/>
-              <w:rPr>
-                <w:sz w:val="28"/>
-                <w:szCs w:val="28"/>
-              </w:rPr>
-            </w:pPr>
-          </w:p>
-          <w:p>
-            <w:pPr>
-              <w:spacing w:after="80"/>
-              <w:jc w:val="both"/>
-              <w:rPr>
-                <w:sz w:val="28"/>
-                <w:szCs w:val="28"/>
-              </w:rPr>
-            </w:pPr>
-            <w:r>
-              <w:rPr>
-                <w:rFonts w:eastAsia="Arial"/>
-                <w:sz w:val="28"/>
-                <w:szCs w:val="28"/>
-              </w:rPr>
-              <w:lastRenderedPageBreak/>
-              <w:t>"Exactly. Every question you used in your brain — chest pain? age? vessels blocked? — those are called NODES."</w:t>
-            </w:r>
-          </w:p>
-          <w:p>
-            <w:pPr>
-              <w:spacing w:after="80"/>
-              <w:jc w:val="both"/>
-              <w:rPr>
-                <w:sz w:val="28"/>
-                <w:szCs w:val="28"/>
-              </w:rPr>
-            </w:pPr>
-            <w:r>
-              <w:rPr>
-                <w:rFonts w:eastAsia="Arial"/>
-                <w:sz w:val="28"/>
-                <w:szCs w:val="28"/>
-              </w:rPr>
-              <w:t>"Every YES or NO answer is a BRANCH. What you just built manually in 4 minutes is a Decision Tree."</w:t>
-            </w:r>
-          </w:p>
-          <w:p>
-            <w:pPr>
-              <w:spacing w:after="80"/>
-              <w:jc w:val="both"/>
-              <w:rPr>
-                <w:sz w:val="28"/>
-                <w:szCs w:val="28"/>
-              </w:rPr>
-            </w:pPr>
-            <w:r>
-              <w:rPr>
-                <w:rFonts w:eastAsia="Arial"/>
-                <w:sz w:val="28"/>
-                <w:szCs w:val="28"/>
-              </w:rPr>
-              <w:t>"Today we teach Python to build one automatically — from 303 patients — in 3 milliseconds."</w:t>
-            </w:r>
-          </w:p>
-        </w:tc>
-      </w:tr>
-    </w:tbl>
-    <w:p>
-      <w:pPr>
-        <w:jc w:val="both"/>
-        <w:rPr>
-          <w:sz w:val="28"/>
-          <w:szCs w:val="28"/>
-        </w:rPr>
-      </w:pPr>
-    </w:p>
-    <w:tbl>
-      <w:tblPr>
-        <w:tblW w:w="9360" w:type="dxa"/>
-        <w:tblBorders>
-          <w:top w:val="single" w:sz="4" w:space="0" w:color="auto"/>
-          <w:left w:val="single" w:sz="4" w:space="0" w:color="auto"/>
-          <w:bottom w:val="single" w:sz="4" w:space="0" w:color="auto"/>
-          <w:right w:val="single" w:sz="4" w:space="0" w:color="auto"/>
-          <w:insideH w:val="single" w:sz="4" w:space="0" w:color="auto"/>
-          <w:insideV w:val="single" w:sz="4" w:space="0" w:color="auto"/>
-        </w:tblBorders>
-        <w:tblCellMar>
-          <w:left w:w="10" w:type="dxa"/>
-          <w:right w:w="10" w:type="dxa"/>
-        </w:tblCellMar>
-        <w:tblLook w:val="04A0" w:firstRow="1" w:lastRow="0" w:firstColumn="1" w:lastColumn="0" w:noHBand="0" w:noVBand="1"/>
-      </w:tblPr>
-      <w:tblGrid>
-        <w:gridCol w:w="9360"/>
-      </w:tblGrid>
-      <w:tr>
-        <w:tc>
-          <w:tcPr>
-            <w:tcW w:w="9360" w:type="dxa"/>
-            <w:tcBorders>
-              <w:top w:val="single" w:sz="1" w:space="0" w:color="CCCCCC"/>
-              <w:left w:val="single" w:sz="1" w:space="0" w:color="CCCCCC"/>
-              <w:bottom w:val="single" w:sz="1" w:space="0" w:color="CCCCCC"/>
-              <w:right w:val="single" w:sz="1" w:space="0" w:color="CCCCCC"/>
-            </w:tcBorders>
-            <w:shd w:val="clear" w:color="auto" w:fill="854F0B"/>
-            <w:tcMar>
-              <w:top w:w="80" w:type="dxa"/>
-              <w:left w:w="160" w:type="dxa"/>
-              <w:bottom w:w="80" w:type="dxa"/>
-              <w:right w:w="160" w:type="dxa"/>
-            </w:tcMar>
-          </w:tcPr>
-          <w:p>
-            <w:pPr>
-              <w:jc w:val="both"/>
-              <w:rPr>
-                <w:sz w:val="28"/>
-                <w:szCs w:val="28"/>
-              </w:rPr>
-            </w:pPr>
-            <w:r>
-              <w:rPr>
-                <w:rFonts w:ascii="Segoe UI Symbol" w:eastAsia="Arial" w:hAnsi="Segoe UI Symbol" w:cs="Segoe UI Symbol"/>
-                <w:b/>
-                <w:bCs/>
-                <w:color w:val="FFFFFF"/>
-                <w:sz w:val="28"/>
-                <w:szCs w:val="28"/>
-              </w:rPr>
-              <w:t>🛠</w:t>
-            </w:r>
-            <w:r>
-              <w:rPr>
-                <w:rFonts w:eastAsia="Arial"/>
-                <w:b/>
-                <w:bCs/>
-                <w:color w:val="FFFFFF"/>
-                <w:sz w:val="28"/>
-                <w:szCs w:val="28"/>
-              </w:rPr>
-              <w:t xml:space="preserve"> TOOLS &amp; MATERIALS</w:t>
-            </w:r>
-          </w:p>
-        </w:tc>
-      </w:tr>
-      <w:tr>
-        <w:tc>
-          <w:tcPr>
-            <w:tcW w:w="9360" w:type="dxa"/>
-            <w:tcBorders>
-              <w:top w:val="single" w:sz="1" w:space="0" w:color="CCCCCC"/>
-              <w:left w:val="single" w:sz="1" w:space="0" w:color="CCCCCC"/>
-              <w:bottom w:val="single" w:sz="1" w:space="0" w:color="CCCCCC"/>
-              <w:right w:val="single" w:sz="1" w:space="0" w:color="CCCCCC"/>
-            </w:tcBorders>
-            <w:shd w:val="clear" w:color="auto" w:fill="FAEEDA"/>
-            <w:tcMar>
-              <w:top w:w="120" w:type="dxa"/>
-              <w:left w:w="180" w:type="dxa"/>
-              <w:bottom w:w="120" w:type="dxa"/>
-              <w:right w:w="180" w:type="dxa"/>
-            </w:tcMar>
-          </w:tcPr>
-          <w:p>
-            <w:pPr>
-              <w:spacing w:after="80"/>
-              <w:jc w:val="both"/>
-              <w:rPr>
-                <w:sz w:val="28"/>
-                <w:szCs w:val="28"/>
-              </w:rPr>
-            </w:pPr>
-            <w:proofErr w:type="spellStart"/>
-            <w:r>
-              <w:rPr>
-                <w:rFonts w:eastAsia="Arial"/>
-                <w:sz w:val="28"/>
-                <w:szCs w:val="28"/>
-              </w:rPr>
-              <w:t>Excalidraw</w:t>
-            </w:r>
-            <w:proofErr w:type="spellEnd"/>
-            <w:r>
-              <w:rPr>
-                <w:rFonts w:eastAsia="Arial"/>
-                <w:sz w:val="28"/>
-                <w:szCs w:val="28"/>
-              </w:rPr>
-              <w:t xml:space="preserve"> board: excalidraw.com/#room=[your-session-link]</w:t>
-            </w:r>
-          </w:p>
-          <w:p>
-            <w:pPr>
-              <w:spacing w:after="80"/>
-              <w:jc w:val="both"/>
-              <w:rPr>
-                <w:sz w:val="28"/>
-                <w:szCs w:val="28"/>
-              </w:rPr>
-            </w:pPr>
-            <w:r>
-              <w:rPr>
-                <w:rFonts w:eastAsia="Arial"/>
-                <w:sz w:val="28"/>
-                <w:szCs w:val="28"/>
-              </w:rPr>
-              <w:t>Board contains: title banner, HIGH RISK zone (red), LOW RISK zone (green), 12 patient sticky notes, hidden Decision Tree reveal</w:t>
-            </w:r>
-          </w:p>
-          <w:p>
-            <w:pPr>
-              <w:spacing w:after="80"/>
-              <w:jc w:val="both"/>
-              <w:rPr>
-                <w:sz w:val="28"/>
-                <w:szCs w:val="28"/>
-              </w:rPr>
-            </w:pPr>
-            <w:proofErr w:type="spellStart"/>
-            <w:r>
-              <w:rPr>
-                <w:rFonts w:eastAsia="Arial"/>
-                <w:sz w:val="28"/>
-                <w:szCs w:val="28"/>
-              </w:rPr>
-              <w:t>FigJam</w:t>
-            </w:r>
-            <w:proofErr w:type="spellEnd"/>
-            <w:r>
-              <w:rPr>
-                <w:rFonts w:eastAsia="Arial"/>
-                <w:sz w:val="28"/>
-                <w:szCs w:val="28"/>
-              </w:rPr>
-              <w:t xml:space="preserve">: figma.com/board/[your-board] — backup if </w:t>
-            </w:r>
-            <w:proofErr w:type="spellStart"/>
-            <w:r>
-              <w:rPr>
-                <w:rFonts w:eastAsia="Arial"/>
-                <w:sz w:val="28"/>
-                <w:szCs w:val="28"/>
-              </w:rPr>
-              <w:t>Excalidraw</w:t>
-            </w:r>
-            <w:proofErr w:type="spellEnd"/>
-            <w:r>
-              <w:rPr>
-                <w:rFonts w:eastAsia="Arial"/>
-                <w:sz w:val="28"/>
-                <w:szCs w:val="28"/>
-              </w:rPr>
-              <w:t xml:space="preserve"> has issues</w:t>
-            </w:r>
-          </w:p>
-          <w:p>
-            <w:pPr>
-              <w:spacing w:after="80"/>
-              <w:jc w:val="both"/>
-              <w:rPr>
-                <w:sz w:val="28"/>
-                <w:szCs w:val="28"/>
-              </w:rPr>
-            </w:pPr>
-            <w:r>
-              <w:rPr>
-                <w:rFonts w:eastAsia="Arial"/>
-                <w:sz w:val="28"/>
-                <w:szCs w:val="28"/>
-              </w:rPr>
-              <w:t>Saved file: 01-decision-trees-random-forests/</w:t>
-            </w:r>
-            <w:proofErr w:type="spellStart"/>
-            <w:r>
-              <w:rPr>
-                <w:rFonts w:eastAsia="Arial"/>
-                <w:sz w:val="28"/>
-                <w:szCs w:val="28"/>
-              </w:rPr>
-              <w:t>warm_up_board.excalidraw</w:t>
-            </w:r>
-            <w:proofErr w:type="spellEnd"/>
-          </w:p>
-        </w:tc>
-      </w:tr>
-    </w:tbl>
-    <w:p>
-      <w:pPr>
-        <w:jc w:val="both"/>
-        <w:rPr>
-          <w:sz w:val="28"/>
-          <w:szCs w:val="28"/>
-        </w:rPr>
-      </w:pPr>
-    </w:p>
-    <w:p>
-      <w:pPr>
         <w:pStyle w:val="NormalWeb"/>
         <w:spacing w:before="0" w:beforeAutospacing="0" w:after="0" w:afterAutospacing="0"/>
         <w:ind w:left="-567" w:right="-2"/>
@@ -15060,12 +12781,12 @@
       </w:pPr>
     </w:p>
     <w:sectPr>
-      <w:headerReference w:type="even" r:id="rId16"/>
-      <w:headerReference w:type="default" r:id="rId17"/>
-      <w:footerReference w:type="even" r:id="rId18"/>
-      <w:footerReference w:type="default" r:id="rId19"/>
-      <w:headerReference w:type="first" r:id="rId20"/>
-      <w:footerReference w:type="first" r:id="rId21"/>
+      <w:headerReference w:type="even" r:id="rId22"/>
+      <w:headerReference w:type="default" r:id="rId23"/>
+      <w:footerReference w:type="even" r:id="rId24"/>
+      <w:footerReference w:type="default" r:id="rId25"/>
+      <w:headerReference w:type="first" r:id="rId26"/>
+      <w:footerReference w:type="first" r:id="rId27"/>
       <w:pgSz w:w="11906" w:h="16838" w:code="9"/>
       <w:pgMar w:top="851" w:right="851" w:bottom="1134" w:left="1701" w:header="0" w:footer="510" w:gutter="0"/>
       <w:cols w:space="708"/>
@@ -19472,7 +17193,6 @@
   <w:style w:type="character" w:default="1" w:styleId="DefaultParagraphFont">
     <w:name w:val="Default Paragraph Font"/>
     <w:uiPriority w:val="1"/>
-    <w:semiHidden/>
     <w:unhideWhenUsed/>
   </w:style>
   <w:style w:type="table" w:default="1" w:styleId="TableNormal">

--- a/01-decision-trees-random-forests/Demo_Lesson_plan_ Dilrabo_Khidirova.docx
+++ b/01-decision-trees-random-forests/Demo_Lesson_plan_ Dilrabo_Khidirova.docx
@@ -11598,6 +11598,220 @@
         </w:rPr>
       </w:pPr>
     </w:p>
+    <w:tbl>
+      <w:tblPr>
+        <w:tblW w:w="9360" w:type="dxa"/>
+        <w:tblBorders>
+          <w:top w:val="single" w:sz="4" w:space="0" w:color="auto"/>
+          <w:left w:val="single" w:sz="4" w:space="0" w:color="auto"/>
+          <w:bottom w:val="single" w:sz="4" w:space="0" w:color="auto"/>
+          <w:right w:val="single" w:sz="4" w:space="0" w:color="auto"/>
+          <w:insideH w:val="single" w:sz="4" w:space="0" w:color="auto"/>
+          <w:insideV w:val="single" w:sz="4" w:space="0" w:color="auto"/>
+        </w:tblBorders>
+        <w:tblCellMar>
+          <w:left w:w="10" w:type="dxa"/>
+          <w:right w:w="10" w:type="dxa"/>
+        </w:tblCellMar>
+        <w:tblLook w:val="04A0" w:firstRow="1" w:lastRow="0" w:firstColumn="1" w:lastColumn="0" w:noHBand="0" w:noVBand="1"/>
+      </w:tblPr>
+      <w:tblGrid>
+        <w:gridCol w:w="9360"/>
+      </w:tblGrid>
+      <w:tr>
+        <w:tc>
+          <w:tcPr>
+            <w:tcW w:w="9360" w:type="dxa"/>
+            <w:tcBorders>
+              <w:top w:val="single" w:sz="1" w:space="0" w:color="CCCCCC"/>
+              <w:left w:val="single" w:sz="1" w:space="0" w:color="CCCCCC"/>
+              <w:bottom w:val="single" w:sz="1" w:space="0" w:color="CCCCCC"/>
+              <w:right w:val="single" w:sz="1" w:space="0" w:color="CCCCCC"/>
+            </w:tcBorders>
+            <w:shd w:val="clear" w:color="auto" w:fill="854F0B"/>
+            <w:tcMar>
+              <w:top w:w="80" w:type="dxa"/>
+              <w:left w:w="160" w:type="dxa"/>
+              <w:bottom w:w="80" w:type="dxa"/>
+              <w:right w:w="160" w:type="dxa"/>
+            </w:tcMar>
+          </w:tcPr>
+          <w:p>
+            <w:pPr>
+              <w:jc w:val="both"/>
+              <w:rPr>
+                <w:sz w:val="28"/>
+                <w:szCs w:val="28"/>
+              </w:rPr>
+            </w:pPr>
+            <w:r>
+              <w:rPr>
+                <w:rFonts w:eastAsia="Arial"/>
+                <w:b/>
+                <w:bCs/>
+                <w:color w:val="FFFFFF"/>
+                <w:sz w:val="28"/>
+                <w:szCs w:val="28"/>
+              </w:rPr>
+              <w:t>TOOLS &amp; MATERIALS</w:t>
+            </w:r>
+          </w:p>
+        </w:tc>
+      </w:tr>
+      <w:tr>
+        <w:tc>
+          <w:tcPr>
+            <w:tcW w:w="9360" w:type="dxa"/>
+            <w:tcBorders>
+              <w:top w:val="single" w:sz="1" w:space="0" w:color="CCCCCC"/>
+              <w:left w:val="single" w:sz="1" w:space="0" w:color="CCCCCC"/>
+              <w:bottom w:val="single" w:sz="1" w:space="0" w:color="CCCCCC"/>
+              <w:right w:val="single" w:sz="1" w:space="0" w:color="CCCCCC"/>
+            </w:tcBorders>
+            <w:shd w:val="clear" w:color="auto" w:fill="FAEEDA"/>
+            <w:tcMar>
+              <w:top w:w="120" w:type="dxa"/>
+              <w:left w:w="180" w:type="dxa"/>
+              <w:bottom w:w="120" w:type="dxa"/>
+              <w:right w:w="180" w:type="dxa"/>
+            </w:tcMar>
+          </w:tcPr>
+          <w:p>
+            <w:pPr>
+              <w:spacing w:after="80"/>
+              <w:jc w:val="both"/>
+              <w:rPr>
+                <w:rFonts w:eastAsia="Arial"/>
+                <w:sz w:val="28"/>
+                <w:szCs w:val="28"/>
+              </w:rPr>
+            </w:pPr>
+            <w:r>
+              <w:rPr>
+                <w:rFonts w:eastAsia="Arial"/>
+                <w:sz w:val="28"/>
+                <w:szCs w:val="28"/>
+              </w:rPr>
+              <w:t xml:space="preserve">Notebook: </w:t>
+            </w:r>
+            <w:proofErr w:type="spellStart"/>
+            <w:r>
+              <w:rPr>
+                <w:rFonts w:eastAsia="Arial"/>
+                <w:sz w:val="28"/>
+                <w:szCs w:val="28"/>
+              </w:rPr>
+              <w:t>Jupyter</w:t>
+            </w:r>
+            <w:proofErr w:type="spellEnd"/>
+            <w:r>
+              <w:rPr>
+                <w:rFonts w:eastAsia="Arial"/>
+                <w:sz w:val="28"/>
+                <w:szCs w:val="28"/>
+              </w:rPr>
+              <w:t xml:space="preserve"> Notebook</w:t>
+            </w:r>
+          </w:p>
+          <w:p>
+            <w:pPr>
+              <w:spacing w:after="80"/>
+              <w:jc w:val="both"/>
+              <w:rPr>
+                <w:sz w:val="28"/>
+                <w:szCs w:val="28"/>
+              </w:rPr>
+            </w:pPr>
+            <w:r>
+              <w:rPr>
+                <w:sz w:val="28"/>
+                <w:szCs w:val="28"/>
+              </w:rPr>
+              <w:t>IDE: Windsurf</w:t>
+            </w:r>
+          </w:p>
+          <w:p>
+            <w:pPr>
+              <w:spacing w:after="80"/>
+              <w:jc w:val="both"/>
+              <w:rPr>
+                <w:sz w:val="28"/>
+                <w:szCs w:val="28"/>
+              </w:rPr>
+            </w:pPr>
+            <w:r>
+              <w:rPr>
+                <w:sz w:val="28"/>
+                <w:szCs w:val="28"/>
+              </w:rPr>
+              <w:t xml:space="preserve">Alternative: Kaggle, Google </w:t>
+            </w:r>
+            <w:proofErr w:type="spellStart"/>
+            <w:r>
+              <w:rPr>
+                <w:sz w:val="28"/>
+                <w:szCs w:val="28"/>
+              </w:rPr>
+              <w:t>Colab</w:t>
+            </w:r>
+            <w:proofErr w:type="spellEnd"/>
+          </w:p>
+          <w:p>
+            <w:pPr>
+              <w:spacing w:after="80"/>
+              <w:rPr>
+                <w:sz w:val="28"/>
+                <w:szCs w:val="28"/>
+              </w:rPr>
+            </w:pPr>
+            <w:r>
+              <w:rPr>
+                <w:rFonts w:eastAsia="Arial"/>
+                <w:sz w:val="28"/>
+                <w:szCs w:val="28"/>
+              </w:rPr>
+              <w:t>Location:</w:t>
+            </w:r>
+            <w:r>
+              <w:rPr>
+                <w:rFonts w:eastAsia="Arial"/>
+                <w:sz w:val="28"/>
+                <w:szCs w:val="28"/>
+              </w:rPr>
+              <w:t xml:space="preserve"> </w:t>
+            </w:r>
+            <w:hyperlink r:id="rId22" w:history="1">
+              <w:r>
+                <w:rPr>
+                  <w:rStyle w:val="Hyperlink"/>
+                  <w:rFonts w:eastAsia="Arial"/>
+                  <w:sz w:val="28"/>
+                  <w:szCs w:val="28"/>
+                </w:rPr>
+                <w:t>https://github.com/dilrabonu/ml-teaching-lab/tree/main/01-decision-trees-random-forests</w:t>
+              </w:r>
+            </w:hyperlink>
+            <w:r>
+              <w:rPr>
+                <w:rFonts w:eastAsia="Arial"/>
+                <w:sz w:val="28"/>
+                <w:szCs w:val="28"/>
+              </w:rPr>
+              <w:t xml:space="preserve"> </w:t>
+            </w:r>
+          </w:p>
+        </w:tc>
+      </w:tr>
+    </w:tbl>
+    <w:p>
+      <w:pPr>
+        <w:jc w:val="both"/>
+        <w:rPr>
+          <w:sz w:val="28"/>
+          <w:szCs w:val="28"/>
+        </w:rPr>
+      </w:pPr>
+    </w:p>
     <w:p>
       <w:pPr>
         <w:jc w:val="both"/>
@@ -11916,7 +12130,7 @@
           <w:sz w:val="28"/>
           <w:szCs w:val="28"/>
         </w:rPr>
-        <w:t xml:space="preserve">Slide 3 </w:t>
+        <w:t xml:space="preserve">Slide </w:t>
       </w:r>
       <w:r>
         <w:rPr>
@@ -11924,7 +12138,7 @@
           <w:sz w:val="28"/>
           <w:szCs w:val="28"/>
         </w:rPr>
-        <w:t>-</w:t>
+        <w:t>3</w:t>
       </w:r>
       <w:r>
         <w:rPr>
@@ -11932,31 +12146,7 @@
           <w:sz w:val="28"/>
           <w:szCs w:val="28"/>
         </w:rPr>
-        <w:t xml:space="preserve"> Open Ended: 'What 1 question do you still have?'</w:t>
-      </w:r>
-    </w:p>
-    <w:p>
-      <w:pPr>
-        <w:pStyle w:val="ListParagraph"/>
-        <w:numPr>
-          <w:ilvl w:val="0"/>
-          <w:numId w:val="34"/>
-        </w:numPr>
-        <w:spacing w:after="60"/>
-        <w:contextualSpacing w:val="0"/>
-        <w:jc w:val="both"/>
-        <w:rPr>
-          <w:sz w:val="28"/>
-          <w:szCs w:val="28"/>
-        </w:rPr>
-      </w:pPr>
-      <w:r>
-        <w:rPr>
-          <w:rFonts w:eastAsia="Arial"/>
-          <w:sz w:val="28"/>
-          <w:szCs w:val="28"/>
-        </w:rPr>
-        <w:t xml:space="preserve">Slide 4 </w:t>
+        <w:t xml:space="preserve"> </w:t>
       </w:r>
       <w:r>
         <w:rPr>
@@ -12435,6 +12625,156 @@
         </w:rPr>
       </w:pPr>
     </w:p>
+    <w:tbl>
+      <w:tblPr>
+        <w:tblW w:w="9360" w:type="dxa"/>
+        <w:tblBorders>
+          <w:top w:val="single" w:sz="4" w:space="0" w:color="auto"/>
+          <w:left w:val="single" w:sz="4" w:space="0" w:color="auto"/>
+          <w:bottom w:val="single" w:sz="4" w:space="0" w:color="auto"/>
+          <w:right w:val="single" w:sz="4" w:space="0" w:color="auto"/>
+          <w:insideH w:val="single" w:sz="4" w:space="0" w:color="auto"/>
+          <w:insideV w:val="single" w:sz="4" w:space="0" w:color="auto"/>
+        </w:tblBorders>
+        <w:tblCellMar>
+          <w:left w:w="10" w:type="dxa"/>
+          <w:right w:w="10" w:type="dxa"/>
+        </w:tblCellMar>
+        <w:tblLook w:val="04A0" w:firstRow="1" w:lastRow="0" w:firstColumn="1" w:lastColumn="0" w:noHBand="0" w:noVBand="1"/>
+      </w:tblPr>
+      <w:tblGrid>
+        <w:gridCol w:w="9360"/>
+      </w:tblGrid>
+      <w:tr>
+        <w:tc>
+          <w:tcPr>
+            <w:tcW w:w="9360" w:type="dxa"/>
+            <w:tcBorders>
+              <w:top w:val="single" w:sz="1" w:space="0" w:color="CCCCCC"/>
+              <w:left w:val="single" w:sz="1" w:space="0" w:color="CCCCCC"/>
+              <w:bottom w:val="single" w:sz="1" w:space="0" w:color="CCCCCC"/>
+              <w:right w:val="single" w:sz="1" w:space="0" w:color="CCCCCC"/>
+            </w:tcBorders>
+            <w:shd w:val="clear" w:color="auto" w:fill="854F0B"/>
+            <w:tcMar>
+              <w:top w:w="80" w:type="dxa"/>
+              <w:left w:w="160" w:type="dxa"/>
+              <w:bottom w:w="80" w:type="dxa"/>
+              <w:right w:w="160" w:type="dxa"/>
+            </w:tcMar>
+          </w:tcPr>
+          <w:p>
+            <w:pPr>
+              <w:jc w:val="both"/>
+              <w:rPr>
+                <w:sz w:val="28"/>
+                <w:szCs w:val="28"/>
+              </w:rPr>
+            </w:pPr>
+            <w:r>
+              <w:rPr>
+                <w:rFonts w:eastAsia="Arial"/>
+                <w:b/>
+                <w:bCs/>
+                <w:color w:val="FFFFFF"/>
+                <w:sz w:val="28"/>
+                <w:szCs w:val="28"/>
+              </w:rPr>
+              <w:t>TOOLS &amp; MATERIALS</w:t>
+            </w:r>
+          </w:p>
+        </w:tc>
+      </w:tr>
+      <w:tr>
+        <w:tc>
+          <w:tcPr>
+            <w:tcW w:w="9360" w:type="dxa"/>
+            <w:tcBorders>
+              <w:top w:val="single" w:sz="1" w:space="0" w:color="CCCCCC"/>
+              <w:left w:val="single" w:sz="1" w:space="0" w:color="CCCCCC"/>
+              <w:bottom w:val="single" w:sz="1" w:space="0" w:color="CCCCCC"/>
+              <w:right w:val="single" w:sz="1" w:space="0" w:color="CCCCCC"/>
+            </w:tcBorders>
+            <w:shd w:val="clear" w:color="auto" w:fill="FAEEDA"/>
+            <w:tcMar>
+              <w:top w:w="120" w:type="dxa"/>
+              <w:left w:w="180" w:type="dxa"/>
+              <w:bottom w:w="120" w:type="dxa"/>
+              <w:right w:w="180" w:type="dxa"/>
+            </w:tcMar>
+          </w:tcPr>
+          <w:p>
+            <w:pPr>
+              <w:spacing w:after="80"/>
+              <w:jc w:val="both"/>
+              <w:rPr>
+                <w:sz w:val="28"/>
+                <w:szCs w:val="28"/>
+              </w:rPr>
+            </w:pPr>
+            <w:proofErr w:type="spellStart"/>
+            <w:r>
+              <w:rPr>
+                <w:rFonts w:eastAsia="Arial"/>
+                <w:sz w:val="28"/>
+                <w:szCs w:val="28"/>
+              </w:rPr>
+              <w:t>Mentimeter</w:t>
+            </w:r>
+            <w:proofErr w:type="spellEnd"/>
+            <w:r>
+              <w:rPr>
+                <w:rFonts w:eastAsia="Arial"/>
+                <w:sz w:val="28"/>
+                <w:szCs w:val="28"/>
+              </w:rPr>
+              <w:t xml:space="preserve">: </w:t>
+            </w:r>
+            <w:hyperlink r:id="rId23" w:history="1">
+              <w:r>
+                <w:rPr>
+                  <w:rStyle w:val="Hyperlink"/>
+                  <w:rFonts w:eastAsia="Arial"/>
+                  <w:sz w:val="28"/>
+                  <w:szCs w:val="28"/>
+                </w:rPr>
+                <w:t>Link</w:t>
+              </w:r>
+            </w:hyperlink>
+            <w:r>
+              <w:rPr>
+                <w:rFonts w:eastAsia="Arial"/>
+                <w:sz w:val="28"/>
+                <w:szCs w:val="28"/>
+              </w:rPr>
+              <w:t xml:space="preserve">  8148 5386</w:t>
+            </w:r>
+            <w:r>
+              <w:rPr>
+                <w:rFonts w:eastAsia="Arial"/>
+                <w:sz w:val="28"/>
+                <w:szCs w:val="28"/>
+              </w:rPr>
+              <w:t xml:space="preserve"> </w:t>
+            </w:r>
+          </w:p>
+        </w:tc>
+      </w:tr>
+    </w:tbl>
+    <w:p>
+      <w:pPr>
+        <w:pStyle w:val="Heading2"/>
+        <w:jc w:val="both"/>
+        <w:rPr>
+          <w:rFonts w:ascii="Times New Roman" w:eastAsia="Arial"/>
+          <w:b/>
+          <w:bCs/>
+          <w:color w:val="2E75B6"/>
+          <w:sz w:val="28"/>
+          <w:szCs w:val="28"/>
+        </w:rPr>
+      </w:pPr>
+    </w:p>
     <w:p>
       <w:pPr>
         <w:pStyle w:val="Heading2"/>
@@ -12781,12 +13121,12 @@
       </w:pPr>
     </w:p>
     <w:sectPr>
-      <w:headerReference w:type="even" r:id="rId22"/>
-      <w:headerReference w:type="default" r:id="rId23"/>
-      <w:footerReference w:type="even" r:id="rId24"/>
-      <w:footerReference w:type="default" r:id="rId25"/>
-      <w:headerReference w:type="first" r:id="rId26"/>
-      <w:footerReference w:type="first" r:id="rId27"/>
+      <w:headerReference w:type="even" r:id="rId24"/>
+      <w:headerReference w:type="default" r:id="rId25"/>
+      <w:footerReference w:type="even" r:id="rId26"/>
+      <w:footerReference w:type="default" r:id="rId27"/>
+      <w:headerReference w:type="first" r:id="rId28"/>
+      <w:footerReference w:type="first" r:id="rId29"/>
       <w:pgSz w:w="11906" w:h="16838" w:code="9"/>
       <w:pgMar w:top="851" w:right="851" w:bottom="1134" w:left="1701" w:header="0" w:footer="510" w:gutter="0"/>
       <w:cols w:space="708"/>

--- a/01-decision-trees-random-forests/Demo_Lesson_plan_ Dilrabo_Khidirova.docx
+++ b/01-decision-trees-random-forests/Demo_Lesson_plan_ Dilrabo_Khidirova.docx
@@ -2664,7 +2664,6 @@
                 <w:szCs w:val="28"/>
               </w:rPr>
             </w:pPr>
-            <w:proofErr w:type="spellStart"/>
             <w:r>
               <w:rPr>
                 <w:rFonts w:eastAsia="Arial"/>
@@ -2673,9 +2672,17 @@
                 <w:szCs w:val="28"/>
               </w:rPr>
               <w:lastRenderedPageBreak/>
-              <w:t>Wooclap</w:t>
-            </w:r>
-            <w:proofErr w:type="spellEnd"/>
+              <w:t>complex_concepts_demo.html</w:t>
+            </w:r>
+          </w:p>
+          <w:p>
+            <w:pPr>
+              <w:jc w:val="both"/>
+              <w:rPr>
+                <w:sz w:val="28"/>
+                <w:szCs w:val="28"/>
+              </w:rPr>
+            </w:pPr>
             <w:r>
               <w:rPr>
                 <w:rFonts w:eastAsia="Arial"/>
@@ -2683,43 +2690,6 @@
                 <w:sz w:val="28"/>
                 <w:szCs w:val="28"/>
               </w:rPr>
-              <w:t xml:space="preserve"> (code: YJNMXJ)</w:t>
-            </w:r>
-          </w:p>
-          <w:p>
-            <w:pPr>
-              <w:jc w:val="both"/>
-              <w:rPr>
-                <w:sz w:val="28"/>
-                <w:szCs w:val="28"/>
-              </w:rPr>
-            </w:pPr>
-            <w:r>
-              <w:rPr>
-                <w:rFonts w:eastAsia="Arial"/>
-                <w:color w:val="444444"/>
-                <w:sz w:val="28"/>
-                <w:szCs w:val="28"/>
-              </w:rPr>
-              <w:t>complex_concepts_demo.html</w:t>
-            </w:r>
-          </w:p>
-          <w:p>
-            <w:pPr>
-              <w:jc w:val="both"/>
-              <w:rPr>
-                <w:sz w:val="28"/>
-                <w:szCs w:val="28"/>
-              </w:rPr>
-            </w:pPr>
-            <w:r>
-              <w:rPr>
-                <w:rFonts w:eastAsia="Arial"/>
-                <w:color w:val="444444"/>
-                <w:sz w:val="28"/>
-                <w:szCs w:val="28"/>
-              </w:rPr>
-              <w:lastRenderedPageBreak/>
               <w:t>mlu-explain.github.io</w:t>
             </w:r>
           </w:p>
@@ -3381,12 +3351,6 @@
         <w:gridCol w:w="9360"/>
       </w:tblGrid>
       <w:tr>
-        <w:tblPrEx>
-          <w:tblCellMar>
-            <w:top w:w="0" w:type="dxa"/>
-            <w:bottom w:w="0" w:type="dxa"/>
-          </w:tblCellMar>
-        </w:tblPrEx>
         <w:tc>
           <w:tcPr>
             <w:tcW w:w="9360" w:type="dxa"/>
@@ -3426,12 +3390,6 @@
         </w:tc>
       </w:tr>
       <w:tr>
-        <w:tblPrEx>
-          <w:tblCellMar>
-            <w:top w:w="0" w:type="dxa"/>
-            <w:bottom w:w="0" w:type="dxa"/>
-          </w:tblCellMar>
-        </w:tblPrEx>
         <w:tc>
           <w:tcPr>
             <w:tcW w:w="9360" w:type="dxa"/>
@@ -3645,12 +3603,6 @@
         <w:gridCol w:w="9360"/>
       </w:tblGrid>
       <w:tr>
-        <w:tblPrEx>
-          <w:tblCellMar>
-            <w:top w:w="0" w:type="dxa"/>
-            <w:bottom w:w="0" w:type="dxa"/>
-          </w:tblCellMar>
-        </w:tblPrEx>
         <w:tc>
           <w:tcPr>
             <w:tcW w:w="9360" w:type="dxa"/>
@@ -3690,12 +3642,6 @@
         </w:tc>
       </w:tr>
       <w:tr>
-        <w:tblPrEx>
-          <w:tblCellMar>
-            <w:top w:w="0" w:type="dxa"/>
-            <w:bottom w:w="0" w:type="dxa"/>
-          </w:tblCellMar>
-        </w:tblPrEx>
         <w:tc>
           <w:tcPr>
             <w:tcW w:w="9360" w:type="dxa"/>
@@ -3915,27 +3861,7 @@
                 <w:sz w:val="28"/>
                 <w:szCs w:val="28"/>
               </w:rPr>
-              <w:t xml:space="preserve">Decision Trees </w:t>
-            </w:r>
-            <w:r>
-              <w:rPr>
-                <w:rFonts w:eastAsia="Arial"/>
-                <w:b/>
-                <w:bCs/>
-                <w:sz w:val="28"/>
-                <w:szCs w:val="28"/>
-              </w:rPr>
-              <w:t>and</w:t>
-            </w:r>
-            <w:r>
-              <w:rPr>
-                <w:rFonts w:eastAsia="Arial"/>
-                <w:b/>
-                <w:bCs/>
-                <w:sz w:val="28"/>
-                <w:szCs w:val="28"/>
-              </w:rPr>
-              <w:t xml:space="preserve"> Random Forests</w:t>
+              <w:t>Decision Trees and Random Forests</w:t>
             </w:r>
             <w:r>
               <w:rPr>
@@ -3978,12 +3904,6 @@
         <w:gridCol w:w="9360"/>
       </w:tblGrid>
       <w:tr>
-        <w:tblPrEx>
-          <w:tblCellMar>
-            <w:top w:w="0" w:type="dxa"/>
-            <w:bottom w:w="0" w:type="dxa"/>
-          </w:tblCellMar>
-        </w:tblPrEx>
         <w:tc>
           <w:tcPr>
             <w:tcW w:w="9360" w:type="dxa"/>
@@ -4023,12 +3943,6 @@
         </w:tc>
       </w:tr>
       <w:tr>
-        <w:tblPrEx>
-          <w:tblCellMar>
-            <w:top w:w="0" w:type="dxa"/>
-            <w:bottom w:w="0" w:type="dxa"/>
-          </w:tblCellMar>
-        </w:tblPrEx>
         <w:tc>
           <w:tcPr>
             <w:tcW w:w="9360" w:type="dxa"/>
@@ -4080,19 +3994,10 @@
                   <w:sz w:val="28"/>
                   <w:szCs w:val="28"/>
                 </w:rPr>
-                <w:t>lin</w:t>
-              </w:r>
-              <w:r>
-                <w:rPr>
-                  <w:rStyle w:val="Hyperlink"/>
-                  <w:rFonts w:eastAsia="Arial"/>
-                  <w:sz w:val="28"/>
-                  <w:szCs w:val="28"/>
-                </w:rPr>
-                <w:t>k</w:t>
+                <w:t>link</w:t>
               </w:r>
             </w:hyperlink>
-            <w:hyperlink r:id="rId14" w:history="1"/>
+            <w:hyperlink r:id="rId14" w:anchor="room=2543529b42e2db1a49cc,jugFg2ZNm4hNHfGPApbolA" w:history="1"/>
           </w:p>
           <w:p>
             <w:pPr>
@@ -6210,12 +6115,6 @@
         <w:gridCol w:w="9360"/>
       </w:tblGrid>
       <w:tr>
-        <w:tblPrEx>
-          <w:tblCellMar>
-            <w:top w:w="0" w:type="dxa"/>
-            <w:bottom w:w="0" w:type="dxa"/>
-          </w:tblCellMar>
-        </w:tblPrEx>
         <w:tc>
           <w:tcPr>
             <w:tcW w:w="9360" w:type="dxa"/>
@@ -6255,12 +6154,6 @@
         </w:tc>
       </w:tr>
       <w:tr>
-        <w:tblPrEx>
-          <w:tblCellMar>
-            <w:top w:w="0" w:type="dxa"/>
-            <w:bottom w:w="0" w:type="dxa"/>
-          </w:tblCellMar>
-        </w:tblPrEx>
         <w:tc>
           <w:tcPr>
             <w:tcW w:w="9360" w:type="dxa"/>
@@ -17533,6 +17426,7 @@
   <w:style w:type="character" w:default="1" w:styleId="DefaultParagraphFont">
     <w:name w:val="Default Paragraph Font"/>
     <w:uiPriority w:val="1"/>
+    <w:semiHidden/>
     <w:unhideWhenUsed/>
   </w:style>
   <w:style w:type="table" w:default="1" w:styleId="TableNormal">
@@ -18031,6 +17925,30 @@
 </file>
 
 <file path=customXml/item1.xml><?xml version="1.0" encoding="utf-8"?>
+<p:properties xmlns:p="http://schemas.microsoft.com/office/2006/metadata/properties" xmlns:xsi="http://www.w3.org/2001/XMLSchema-instance" xmlns:pc="http://schemas.microsoft.com/office/infopath/2007/PartnerControls">
+  <documentManagement>
+    <SharedWithUsers xmlns="cd2bce81-b418-4cd8-9935-4e402d3140b0">
+      <UserInfo>
+        <DisplayName>Oksana Pelekhata</DisplayName>
+        <AccountId>159</AccountId>
+        <AccountType/>
+      </UserInfo>
+      <UserInfo>
+        <DisplayName>Dina Kanybek</DisplayName>
+        <AccountId>968</AccountId>
+        <AccountType/>
+      </UserInfo>
+    </SharedWithUsers>
+    <lcf76f155ced4ddcb4097134ff3c332f xmlns="735c9ed8-4a47-4862-b7c0-361fb59caa7d">
+      <Terms xmlns="http://schemas.microsoft.com/office/infopath/2007/PartnerControls"/>
+    </lcf76f155ced4ddcb4097134ff3c332f>
+    <TaxCatchAll xmlns="cd2bce81-b418-4cd8-9935-4e402d3140b0" xsi:nil="true"/>
+    <Comment xmlns="735c9ed8-4a47-4862-b7c0-361fb59caa7d" xsi:nil="true"/>
+  </documentManagement>
+</p:properties>
+</file>
+
+<file path=customXml/item2.xml><?xml version="1.0" encoding="utf-8"?>
 <ct:contentTypeSchema xmlns:ct="http://schemas.microsoft.com/office/2006/metadata/contentType" xmlns:ma="http://schemas.microsoft.com/office/2006/metadata/properties/metaAttributes" ct:_="" ma:_="" ma:contentTypeName="Document" ma:contentTypeID="0x010100C8B9ED9C4810624CBA6425FEDBF45585" ma:contentTypeVersion="19" ma:contentTypeDescription="Create a new document." ma:contentTypeScope="" ma:versionID="1ee61240ef27ff538cd4cbd7d2fb51f5">
   <xsd:schema xmlns:xsd="http://www.w3.org/2001/XMLSchema" xmlns:xs="http://www.w3.org/2001/XMLSchema" xmlns:p="http://schemas.microsoft.com/office/2006/metadata/properties" xmlns:ns2="cd2bce81-b418-4cd8-9935-4e402d3140b0" xmlns:ns3="735c9ed8-4a47-4862-b7c0-361fb59caa7d" targetNamespace="http://schemas.microsoft.com/office/2006/metadata/properties" ma:root="true" ma:fieldsID="1392374966ef09e1fb3063108395ea64" ns2:_="" ns3:_="">
     <xsd:import namespace="cd2bce81-b418-4cd8-9935-4e402d3140b0"/>
@@ -18293,30 +18211,6 @@
 </ct:contentTypeSchema>
 </file>
 
-<file path=customXml/item2.xml><?xml version="1.0" encoding="utf-8"?>
-<p:properties xmlns:p="http://schemas.microsoft.com/office/2006/metadata/properties" xmlns:xsi="http://www.w3.org/2001/XMLSchema-instance" xmlns:pc="http://schemas.microsoft.com/office/infopath/2007/PartnerControls">
-  <documentManagement>
-    <SharedWithUsers xmlns="cd2bce81-b418-4cd8-9935-4e402d3140b0">
-      <UserInfo>
-        <DisplayName>Oksana Pelekhata</DisplayName>
-        <AccountId>159</AccountId>
-        <AccountType/>
-      </UserInfo>
-      <UserInfo>
-        <DisplayName>Dina Kanybek</DisplayName>
-        <AccountId>968</AccountId>
-        <AccountType/>
-      </UserInfo>
-    </SharedWithUsers>
-    <lcf76f155ced4ddcb4097134ff3c332f xmlns="735c9ed8-4a47-4862-b7c0-361fb59caa7d">
-      <Terms xmlns="http://schemas.microsoft.com/office/infopath/2007/PartnerControls"/>
-    </lcf76f155ced4ddcb4097134ff3c332f>
-    <TaxCatchAll xmlns="cd2bce81-b418-4cd8-9935-4e402d3140b0" xsi:nil="true"/>
-    <Comment xmlns="735c9ed8-4a47-4862-b7c0-361fb59caa7d" xsi:nil="true"/>
-  </documentManagement>
-</p:properties>
-</file>
-
 <file path=customXml/item3.xml><?xml version="1.0" encoding="utf-8"?>
 <?mso-contentType ?>
 <FormTemplates xmlns="http://schemas.microsoft.com/sharepoint/v3/contenttype/forms">
@@ -18327,6 +18221,17 @@
 </file>
 
 <file path=customXml/itemProps1.xml><?xml version="1.0" encoding="utf-8"?>
+<ds:datastoreItem xmlns:ds="http://schemas.openxmlformats.org/officeDocument/2006/customXml" ds:itemID="{F29725C4-A30E-4DED-A427-724079C7922B}">
+  <ds:schemaRefs>
+    <ds:schemaRef ds:uri="http://schemas.microsoft.com/office/2006/metadata/properties"/>
+    <ds:schemaRef ds:uri="http://schemas.microsoft.com/office/infopath/2007/PartnerControls"/>
+    <ds:schemaRef ds:uri="cd2bce81-b418-4cd8-9935-4e402d3140b0"/>
+    <ds:schemaRef ds:uri="735c9ed8-4a47-4862-b7c0-361fb59caa7d"/>
+  </ds:schemaRefs>
+</ds:datastoreItem>
+</file>
+
+<file path=customXml/itemProps2.xml><?xml version="1.0" encoding="utf-8"?>
 <ds:datastoreItem xmlns:ds="http://schemas.openxmlformats.org/officeDocument/2006/customXml" ds:itemID="{268D107D-A99E-4ABE-A2C8-C86689926A0B}">
   <ds:schemaRefs>
     <ds:schemaRef ds:uri="http://schemas.microsoft.com/office/2006/metadata/contentType"/>
@@ -18345,17 +18250,6 @@
 </ds:datastoreItem>
 </file>
 
-<file path=customXml/itemProps2.xml><?xml version="1.0" encoding="utf-8"?>
-<ds:datastoreItem xmlns:ds="http://schemas.openxmlformats.org/officeDocument/2006/customXml" ds:itemID="{F29725C4-A30E-4DED-A427-724079C7922B}">
-  <ds:schemaRefs>
-    <ds:schemaRef ds:uri="http://schemas.microsoft.com/office/2006/metadata/properties"/>
-    <ds:schemaRef ds:uri="http://schemas.microsoft.com/office/infopath/2007/PartnerControls"/>
-    <ds:schemaRef ds:uri="cd2bce81-b418-4cd8-9935-4e402d3140b0"/>
-    <ds:schemaRef ds:uri="735c9ed8-4a47-4862-b7c0-361fb59caa7d"/>
-  </ds:schemaRefs>
-</ds:datastoreItem>
-</file>
-
 <file path=customXml/itemProps3.xml><?xml version="1.0" encoding="utf-8"?>
 <ds:datastoreItem xmlns:ds="http://schemas.openxmlformats.org/officeDocument/2006/customXml" ds:itemID="{D0F7312D-E84A-49E4-A5E7-A8054A822638}">
   <ds:schemaRefs>
